--- a/docs/LEXI_формулы_и_алгоритмы.docx
+++ b/docs/LEXI_формулы_и_алгоритмы.docx
@@ -45,15 +45,7 @@
           <w:sz w:val="24"/>
           <w:szCs w:val="24"/>
         </w:rPr>
-        <w:t>Все формулы трёх модулей портала LEXI, формулы из сервера проекта Lexi, астрономические формулы ситуационного центра LEXI Space и алгоритмы, которые реально работают в его коде: орбиты, геометрия GNSS, фильтр Калмана, постквантовая подпись, поиск и обучени</w:t>
-      </w:r>
-      <w:r>
-        <w:rPr>
-          <w:color w:val="6B665D"/>
-          <w:sz w:val="24"/>
-          <w:szCs w:val="24"/>
-        </w:rPr>
-        <w:t>е LexiAI.</w:t>
+        <w:t>Все формулы трёх модулей портала LEXI, формулы орбитальной механики и астрономии ситуационного центра LEXI Space и алгоритмы, которые реально работают в его коде: орбиты, геометрия GNSS, фильтр Калмана, постквантовая подпись, поиск и обучение LexiAI.</w:t>
       </w:r>
     </w:p>
     <w:tbl>
@@ -71,7 +63,7 @@
           <w:left w:w="10" w:type="dxa"/>
           <w:right w:w="10" w:type="dxa"/>
         </w:tblCellMar>
-        <w:tblLook w:val="04A0" w:firstRow="1" w:lastRow="0" w:firstColumn="1" w:lastColumn="0" w:noHBand="0" w:noVBand="1"/>
+        <w:tblLook w:val="0000" w:firstRow="0" w:lastRow="0" w:firstColumn="0" w:lastColumn="0" w:noHBand="0" w:noVBand="0"/>
       </w:tblPr>
       <w:tblGrid>
         <w:gridCol w:w="5000"/>
@@ -109,7 +101,14 @@
                 <w:sz w:val="20"/>
                 <w:szCs w:val="20"/>
               </w:rPr>
-              <w:t>Формул</w:t>
+              <w:t>Форму</w:t>
+            </w:r>
+            <w:r>
+              <w:rPr>
+                <w:sz w:val="20"/>
+                <w:szCs w:val="20"/>
+              </w:rPr>
+              <w:t>л</w:t>
             </w:r>
           </w:p>
         </w:tc>
@@ -432,7 +431,7 @@
     <w:sdt>
       <w:sdtPr>
         <w:alias w:val="Содержание"/>
-        <w:id w:val="1887522157"/>
+        <w:id w:val="1596046359"/>
       </w:sdtPr>
       <w:sdtEndPr/>
       <w:sdtContent>
@@ -457,7 +456,7 @@
           <w:r>
             <w:fldChar w:fldCharType="separate"/>
           </w:r>
-          <w:hyperlink w:anchor="_Toc243223553" w:history="1">
+          <w:hyperlink w:anchor="_Toc243260097" w:history="1">
             <w:r>
               <w:rPr>
                 <w:rStyle w:val="a5"/>
@@ -481,7 +480,7 @@
               <w:rPr>
                 <w:noProof/>
               </w:rPr>
-              <w:instrText xml:space="preserve"> PAGEREF _Toc243223553 \h </w:instrText>
+              <w:instrText xml:space="preserve"> PAGEREF _Toc243260097 \h </w:instrText>
             </w:r>
             <w:r>
               <w:rPr>
@@ -520,7 +519,7 @@
               <w:color w:val="auto"/>
             </w:rPr>
           </w:pPr>
-          <w:hyperlink w:anchor="_Toc243223554" w:history="1">
+          <w:hyperlink w:anchor="_Toc243260098" w:history="1">
             <w:r>
               <w:rPr>
                 <w:rStyle w:val="a5"/>
@@ -544,7 +543,7 @@
               <w:rPr>
                 <w:noProof/>
               </w:rPr>
-              <w:instrText xml:space="preserve"> PAGEREF _Toc243223554 \h </w:instrText>
+              <w:instrText xml:space="preserve"> PAGEREF _Toc243260098 \h </w:instrText>
             </w:r>
             <w:r>
               <w:rPr>
@@ -583,7 +582,7 @@
               <w:color w:val="auto"/>
             </w:rPr>
           </w:pPr>
-          <w:hyperlink w:anchor="_Toc243223555" w:history="1">
+          <w:hyperlink w:anchor="_Toc243260099" w:history="1">
             <w:r>
               <w:rPr>
                 <w:rStyle w:val="a5"/>
@@ -607,7 +606,7 @@
               <w:rPr>
                 <w:noProof/>
               </w:rPr>
-              <w:instrText xml:space="preserve"> PAGEREF _Toc243223555 \h </w:instrText>
+              <w:instrText xml:space="preserve"> PAGEREF _Toc243260099 \h </w:instrText>
             </w:r>
             <w:r>
               <w:rPr>
@@ -646,7 +645,7 @@
               <w:color w:val="auto"/>
             </w:rPr>
           </w:pPr>
-          <w:hyperlink w:anchor="_Toc243223556" w:history="1">
+          <w:hyperlink w:anchor="_Toc243260100" w:history="1">
             <w:r>
               <w:rPr>
                 <w:rStyle w:val="a5"/>
@@ -670,7 +669,7 @@
               <w:rPr>
                 <w:noProof/>
               </w:rPr>
-              <w:instrText xml:space="preserve"> PAGEREF _Toc243223556 \h </w:instrText>
+              <w:instrText xml:space="preserve"> PAGEREF _Toc243260100 \h </w:instrText>
             </w:r>
             <w:r>
               <w:rPr>
@@ -709,13 +708,13 @@
               <w:color w:val="auto"/>
             </w:rPr>
           </w:pPr>
-          <w:hyperlink w:anchor="_Toc243223557" w:history="1">
+          <w:hyperlink w:anchor="_Toc243260101" w:history="1">
             <w:r>
               <w:rPr>
                 <w:rStyle w:val="a5"/>
                 <w:noProof/>
               </w:rPr>
-              <w:t>Формулы сервера Lexi и астрономия LEXI Space</w:t>
+              <w:t>Астрономия и орбитальная механика</w:t>
             </w:r>
             <w:r>
               <w:rPr>
@@ -733,7 +732,7 @@
               <w:rPr>
                 <w:noProof/>
               </w:rPr>
-              <w:instrText xml:space="preserve"> PAGEREF _Toc243223557 \h </w:instrText>
+              <w:instrText xml:space="preserve"> PAGEREF _Toc243260101 \h </w:instrText>
             </w:r>
             <w:r>
               <w:rPr>
@@ -751,6 +750,69 @@
                 <w:noProof/>
               </w:rPr>
               <w:t>13</w:t>
+            </w:r>
+            <w:r>
+              <w:rPr>
+                <w:noProof/>
+              </w:rPr>
+              <w:fldChar w:fldCharType="end"/>
+            </w:r>
+          </w:hyperlink>
+        </w:p>
+        <w:p>
+          <w:pPr>
+            <w:pStyle w:val="11"/>
+            <w:tabs>
+              <w:tab w:val="right" w:leader="dot" w:pos="9628"/>
+            </w:tabs>
+            <w:rPr>
+              <w:rFonts w:asciiTheme="minorHAnsi" w:eastAsiaTheme="minorEastAsia" w:hAnsiTheme="minorHAnsi" w:cstheme="minorBidi"/>
+              <w:noProof/>
+              <w:color w:val="auto"/>
+            </w:rPr>
+          </w:pPr>
+          <w:hyperlink w:anchor="_Toc243260102" w:history="1">
+            <w:r>
+              <w:rPr>
+                <w:rStyle w:val="a5"/>
+                <w:noProof/>
+              </w:rPr>
+              <w:t>Алгоритмы LEXI Space</w:t>
+            </w:r>
+            <w:r>
+              <w:rPr>
+                <w:noProof/>
+              </w:rPr>
+              <w:tab/>
+            </w:r>
+            <w:r>
+              <w:rPr>
+                <w:noProof/>
+              </w:rPr>
+              <w:fldChar w:fldCharType="begin"/>
+            </w:r>
+            <w:r>
+              <w:rPr>
+                <w:noProof/>
+              </w:rPr>
+              <w:instrText xml:space="preserve"> PAGEREF _Toc243260102 \h </w:instrText>
+            </w:r>
+            <w:r>
+              <w:rPr>
+                <w:noProof/>
+              </w:rPr>
+            </w:r>
+            <w:r>
+              <w:rPr>
+                <w:noProof/>
+              </w:rPr>
+              <w:fldChar w:fldCharType="separate"/>
+            </w:r>
+            <w:r>
+              <w:rPr>
+                <w:noProof/>
+              </w:rPr>
+              <w:t>16</w:t>
             </w:r>
             <w:r>
               <w:rPr>
@@ -772,13 +834,13 @@
               <w:color w:val="auto"/>
             </w:rPr>
           </w:pPr>
-          <w:hyperlink w:anchor="_Toc243223558" w:history="1">
+          <w:hyperlink w:anchor="_Toc243260103" w:history="1">
             <w:r>
               <w:rPr>
                 <w:rStyle w:val="a5"/>
                 <w:noProof/>
               </w:rPr>
-              <w:t>Из сервера проекта Lexi (server.py)</w:t>
+              <w:t>1. Положение спутника по элементам TLE (SGP4)</w:t>
             </w:r>
             <w:r>
               <w:rPr>
@@ -796,7 +858,7 @@
               <w:rPr>
                 <w:noProof/>
               </w:rPr>
-              <w:instrText xml:space="preserve"> PAGEREF _Toc243223558 \h </w:instrText>
+              <w:instrText xml:space="preserve"> PAGEREF _Toc243260103 \h </w:instrText>
             </w:r>
             <w:r>
               <w:rPr>
@@ -813,7 +875,7 @@
               <w:rPr>
                 <w:noProof/>
               </w:rPr>
-              <w:t>13</w:t>
+              <w:t>16</w:t>
             </w:r>
             <w:r>
               <w:rPr>
@@ -835,13 +897,13 @@
               <w:color w:val="auto"/>
             </w:rPr>
           </w:pPr>
-          <w:hyperlink w:anchor="_Toc243223559" w:history="1">
+          <w:hyperlink w:anchor="_Toc243260104" w:history="1">
             <w:r>
               <w:rPr>
                 <w:rStyle w:val="a5"/>
                 <w:noProof/>
               </w:rPr>
-              <w:t>Для карточек небесных объектов</w:t>
+              <w:t>2. Доплеровский сдвиг для наблюдателя</w:t>
             </w:r>
             <w:r>
               <w:rPr>
@@ -859,7 +921,7 @@
               <w:rPr>
                 <w:noProof/>
               </w:rPr>
-              <w:instrText xml:space="preserve"> PAGEREF _Toc243223559 \h </w:instrText>
+              <w:instrText xml:space="preserve"> PAGEREF _Toc243260104 \h </w:instrText>
             </w:r>
             <w:r>
               <w:rPr>
@@ -876,7 +938,952 @@
               <w:rPr>
                 <w:noProof/>
               </w:rPr>
-              <w:t>13</w:t>
+              <w:t>16</w:t>
+            </w:r>
+            <w:r>
+              <w:rPr>
+                <w:noProof/>
+              </w:rPr>
+              <w:fldChar w:fldCharType="end"/>
+            </w:r>
+          </w:hyperlink>
+        </w:p>
+        <w:p>
+          <w:pPr>
+            <w:pStyle w:val="20"/>
+            <w:tabs>
+              <w:tab w:val="right" w:leader="dot" w:pos="9628"/>
+            </w:tabs>
+            <w:rPr>
+              <w:rFonts w:asciiTheme="minorHAnsi" w:eastAsiaTheme="minorEastAsia" w:hAnsiTheme="minorHAnsi" w:cstheme="minorBidi"/>
+              <w:noProof/>
+              <w:color w:val="auto"/>
+            </w:rPr>
+          </w:pPr>
+          <w:hyperlink w:anchor="_Toc243260105" w:history="1">
+            <w:r>
+              <w:rPr>
+                <w:rStyle w:val="a5"/>
+                <w:noProof/>
+              </w:rPr>
+              <w:t>3. Следующий пролёт над наблюдателем</w:t>
+            </w:r>
+            <w:r>
+              <w:rPr>
+                <w:noProof/>
+              </w:rPr>
+              <w:tab/>
+            </w:r>
+            <w:r>
+              <w:rPr>
+                <w:noProof/>
+              </w:rPr>
+              <w:fldChar w:fldCharType="begin"/>
+            </w:r>
+            <w:r>
+              <w:rPr>
+                <w:noProof/>
+              </w:rPr>
+              <w:instrText xml:space="preserve"> PAGEREF _Toc243260105 \h </w:instrText>
+            </w:r>
+            <w:r>
+              <w:rPr>
+                <w:noProof/>
+              </w:rPr>
+            </w:r>
+            <w:r>
+              <w:rPr>
+                <w:noProof/>
+              </w:rPr>
+              <w:fldChar w:fldCharType="separate"/>
+            </w:r>
+            <w:r>
+              <w:rPr>
+                <w:noProof/>
+              </w:rPr>
+              <w:t>16</w:t>
+            </w:r>
+            <w:r>
+              <w:rPr>
+                <w:noProof/>
+              </w:rPr>
+              <w:fldChar w:fldCharType="end"/>
+            </w:r>
+          </w:hyperlink>
+        </w:p>
+        <w:p>
+          <w:pPr>
+            <w:pStyle w:val="20"/>
+            <w:tabs>
+              <w:tab w:val="right" w:leader="dot" w:pos="9628"/>
+            </w:tabs>
+            <w:rPr>
+              <w:rFonts w:asciiTheme="minorHAnsi" w:eastAsiaTheme="minorEastAsia" w:hAnsiTheme="minorHAnsi" w:cstheme="minorBidi"/>
+              <w:noProof/>
+              <w:color w:val="auto"/>
+            </w:rPr>
+          </w:pPr>
+          <w:hyperlink w:anchor="_Toc243260106" w:history="1">
+            <w:r>
+              <w:rPr>
+                <w:rStyle w:val="a5"/>
+                <w:noProof/>
+              </w:rPr>
+              <w:t>4. Геометрия навигационных спутников (PDOP, HDOP)</w:t>
+            </w:r>
+            <w:r>
+              <w:rPr>
+                <w:noProof/>
+              </w:rPr>
+              <w:tab/>
+            </w:r>
+            <w:r>
+              <w:rPr>
+                <w:noProof/>
+              </w:rPr>
+              <w:fldChar w:fldCharType="begin"/>
+            </w:r>
+            <w:r>
+              <w:rPr>
+                <w:noProof/>
+              </w:rPr>
+              <w:instrText xml:space="preserve"> PAGEREF _Toc243260106 \h </w:instrText>
+            </w:r>
+            <w:r>
+              <w:rPr>
+                <w:noProof/>
+              </w:rPr>
+            </w:r>
+            <w:r>
+              <w:rPr>
+                <w:noProof/>
+              </w:rPr>
+              <w:fldChar w:fldCharType="separate"/>
+            </w:r>
+            <w:r>
+              <w:rPr>
+                <w:noProof/>
+              </w:rPr>
+              <w:t>16</w:t>
+            </w:r>
+            <w:r>
+              <w:rPr>
+                <w:noProof/>
+              </w:rPr>
+              <w:fldChar w:fldCharType="end"/>
+            </w:r>
+          </w:hyperlink>
+        </w:p>
+        <w:p>
+          <w:pPr>
+            <w:pStyle w:val="20"/>
+            <w:tabs>
+              <w:tab w:val="right" w:leader="dot" w:pos="9628"/>
+            </w:tabs>
+            <w:rPr>
+              <w:rFonts w:asciiTheme="minorHAnsi" w:eastAsiaTheme="minorEastAsia" w:hAnsiTheme="minorHAnsi" w:cstheme="minorBidi"/>
+              <w:noProof/>
+              <w:color w:val="auto"/>
+            </w:rPr>
+          </w:pPr>
+          <w:hyperlink w:anchor="_Toc243260107" w:history="1">
+            <w:r>
+              <w:rPr>
+                <w:rStyle w:val="a5"/>
+                <w:noProof/>
+              </w:rPr>
+              <w:t>5. Доступность RAIM</w:t>
+            </w:r>
+            <w:r>
+              <w:rPr>
+                <w:noProof/>
+              </w:rPr>
+              <w:tab/>
+            </w:r>
+            <w:r>
+              <w:rPr>
+                <w:noProof/>
+              </w:rPr>
+              <w:fldChar w:fldCharType="begin"/>
+            </w:r>
+            <w:r>
+              <w:rPr>
+                <w:noProof/>
+              </w:rPr>
+              <w:instrText xml:space="preserve"> PAGEREF _Toc243260107 \h </w:instrText>
+            </w:r>
+            <w:r>
+              <w:rPr>
+                <w:noProof/>
+              </w:rPr>
+            </w:r>
+            <w:r>
+              <w:rPr>
+                <w:noProof/>
+              </w:rPr>
+              <w:fldChar w:fldCharType="separate"/>
+            </w:r>
+            <w:r>
+              <w:rPr>
+                <w:noProof/>
+              </w:rPr>
+              <w:t>17</w:t>
+            </w:r>
+            <w:r>
+              <w:rPr>
+                <w:noProof/>
+              </w:rPr>
+              <w:fldChar w:fldCharType="end"/>
+            </w:r>
+          </w:hyperlink>
+        </w:p>
+        <w:p>
+          <w:pPr>
+            <w:pStyle w:val="20"/>
+            <w:tabs>
+              <w:tab w:val="right" w:leader="dot" w:pos="9628"/>
+            </w:tabs>
+            <w:rPr>
+              <w:rFonts w:asciiTheme="minorHAnsi" w:eastAsiaTheme="minorEastAsia" w:hAnsiTheme="minorHAnsi" w:cstheme="minorBidi"/>
+              <w:noProof/>
+              <w:color w:val="auto"/>
+            </w:rPr>
+          </w:pPr>
+          <w:hyperlink w:anchor="_Toc243260108" w:history="1">
+            <w:r>
+              <w:rPr>
+                <w:rStyle w:val="a5"/>
+                <w:noProof/>
+              </w:rPr>
+              <w:t>6. Фильтр Калмана по геолокации устройства</w:t>
+            </w:r>
+            <w:r>
+              <w:rPr>
+                <w:noProof/>
+              </w:rPr>
+              <w:tab/>
+            </w:r>
+            <w:r>
+              <w:rPr>
+                <w:noProof/>
+              </w:rPr>
+              <w:fldChar w:fldCharType="begin"/>
+            </w:r>
+            <w:r>
+              <w:rPr>
+                <w:noProof/>
+              </w:rPr>
+              <w:instrText xml:space="preserve"> PAGEREF _Toc243260108 \h </w:instrText>
+            </w:r>
+            <w:r>
+              <w:rPr>
+                <w:noProof/>
+              </w:rPr>
+            </w:r>
+            <w:r>
+              <w:rPr>
+                <w:noProof/>
+              </w:rPr>
+              <w:fldChar w:fldCharType="separate"/>
+            </w:r>
+            <w:r>
+              <w:rPr>
+                <w:noProof/>
+              </w:rPr>
+              <w:t>17</w:t>
+            </w:r>
+            <w:r>
+              <w:rPr>
+                <w:noProof/>
+              </w:rPr>
+              <w:fldChar w:fldCharType="end"/>
+            </w:r>
+          </w:hyperlink>
+        </w:p>
+        <w:p>
+          <w:pPr>
+            <w:pStyle w:val="20"/>
+            <w:tabs>
+              <w:tab w:val="right" w:leader="dot" w:pos="9628"/>
+            </w:tabs>
+            <w:rPr>
+              <w:rFonts w:asciiTheme="minorHAnsi" w:eastAsiaTheme="minorEastAsia" w:hAnsiTheme="minorHAnsi" w:cstheme="minorBidi"/>
+              <w:noProof/>
+              <w:color w:val="auto"/>
+            </w:rPr>
+          </w:pPr>
+          <w:hyperlink w:anchor="_Toc243260109" w:history="1">
+            <w:r>
+              <w:rPr>
+                <w:rStyle w:val="a5"/>
+                <w:noProof/>
+              </w:rPr>
+              <w:t>7. Целостность орбитальных элементов</w:t>
+            </w:r>
+            <w:r>
+              <w:rPr>
+                <w:noProof/>
+              </w:rPr>
+              <w:tab/>
+            </w:r>
+            <w:r>
+              <w:rPr>
+                <w:noProof/>
+              </w:rPr>
+              <w:fldChar w:fldCharType="begin"/>
+            </w:r>
+            <w:r>
+              <w:rPr>
+                <w:noProof/>
+              </w:rPr>
+              <w:instrText xml:space="preserve"> PAGEREF _Toc243260109 \h </w:instrText>
+            </w:r>
+            <w:r>
+              <w:rPr>
+                <w:noProof/>
+              </w:rPr>
+            </w:r>
+            <w:r>
+              <w:rPr>
+                <w:noProof/>
+              </w:rPr>
+              <w:fldChar w:fldCharType="separate"/>
+            </w:r>
+            <w:r>
+              <w:rPr>
+                <w:noProof/>
+              </w:rPr>
+              <w:t>18</w:t>
+            </w:r>
+            <w:r>
+              <w:rPr>
+                <w:noProof/>
+              </w:rPr>
+              <w:fldChar w:fldCharType="end"/>
+            </w:r>
+          </w:hyperlink>
+        </w:p>
+        <w:p>
+          <w:pPr>
+            <w:pStyle w:val="20"/>
+            <w:tabs>
+              <w:tab w:val="right" w:leader="dot" w:pos="9628"/>
+            </w:tabs>
+            <w:rPr>
+              <w:rFonts w:asciiTheme="minorHAnsi" w:eastAsiaTheme="minorEastAsia" w:hAnsiTheme="minorHAnsi" w:cstheme="minorBidi"/>
+              <w:noProof/>
+              <w:color w:val="auto"/>
+            </w:rPr>
+          </w:pPr>
+          <w:hyperlink w:anchor="_Toc243260110" w:history="1">
+            <w:r>
+              <w:rPr>
+                <w:rStyle w:val="a5"/>
+                <w:noProof/>
+              </w:rPr>
+              <w:t>8. МКС и Южно-Атлантическая аномалия</w:t>
+            </w:r>
+            <w:r>
+              <w:rPr>
+                <w:noProof/>
+              </w:rPr>
+              <w:tab/>
+            </w:r>
+            <w:r>
+              <w:rPr>
+                <w:noProof/>
+              </w:rPr>
+              <w:fldChar w:fldCharType="begin"/>
+            </w:r>
+            <w:r>
+              <w:rPr>
+                <w:noProof/>
+              </w:rPr>
+              <w:instrText xml:space="preserve"> PAGEREF _Toc243260110 \h </w:instrText>
+            </w:r>
+            <w:r>
+              <w:rPr>
+                <w:noProof/>
+              </w:rPr>
+            </w:r>
+            <w:r>
+              <w:rPr>
+                <w:noProof/>
+              </w:rPr>
+              <w:fldChar w:fldCharType="separate"/>
+            </w:r>
+            <w:r>
+              <w:rPr>
+                <w:noProof/>
+              </w:rPr>
+              <w:t>18</w:t>
+            </w:r>
+            <w:r>
+              <w:rPr>
+                <w:noProof/>
+              </w:rPr>
+              <w:fldChar w:fldCharType="end"/>
+            </w:r>
+          </w:hyperlink>
+        </w:p>
+        <w:p>
+          <w:pPr>
+            <w:pStyle w:val="20"/>
+            <w:tabs>
+              <w:tab w:val="right" w:leader="dot" w:pos="9628"/>
+            </w:tabs>
+            <w:rPr>
+              <w:rFonts w:asciiTheme="minorHAnsi" w:eastAsiaTheme="minorEastAsia" w:hAnsiTheme="minorHAnsi" w:cstheme="minorBidi"/>
+              <w:noProof/>
+              <w:color w:val="auto"/>
+            </w:rPr>
+          </w:pPr>
+          <w:hyperlink w:anchor="_Toc243260111" w:history="1">
+            <w:r>
+              <w:rPr>
+                <w:rStyle w:val="a5"/>
+                <w:noProof/>
+              </w:rPr>
+              <w:t>9. Подпись данных ML-DSA-65</w:t>
+            </w:r>
+            <w:r>
+              <w:rPr>
+                <w:noProof/>
+              </w:rPr>
+              <w:tab/>
+            </w:r>
+            <w:r>
+              <w:rPr>
+                <w:noProof/>
+              </w:rPr>
+              <w:fldChar w:fldCharType="begin"/>
+            </w:r>
+            <w:r>
+              <w:rPr>
+                <w:noProof/>
+              </w:rPr>
+              <w:instrText xml:space="preserve"> PAGEREF _Toc243260111 \h </w:instrText>
+            </w:r>
+            <w:r>
+              <w:rPr>
+                <w:noProof/>
+              </w:rPr>
+            </w:r>
+            <w:r>
+              <w:rPr>
+                <w:noProof/>
+              </w:rPr>
+              <w:fldChar w:fldCharType="separate"/>
+            </w:r>
+            <w:r>
+              <w:rPr>
+                <w:noProof/>
+              </w:rPr>
+              <w:t>18</w:t>
+            </w:r>
+            <w:r>
+              <w:rPr>
+                <w:noProof/>
+              </w:rPr>
+              <w:fldChar w:fldCharType="end"/>
+            </w:r>
+          </w:hyperlink>
+        </w:p>
+        <w:p>
+          <w:pPr>
+            <w:pStyle w:val="20"/>
+            <w:tabs>
+              <w:tab w:val="right" w:leader="dot" w:pos="9628"/>
+            </w:tabs>
+            <w:rPr>
+              <w:rFonts w:asciiTheme="minorHAnsi" w:eastAsiaTheme="minorEastAsia" w:hAnsiTheme="minorHAnsi" w:cstheme="minorBidi"/>
+              <w:noProof/>
+              <w:color w:val="auto"/>
+            </w:rPr>
+          </w:pPr>
+          <w:hyperlink w:anchor="_Toc243260112" w:history="1">
+            <w:r>
+              <w:rPr>
+                <w:rStyle w:val="a5"/>
+                <w:noProof/>
+              </w:rPr>
+              <w:t>10. Гибридный ключ X25519 + ML-KEM-768</w:t>
+            </w:r>
+            <w:r>
+              <w:rPr>
+                <w:noProof/>
+              </w:rPr>
+              <w:tab/>
+            </w:r>
+            <w:r>
+              <w:rPr>
+                <w:noProof/>
+              </w:rPr>
+              <w:fldChar w:fldCharType="begin"/>
+            </w:r>
+            <w:r>
+              <w:rPr>
+                <w:noProof/>
+              </w:rPr>
+              <w:instrText xml:space="preserve"> PAGEREF _Toc243260112 \h </w:instrText>
+            </w:r>
+            <w:r>
+              <w:rPr>
+                <w:noProof/>
+              </w:rPr>
+            </w:r>
+            <w:r>
+              <w:rPr>
+                <w:noProof/>
+              </w:rPr>
+              <w:fldChar w:fldCharType="separate"/>
+            </w:r>
+            <w:r>
+              <w:rPr>
+                <w:noProof/>
+              </w:rPr>
+              <w:t>18</w:t>
+            </w:r>
+            <w:r>
+              <w:rPr>
+                <w:noProof/>
+              </w:rPr>
+              <w:fldChar w:fldCharType="end"/>
+            </w:r>
+          </w:hyperlink>
+        </w:p>
+        <w:p>
+          <w:pPr>
+            <w:pStyle w:val="20"/>
+            <w:tabs>
+              <w:tab w:val="right" w:leader="dot" w:pos="9628"/>
+            </w:tabs>
+            <w:rPr>
+              <w:rFonts w:asciiTheme="minorHAnsi" w:eastAsiaTheme="minorEastAsia" w:hAnsiTheme="minorHAnsi" w:cstheme="minorBidi"/>
+              <w:noProof/>
+              <w:color w:val="auto"/>
+            </w:rPr>
+          </w:pPr>
+          <w:hyperlink w:anchor="_Toc243260113" w:history="1">
+            <w:r>
+              <w:rPr>
+                <w:rStyle w:val="a5"/>
+                <w:noProof/>
+              </w:rPr>
+              <w:t>11. Подавление помехи антенной решёткой (калькулятор MVDR)</w:t>
+            </w:r>
+            <w:r>
+              <w:rPr>
+                <w:noProof/>
+              </w:rPr>
+              <w:tab/>
+            </w:r>
+            <w:r>
+              <w:rPr>
+                <w:noProof/>
+              </w:rPr>
+              <w:fldChar w:fldCharType="begin"/>
+            </w:r>
+            <w:r>
+              <w:rPr>
+                <w:noProof/>
+              </w:rPr>
+              <w:instrText xml:space="preserve"> PAGEREF _Toc243260113 \h </w:instrText>
+            </w:r>
+            <w:r>
+              <w:rPr>
+                <w:noProof/>
+              </w:rPr>
+            </w:r>
+            <w:r>
+              <w:rPr>
+                <w:noProof/>
+              </w:rPr>
+              <w:fldChar w:fldCharType="separate"/>
+            </w:r>
+            <w:r>
+              <w:rPr>
+                <w:noProof/>
+              </w:rPr>
+              <w:t>19</w:t>
+            </w:r>
+            <w:r>
+              <w:rPr>
+                <w:noProof/>
+              </w:rPr>
+              <w:fldChar w:fldCharType="end"/>
+            </w:r>
+          </w:hyperlink>
+        </w:p>
+        <w:p>
+          <w:pPr>
+            <w:pStyle w:val="20"/>
+            <w:tabs>
+              <w:tab w:val="right" w:leader="dot" w:pos="9628"/>
+            </w:tabs>
+            <w:rPr>
+              <w:rFonts w:asciiTheme="minorHAnsi" w:eastAsiaTheme="minorEastAsia" w:hAnsiTheme="minorHAnsi" w:cstheme="minorBidi"/>
+              <w:noProof/>
+              <w:color w:val="auto"/>
+            </w:rPr>
+          </w:pPr>
+          <w:hyperlink w:anchor="_Toc243260114" w:history="1">
+            <w:r>
+              <w:rPr>
+                <w:rStyle w:val="a5"/>
+                <w:noProof/>
+              </w:rPr>
+              <w:t>12. Квантиль распределения хи-квадрат</w:t>
+            </w:r>
+            <w:r>
+              <w:rPr>
+                <w:noProof/>
+              </w:rPr>
+              <w:tab/>
+            </w:r>
+            <w:r>
+              <w:rPr>
+                <w:noProof/>
+              </w:rPr>
+              <w:fldChar w:fldCharType="begin"/>
+            </w:r>
+            <w:r>
+              <w:rPr>
+                <w:noProof/>
+              </w:rPr>
+              <w:instrText xml:space="preserve"> PAGEREF _Toc243260114 \h </w:instrText>
+            </w:r>
+            <w:r>
+              <w:rPr>
+                <w:noProof/>
+              </w:rPr>
+            </w:r>
+            <w:r>
+              <w:rPr>
+                <w:noProof/>
+              </w:rPr>
+              <w:fldChar w:fldCharType="separate"/>
+            </w:r>
+            <w:r>
+              <w:rPr>
+                <w:noProof/>
+              </w:rPr>
+              <w:t>19</w:t>
+            </w:r>
+            <w:r>
+              <w:rPr>
+                <w:noProof/>
+              </w:rPr>
+              <w:fldChar w:fldCharType="end"/>
+            </w:r>
+          </w:hyperlink>
+        </w:p>
+        <w:p>
+          <w:pPr>
+            <w:pStyle w:val="20"/>
+            <w:tabs>
+              <w:tab w:val="right" w:leader="dot" w:pos="9628"/>
+            </w:tabs>
+            <w:rPr>
+              <w:rFonts w:asciiTheme="minorHAnsi" w:eastAsiaTheme="minorEastAsia" w:hAnsiTheme="minorHAnsi" w:cstheme="minorBidi"/>
+              <w:noProof/>
+              <w:color w:val="auto"/>
+            </w:rPr>
+          </w:pPr>
+          <w:hyperlink w:anchor="_Toc243260115" w:history="1">
+            <w:r>
+              <w:rPr>
+                <w:rStyle w:val="a5"/>
+                <w:noProof/>
+              </w:rPr>
+              <w:t>13. Небо над наблюдателем</w:t>
+            </w:r>
+            <w:r>
+              <w:rPr>
+                <w:noProof/>
+              </w:rPr>
+              <w:tab/>
+            </w:r>
+            <w:r>
+              <w:rPr>
+                <w:noProof/>
+              </w:rPr>
+              <w:fldChar w:fldCharType="begin"/>
+            </w:r>
+            <w:r>
+              <w:rPr>
+                <w:noProof/>
+              </w:rPr>
+              <w:instrText xml:space="preserve"> PAGEREF _Toc243260115 \h </w:instrText>
+            </w:r>
+            <w:r>
+              <w:rPr>
+                <w:noProof/>
+              </w:rPr>
+            </w:r>
+            <w:r>
+              <w:rPr>
+                <w:noProof/>
+              </w:rPr>
+              <w:fldChar w:fldCharType="separate"/>
+            </w:r>
+            <w:r>
+              <w:rPr>
+                <w:noProof/>
+              </w:rPr>
+              <w:t>19</w:t>
+            </w:r>
+            <w:r>
+              <w:rPr>
+                <w:noProof/>
+              </w:rPr>
+              <w:fldChar w:fldCharType="end"/>
+            </w:r>
+          </w:hyperlink>
+        </w:p>
+        <w:p>
+          <w:pPr>
+            <w:pStyle w:val="20"/>
+            <w:tabs>
+              <w:tab w:val="right" w:leader="dot" w:pos="9628"/>
+            </w:tabs>
+            <w:rPr>
+              <w:rFonts w:asciiTheme="minorHAnsi" w:eastAsiaTheme="minorEastAsia" w:hAnsiTheme="minorHAnsi" w:cstheme="minorBidi"/>
+              <w:noProof/>
+              <w:color w:val="auto"/>
+            </w:rPr>
+          </w:pPr>
+          <w:hyperlink w:anchor="_Toc243260116" w:history="1">
+            <w:r>
+              <w:rPr>
+                <w:rStyle w:val="a5"/>
+                <w:noProof/>
+              </w:rPr>
+              <w:t>14. Цвет и размер звёзд</w:t>
+            </w:r>
+            <w:r>
+              <w:rPr>
+                <w:noProof/>
+              </w:rPr>
+              <w:tab/>
+            </w:r>
+            <w:r>
+              <w:rPr>
+                <w:noProof/>
+              </w:rPr>
+              <w:fldChar w:fldCharType="begin"/>
+            </w:r>
+            <w:r>
+              <w:rPr>
+                <w:noProof/>
+              </w:rPr>
+              <w:instrText xml:space="preserve"> PAGEREF _Toc243260116 \h </w:instrText>
+            </w:r>
+            <w:r>
+              <w:rPr>
+                <w:noProof/>
+              </w:rPr>
+            </w:r>
+            <w:r>
+              <w:rPr>
+                <w:noProof/>
+              </w:rPr>
+              <w:fldChar w:fldCharType="separate"/>
+            </w:r>
+            <w:r>
+              <w:rPr>
+                <w:noProof/>
+              </w:rPr>
+              <w:t>20</w:t>
+            </w:r>
+            <w:r>
+              <w:rPr>
+                <w:noProof/>
+              </w:rPr>
+              <w:fldChar w:fldCharType="end"/>
+            </w:r>
+          </w:hyperlink>
+        </w:p>
+        <w:p>
+          <w:pPr>
+            <w:pStyle w:val="20"/>
+            <w:tabs>
+              <w:tab w:val="right" w:leader="dot" w:pos="9628"/>
+            </w:tabs>
+            <w:rPr>
+              <w:rFonts w:asciiTheme="minorHAnsi" w:eastAsiaTheme="minorEastAsia" w:hAnsiTheme="minorHAnsi" w:cstheme="minorBidi"/>
+              <w:noProof/>
+              <w:color w:val="auto"/>
+            </w:rPr>
+          </w:pPr>
+          <w:hyperlink w:anchor="_Toc243260117" w:history="1">
+            <w:r>
+              <w:rPr>
+                <w:rStyle w:val="a5"/>
+                <w:noProof/>
+              </w:rPr>
+              <w:t>15. Масштаб Солнечной системы</w:t>
+            </w:r>
+            <w:r>
+              <w:rPr>
+                <w:noProof/>
+              </w:rPr>
+              <w:tab/>
+            </w:r>
+            <w:r>
+              <w:rPr>
+                <w:noProof/>
+              </w:rPr>
+              <w:fldChar w:fldCharType="begin"/>
+            </w:r>
+            <w:r>
+              <w:rPr>
+                <w:noProof/>
+              </w:rPr>
+              <w:instrText xml:space="preserve"> PAGEREF _Toc243260117 \h </w:instrText>
+            </w:r>
+            <w:r>
+              <w:rPr>
+                <w:noProof/>
+              </w:rPr>
+            </w:r>
+            <w:r>
+              <w:rPr>
+                <w:noProof/>
+              </w:rPr>
+              <w:fldChar w:fldCharType="separate"/>
+            </w:r>
+            <w:r>
+              <w:rPr>
+                <w:noProof/>
+              </w:rPr>
+              <w:t>20</w:t>
+            </w:r>
+            <w:r>
+              <w:rPr>
+                <w:noProof/>
+              </w:rPr>
+              <w:fldChar w:fldCharType="end"/>
+            </w:r>
+          </w:hyperlink>
+        </w:p>
+        <w:p>
+          <w:pPr>
+            <w:pStyle w:val="20"/>
+            <w:tabs>
+              <w:tab w:val="right" w:leader="dot" w:pos="9628"/>
+            </w:tabs>
+            <w:rPr>
+              <w:rFonts w:asciiTheme="minorHAnsi" w:eastAsiaTheme="minorEastAsia" w:hAnsiTheme="minorHAnsi" w:cstheme="minorBidi"/>
+              <w:noProof/>
+              <w:color w:val="auto"/>
+            </w:rPr>
+          </w:pPr>
+          <w:hyperlink w:anchor="_Toc243260118" w:history="1">
+            <w:r>
+              <w:rPr>
+                <w:rStyle w:val="a5"/>
+                <w:noProof/>
+              </w:rPr>
+              <w:t>16. Поиск ответа для LexiAI</w:t>
+            </w:r>
+            <w:r>
+              <w:rPr>
+                <w:noProof/>
+              </w:rPr>
+              <w:tab/>
+            </w:r>
+            <w:r>
+              <w:rPr>
+                <w:noProof/>
+              </w:rPr>
+              <w:fldChar w:fldCharType="begin"/>
+            </w:r>
+            <w:r>
+              <w:rPr>
+                <w:noProof/>
+              </w:rPr>
+              <w:instrText xml:space="preserve"> PAGEREF _Toc243260118 \h </w:instrText>
+            </w:r>
+            <w:r>
+              <w:rPr>
+                <w:noProof/>
+              </w:rPr>
+            </w:r>
+            <w:r>
+              <w:rPr>
+                <w:noProof/>
+              </w:rPr>
+              <w:fldChar w:fldCharType="separate"/>
+            </w:r>
+            <w:r>
+              <w:rPr>
+                <w:noProof/>
+              </w:rPr>
+              <w:t>20</w:t>
+            </w:r>
+            <w:r>
+              <w:rPr>
+                <w:noProof/>
+              </w:rPr>
+              <w:fldChar w:fldCharType="end"/>
+            </w:r>
+          </w:hyperlink>
+        </w:p>
+        <w:p>
+          <w:pPr>
+            <w:pStyle w:val="20"/>
+            <w:tabs>
+              <w:tab w:val="right" w:leader="dot" w:pos="9628"/>
+            </w:tabs>
+            <w:rPr>
+              <w:rFonts w:asciiTheme="minorHAnsi" w:eastAsiaTheme="minorEastAsia" w:hAnsiTheme="minorHAnsi" w:cstheme="minorBidi"/>
+              <w:noProof/>
+              <w:color w:val="auto"/>
+            </w:rPr>
+          </w:pPr>
+          <w:hyperlink w:anchor="_Toc243260119" w:history="1">
+            <w:r>
+              <w:rPr>
+                <w:rStyle w:val="a5"/>
+                <w:noProof/>
+              </w:rPr>
+              <w:t>17. Обучение LexiAI</w:t>
+            </w:r>
+            <w:r>
+              <w:rPr>
+                <w:noProof/>
+              </w:rPr>
+              <w:tab/>
+            </w:r>
+            <w:r>
+              <w:rPr>
+                <w:noProof/>
+              </w:rPr>
+              <w:fldChar w:fldCharType="begin"/>
+            </w:r>
+            <w:r>
+              <w:rPr>
+                <w:noProof/>
+              </w:rPr>
+              <w:instrText xml:space="preserve"> PAGEREF _Toc243260119 \h </w:instrText>
+            </w:r>
+            <w:r>
+              <w:rPr>
+                <w:noProof/>
+              </w:rPr>
+            </w:r>
+            <w:r>
+              <w:rPr>
+                <w:noProof/>
+              </w:rPr>
+              <w:fldChar w:fldCharType="separate"/>
+            </w:r>
+            <w:r>
+              <w:rPr>
+                <w:noProof/>
+              </w:rPr>
+              <w:t>20</w:t>
             </w:r>
             <w:r>
               <w:rPr>
@@ -898,13 +1905,13 @@
               <w:color w:val="auto"/>
             </w:rPr>
           </w:pPr>
-          <w:hyperlink w:anchor="_Toc243223560" w:history="1">
+          <w:hyperlink w:anchor="_Toc243260120" w:history="1">
             <w:r>
               <w:rPr>
                 <w:rStyle w:val="a5"/>
                 <w:noProof/>
               </w:rPr>
-              <w:t>Алгоритмы LEXI Space</w:t>
+              <w:t>Сводная таблица формул</w:t>
             </w:r>
             <w:r>
               <w:rPr>
@@ -922,1141 +1929,7 @@
               <w:rPr>
                 <w:noProof/>
               </w:rPr>
-              <w:instrText xml:space="preserve"> PAGEREF _Toc243223560 \h </w:instrText>
-            </w:r>
-            <w:r>
-              <w:rPr>
-                <w:noProof/>
-              </w:rPr>
-            </w:r>
-            <w:r>
-              <w:rPr>
-                <w:noProof/>
-              </w:rPr>
-              <w:fldChar w:fldCharType="separate"/>
-            </w:r>
-            <w:r>
-              <w:rPr>
-                <w:noProof/>
-              </w:rPr>
-              <w:t>16</w:t>
-            </w:r>
-            <w:r>
-              <w:rPr>
-                <w:noProof/>
-              </w:rPr>
-              <w:fldChar w:fldCharType="end"/>
-            </w:r>
-          </w:hyperlink>
-        </w:p>
-        <w:p>
-          <w:pPr>
-            <w:pStyle w:val="20"/>
-            <w:tabs>
-              <w:tab w:val="right" w:leader="dot" w:pos="9628"/>
-            </w:tabs>
-            <w:rPr>
-              <w:rFonts w:asciiTheme="minorHAnsi" w:eastAsiaTheme="minorEastAsia" w:hAnsiTheme="minorHAnsi" w:cstheme="minorBidi"/>
-              <w:noProof/>
-              <w:color w:val="auto"/>
-            </w:rPr>
-          </w:pPr>
-          <w:hyperlink w:anchor="_Toc243223561" w:history="1">
-            <w:r>
-              <w:rPr>
-                <w:rStyle w:val="a5"/>
-                <w:noProof/>
-              </w:rPr>
-              <w:t>1. Положение спутника по элементам TLE (SGP4)</w:t>
-            </w:r>
-            <w:r>
-              <w:rPr>
-                <w:noProof/>
-              </w:rPr>
-              <w:tab/>
-            </w:r>
-            <w:r>
-              <w:rPr>
-                <w:noProof/>
-              </w:rPr>
-              <w:fldChar w:fldCharType="begin"/>
-            </w:r>
-            <w:r>
-              <w:rPr>
-                <w:noProof/>
-              </w:rPr>
-              <w:instrText xml:space="preserve"> PAGEREF _Toc243223561 \h </w:instrText>
-            </w:r>
-            <w:r>
-              <w:rPr>
-                <w:noProof/>
-              </w:rPr>
-            </w:r>
-            <w:r>
-              <w:rPr>
-                <w:noProof/>
-              </w:rPr>
-              <w:fldChar w:fldCharType="separate"/>
-            </w:r>
-            <w:r>
-              <w:rPr>
-                <w:noProof/>
-              </w:rPr>
-              <w:t>16</w:t>
-            </w:r>
-            <w:r>
-              <w:rPr>
-                <w:noProof/>
-              </w:rPr>
-              <w:fldChar w:fldCharType="end"/>
-            </w:r>
-          </w:hyperlink>
-        </w:p>
-        <w:p>
-          <w:pPr>
-            <w:pStyle w:val="20"/>
-            <w:tabs>
-              <w:tab w:val="right" w:leader="dot" w:pos="9628"/>
-            </w:tabs>
-            <w:rPr>
-              <w:rFonts w:asciiTheme="minorHAnsi" w:eastAsiaTheme="minorEastAsia" w:hAnsiTheme="minorHAnsi" w:cstheme="minorBidi"/>
-              <w:noProof/>
-              <w:color w:val="auto"/>
-            </w:rPr>
-          </w:pPr>
-          <w:hyperlink w:anchor="_Toc243223562" w:history="1">
-            <w:r>
-              <w:rPr>
-                <w:rStyle w:val="a5"/>
-                <w:noProof/>
-              </w:rPr>
-              <w:t>2. Доплеровский сдвиг для наблюдателя</w:t>
-            </w:r>
-            <w:r>
-              <w:rPr>
-                <w:noProof/>
-              </w:rPr>
-              <w:tab/>
-            </w:r>
-            <w:r>
-              <w:rPr>
-                <w:noProof/>
-              </w:rPr>
-              <w:fldChar w:fldCharType="begin"/>
-            </w:r>
-            <w:r>
-              <w:rPr>
-                <w:noProof/>
-              </w:rPr>
-              <w:instrText xml:space="preserve"> PAGEREF _Toc243223562 \h </w:instrText>
-            </w:r>
-            <w:r>
-              <w:rPr>
-                <w:noProof/>
-              </w:rPr>
-            </w:r>
-            <w:r>
-              <w:rPr>
-                <w:noProof/>
-              </w:rPr>
-              <w:fldChar w:fldCharType="separate"/>
-            </w:r>
-            <w:r>
-              <w:rPr>
-                <w:noProof/>
-              </w:rPr>
-              <w:t>16</w:t>
-            </w:r>
-            <w:r>
-              <w:rPr>
-                <w:noProof/>
-              </w:rPr>
-              <w:fldChar w:fldCharType="end"/>
-            </w:r>
-          </w:hyperlink>
-        </w:p>
-        <w:p>
-          <w:pPr>
-            <w:pStyle w:val="20"/>
-            <w:tabs>
-              <w:tab w:val="right" w:leader="dot" w:pos="9628"/>
-            </w:tabs>
-            <w:rPr>
-              <w:rFonts w:asciiTheme="minorHAnsi" w:eastAsiaTheme="minorEastAsia" w:hAnsiTheme="minorHAnsi" w:cstheme="minorBidi"/>
-              <w:noProof/>
-              <w:color w:val="auto"/>
-            </w:rPr>
-          </w:pPr>
-          <w:hyperlink w:anchor="_Toc243223563" w:history="1">
-            <w:r>
-              <w:rPr>
-                <w:rStyle w:val="a5"/>
-                <w:noProof/>
-              </w:rPr>
-              <w:t>3. Следующий пролёт над наблюдателем</w:t>
-            </w:r>
-            <w:r>
-              <w:rPr>
-                <w:noProof/>
-              </w:rPr>
-              <w:tab/>
-            </w:r>
-            <w:r>
-              <w:rPr>
-                <w:noProof/>
-              </w:rPr>
-              <w:fldChar w:fldCharType="begin"/>
-            </w:r>
-            <w:r>
-              <w:rPr>
-                <w:noProof/>
-              </w:rPr>
-              <w:instrText xml:space="preserve"> PAGEREF _Toc243223563 \h </w:instrText>
-            </w:r>
-            <w:r>
-              <w:rPr>
-                <w:noProof/>
-              </w:rPr>
-            </w:r>
-            <w:r>
-              <w:rPr>
-                <w:noProof/>
-              </w:rPr>
-              <w:fldChar w:fldCharType="separate"/>
-            </w:r>
-            <w:r>
-              <w:rPr>
-                <w:noProof/>
-              </w:rPr>
-              <w:t>16</w:t>
-            </w:r>
-            <w:r>
-              <w:rPr>
-                <w:noProof/>
-              </w:rPr>
-              <w:fldChar w:fldCharType="end"/>
-            </w:r>
-          </w:hyperlink>
-        </w:p>
-        <w:p>
-          <w:pPr>
-            <w:pStyle w:val="20"/>
-            <w:tabs>
-              <w:tab w:val="right" w:leader="dot" w:pos="9628"/>
-            </w:tabs>
-            <w:rPr>
-              <w:rFonts w:asciiTheme="minorHAnsi" w:eastAsiaTheme="minorEastAsia" w:hAnsiTheme="minorHAnsi" w:cstheme="minorBidi"/>
-              <w:noProof/>
-              <w:color w:val="auto"/>
-            </w:rPr>
-          </w:pPr>
-          <w:hyperlink w:anchor="_Toc243223564" w:history="1">
-            <w:r>
-              <w:rPr>
-                <w:rStyle w:val="a5"/>
-                <w:noProof/>
-              </w:rPr>
-              <w:t>4. Геометрия навигационных спутников (PDOP, HDOP)</w:t>
-            </w:r>
-            <w:r>
-              <w:rPr>
-                <w:noProof/>
-              </w:rPr>
-              <w:tab/>
-            </w:r>
-            <w:r>
-              <w:rPr>
-                <w:noProof/>
-              </w:rPr>
-              <w:fldChar w:fldCharType="begin"/>
-            </w:r>
-            <w:r>
-              <w:rPr>
-                <w:noProof/>
-              </w:rPr>
-              <w:instrText xml:space="preserve"> PAGEREF _Toc243223564 \h </w:instrText>
-            </w:r>
-            <w:r>
-              <w:rPr>
-                <w:noProof/>
-              </w:rPr>
-            </w:r>
-            <w:r>
-              <w:rPr>
-                <w:noProof/>
-              </w:rPr>
-              <w:fldChar w:fldCharType="separate"/>
-            </w:r>
-            <w:r>
-              <w:rPr>
-                <w:noProof/>
-              </w:rPr>
-              <w:t>16</w:t>
-            </w:r>
-            <w:r>
-              <w:rPr>
-                <w:noProof/>
-              </w:rPr>
-              <w:fldChar w:fldCharType="end"/>
-            </w:r>
-          </w:hyperlink>
-        </w:p>
-        <w:p>
-          <w:pPr>
-            <w:pStyle w:val="20"/>
-            <w:tabs>
-              <w:tab w:val="right" w:leader="dot" w:pos="9628"/>
-            </w:tabs>
-            <w:rPr>
-              <w:rFonts w:asciiTheme="minorHAnsi" w:eastAsiaTheme="minorEastAsia" w:hAnsiTheme="minorHAnsi" w:cstheme="minorBidi"/>
-              <w:noProof/>
-              <w:color w:val="auto"/>
-            </w:rPr>
-          </w:pPr>
-          <w:hyperlink w:anchor="_Toc243223565" w:history="1">
-            <w:r>
-              <w:rPr>
-                <w:rStyle w:val="a5"/>
-                <w:noProof/>
-              </w:rPr>
-              <w:t>5. Доступность RAIM</w:t>
-            </w:r>
-            <w:r>
-              <w:rPr>
-                <w:noProof/>
-              </w:rPr>
-              <w:tab/>
-            </w:r>
-            <w:r>
-              <w:rPr>
-                <w:noProof/>
-              </w:rPr>
-              <w:fldChar w:fldCharType="begin"/>
-            </w:r>
-            <w:r>
-              <w:rPr>
-                <w:noProof/>
-              </w:rPr>
-              <w:instrText xml:space="preserve"> PAGEREF _Toc243223565 \h </w:instrText>
-            </w:r>
-            <w:r>
-              <w:rPr>
-                <w:noProof/>
-              </w:rPr>
-            </w:r>
-            <w:r>
-              <w:rPr>
-                <w:noProof/>
-              </w:rPr>
-              <w:fldChar w:fldCharType="separate"/>
-            </w:r>
-            <w:r>
-              <w:rPr>
-                <w:noProof/>
-              </w:rPr>
-              <w:t>17</w:t>
-            </w:r>
-            <w:r>
-              <w:rPr>
-                <w:noProof/>
-              </w:rPr>
-              <w:fldChar w:fldCharType="end"/>
-            </w:r>
-          </w:hyperlink>
-        </w:p>
-        <w:p>
-          <w:pPr>
-            <w:pStyle w:val="20"/>
-            <w:tabs>
-              <w:tab w:val="right" w:leader="dot" w:pos="9628"/>
-            </w:tabs>
-            <w:rPr>
-              <w:rFonts w:asciiTheme="minorHAnsi" w:eastAsiaTheme="minorEastAsia" w:hAnsiTheme="minorHAnsi" w:cstheme="minorBidi"/>
-              <w:noProof/>
-              <w:color w:val="auto"/>
-            </w:rPr>
-          </w:pPr>
-          <w:hyperlink w:anchor="_Toc243223566" w:history="1">
-            <w:r>
-              <w:rPr>
-                <w:rStyle w:val="a5"/>
-                <w:noProof/>
-              </w:rPr>
-              <w:t>6. Фильтр Калмана по геолокации устройства</w:t>
-            </w:r>
-            <w:r>
-              <w:rPr>
-                <w:noProof/>
-              </w:rPr>
-              <w:tab/>
-            </w:r>
-            <w:r>
-              <w:rPr>
-                <w:noProof/>
-              </w:rPr>
-              <w:fldChar w:fldCharType="begin"/>
-            </w:r>
-            <w:r>
-              <w:rPr>
-                <w:noProof/>
-              </w:rPr>
-              <w:instrText xml:space="preserve"> PAGEREF _Toc243223566 \h </w:instrText>
-            </w:r>
-            <w:r>
-              <w:rPr>
-                <w:noProof/>
-              </w:rPr>
-            </w:r>
-            <w:r>
-              <w:rPr>
-                <w:noProof/>
-              </w:rPr>
-              <w:fldChar w:fldCharType="separate"/>
-            </w:r>
-            <w:r>
-              <w:rPr>
-                <w:noProof/>
-              </w:rPr>
-              <w:t>17</w:t>
-            </w:r>
-            <w:r>
-              <w:rPr>
-                <w:noProof/>
-              </w:rPr>
-              <w:fldChar w:fldCharType="end"/>
-            </w:r>
-          </w:hyperlink>
-        </w:p>
-        <w:p>
-          <w:pPr>
-            <w:pStyle w:val="20"/>
-            <w:tabs>
-              <w:tab w:val="right" w:leader="dot" w:pos="9628"/>
-            </w:tabs>
-            <w:rPr>
-              <w:rFonts w:asciiTheme="minorHAnsi" w:eastAsiaTheme="minorEastAsia" w:hAnsiTheme="minorHAnsi" w:cstheme="minorBidi"/>
-              <w:noProof/>
-              <w:color w:val="auto"/>
-            </w:rPr>
-          </w:pPr>
-          <w:hyperlink w:anchor="_Toc243223567" w:history="1">
-            <w:r>
-              <w:rPr>
-                <w:rStyle w:val="a5"/>
-                <w:noProof/>
-              </w:rPr>
-              <w:t>7. Целостность орбитальных элементов</w:t>
-            </w:r>
-            <w:r>
-              <w:rPr>
-                <w:noProof/>
-              </w:rPr>
-              <w:tab/>
-            </w:r>
-            <w:r>
-              <w:rPr>
-                <w:noProof/>
-              </w:rPr>
-              <w:fldChar w:fldCharType="begin"/>
-            </w:r>
-            <w:r>
-              <w:rPr>
-                <w:noProof/>
-              </w:rPr>
-              <w:instrText xml:space="preserve"> PAGEREF _Toc243223567 \h </w:instrText>
-            </w:r>
-            <w:r>
-              <w:rPr>
-                <w:noProof/>
-              </w:rPr>
-            </w:r>
-            <w:r>
-              <w:rPr>
-                <w:noProof/>
-              </w:rPr>
-              <w:fldChar w:fldCharType="separate"/>
-            </w:r>
-            <w:r>
-              <w:rPr>
-                <w:noProof/>
-              </w:rPr>
-              <w:t>18</w:t>
-            </w:r>
-            <w:r>
-              <w:rPr>
-                <w:noProof/>
-              </w:rPr>
-              <w:fldChar w:fldCharType="end"/>
-            </w:r>
-          </w:hyperlink>
-        </w:p>
-        <w:p>
-          <w:pPr>
-            <w:pStyle w:val="20"/>
-            <w:tabs>
-              <w:tab w:val="right" w:leader="dot" w:pos="9628"/>
-            </w:tabs>
-            <w:rPr>
-              <w:rFonts w:asciiTheme="minorHAnsi" w:eastAsiaTheme="minorEastAsia" w:hAnsiTheme="minorHAnsi" w:cstheme="minorBidi"/>
-              <w:noProof/>
-              <w:color w:val="auto"/>
-            </w:rPr>
-          </w:pPr>
-          <w:hyperlink w:anchor="_Toc243223568" w:history="1">
-            <w:r>
-              <w:rPr>
-                <w:rStyle w:val="a5"/>
-                <w:noProof/>
-              </w:rPr>
-              <w:t>8. МКС и Южно-Атлантическая аномалия</w:t>
-            </w:r>
-            <w:r>
-              <w:rPr>
-                <w:noProof/>
-              </w:rPr>
-              <w:tab/>
-            </w:r>
-            <w:r>
-              <w:rPr>
-                <w:noProof/>
-              </w:rPr>
-              <w:fldChar w:fldCharType="begin"/>
-            </w:r>
-            <w:r>
-              <w:rPr>
-                <w:noProof/>
-              </w:rPr>
-              <w:instrText xml:space="preserve"> PAGEREF _Toc243223568 \h </w:instrText>
-            </w:r>
-            <w:r>
-              <w:rPr>
-                <w:noProof/>
-              </w:rPr>
-            </w:r>
-            <w:r>
-              <w:rPr>
-                <w:noProof/>
-              </w:rPr>
-              <w:fldChar w:fldCharType="separate"/>
-            </w:r>
-            <w:r>
-              <w:rPr>
-                <w:noProof/>
-              </w:rPr>
-              <w:t>18</w:t>
-            </w:r>
-            <w:r>
-              <w:rPr>
-                <w:noProof/>
-              </w:rPr>
-              <w:fldChar w:fldCharType="end"/>
-            </w:r>
-          </w:hyperlink>
-        </w:p>
-        <w:p>
-          <w:pPr>
-            <w:pStyle w:val="20"/>
-            <w:tabs>
-              <w:tab w:val="right" w:leader="dot" w:pos="9628"/>
-            </w:tabs>
-            <w:rPr>
-              <w:rFonts w:asciiTheme="minorHAnsi" w:eastAsiaTheme="minorEastAsia" w:hAnsiTheme="minorHAnsi" w:cstheme="minorBidi"/>
-              <w:noProof/>
-              <w:color w:val="auto"/>
-            </w:rPr>
-          </w:pPr>
-          <w:hyperlink w:anchor="_Toc243223569" w:history="1">
-            <w:r>
-              <w:rPr>
-                <w:rStyle w:val="a5"/>
-                <w:noProof/>
-              </w:rPr>
-              <w:t>9. Подпись данных ML-DSA-65</w:t>
-            </w:r>
-            <w:r>
-              <w:rPr>
-                <w:noProof/>
-              </w:rPr>
-              <w:tab/>
-            </w:r>
-            <w:r>
-              <w:rPr>
-                <w:noProof/>
-              </w:rPr>
-              <w:fldChar w:fldCharType="begin"/>
-            </w:r>
-            <w:r>
-              <w:rPr>
-                <w:noProof/>
-              </w:rPr>
-              <w:instrText xml:space="preserve"> PAGEREF _Toc243223569 \h </w:instrText>
-            </w:r>
-            <w:r>
-              <w:rPr>
-                <w:noProof/>
-              </w:rPr>
-            </w:r>
-            <w:r>
-              <w:rPr>
-                <w:noProof/>
-              </w:rPr>
-              <w:fldChar w:fldCharType="separate"/>
-            </w:r>
-            <w:r>
-              <w:rPr>
-                <w:noProof/>
-              </w:rPr>
-              <w:t>18</w:t>
-            </w:r>
-            <w:r>
-              <w:rPr>
-                <w:noProof/>
-              </w:rPr>
-              <w:fldChar w:fldCharType="end"/>
-            </w:r>
-          </w:hyperlink>
-        </w:p>
-        <w:p>
-          <w:pPr>
-            <w:pStyle w:val="20"/>
-            <w:tabs>
-              <w:tab w:val="right" w:leader="dot" w:pos="9628"/>
-            </w:tabs>
-            <w:rPr>
-              <w:rFonts w:asciiTheme="minorHAnsi" w:eastAsiaTheme="minorEastAsia" w:hAnsiTheme="minorHAnsi" w:cstheme="minorBidi"/>
-              <w:noProof/>
-              <w:color w:val="auto"/>
-            </w:rPr>
-          </w:pPr>
-          <w:hyperlink w:anchor="_Toc243223570" w:history="1">
-            <w:r>
-              <w:rPr>
-                <w:rStyle w:val="a5"/>
-                <w:noProof/>
-              </w:rPr>
-              <w:t>10. Гибридный ключ X25519 + ML-KEM-768</w:t>
-            </w:r>
-            <w:r>
-              <w:rPr>
-                <w:noProof/>
-              </w:rPr>
-              <w:tab/>
-            </w:r>
-            <w:r>
-              <w:rPr>
-                <w:noProof/>
-              </w:rPr>
-              <w:fldChar w:fldCharType="begin"/>
-            </w:r>
-            <w:r>
-              <w:rPr>
-                <w:noProof/>
-              </w:rPr>
-              <w:instrText xml:space="preserve"> PAGEREF _Toc243223570 \h </w:instrText>
-            </w:r>
-            <w:r>
-              <w:rPr>
-                <w:noProof/>
-              </w:rPr>
-            </w:r>
-            <w:r>
-              <w:rPr>
-                <w:noProof/>
-              </w:rPr>
-              <w:fldChar w:fldCharType="separate"/>
-            </w:r>
-            <w:r>
-              <w:rPr>
-                <w:noProof/>
-              </w:rPr>
-              <w:t>18</w:t>
-            </w:r>
-            <w:r>
-              <w:rPr>
-                <w:noProof/>
-              </w:rPr>
-              <w:fldChar w:fldCharType="end"/>
-            </w:r>
-          </w:hyperlink>
-        </w:p>
-        <w:p>
-          <w:pPr>
-            <w:pStyle w:val="20"/>
-            <w:tabs>
-              <w:tab w:val="right" w:leader="dot" w:pos="9628"/>
-            </w:tabs>
-            <w:rPr>
-              <w:rFonts w:asciiTheme="minorHAnsi" w:eastAsiaTheme="minorEastAsia" w:hAnsiTheme="minorHAnsi" w:cstheme="minorBidi"/>
-              <w:noProof/>
-              <w:color w:val="auto"/>
-            </w:rPr>
-          </w:pPr>
-          <w:hyperlink w:anchor="_Toc243223571" w:history="1">
-            <w:r>
-              <w:rPr>
-                <w:rStyle w:val="a5"/>
-                <w:noProof/>
-              </w:rPr>
-              <w:t>11. Подавление помехи антенной решёткой (калькулятор MVDR)</w:t>
-            </w:r>
-            <w:r>
-              <w:rPr>
-                <w:noProof/>
-              </w:rPr>
-              <w:tab/>
-            </w:r>
-            <w:r>
-              <w:rPr>
-                <w:noProof/>
-              </w:rPr>
-              <w:fldChar w:fldCharType="begin"/>
-            </w:r>
-            <w:r>
-              <w:rPr>
-                <w:noProof/>
-              </w:rPr>
-              <w:instrText xml:space="preserve"> PAGEREF _Toc243223571 \h </w:instrText>
-            </w:r>
-            <w:r>
-              <w:rPr>
-                <w:noProof/>
-              </w:rPr>
-            </w:r>
-            <w:r>
-              <w:rPr>
-                <w:noProof/>
-              </w:rPr>
-              <w:fldChar w:fldCharType="separate"/>
-            </w:r>
-            <w:r>
-              <w:rPr>
-                <w:noProof/>
-              </w:rPr>
-              <w:t>19</w:t>
-            </w:r>
-            <w:r>
-              <w:rPr>
-                <w:noProof/>
-              </w:rPr>
-              <w:fldChar w:fldCharType="end"/>
-            </w:r>
-          </w:hyperlink>
-        </w:p>
-        <w:p>
-          <w:pPr>
-            <w:pStyle w:val="20"/>
-            <w:tabs>
-              <w:tab w:val="right" w:leader="dot" w:pos="9628"/>
-            </w:tabs>
-            <w:rPr>
-              <w:rFonts w:asciiTheme="minorHAnsi" w:eastAsiaTheme="minorEastAsia" w:hAnsiTheme="minorHAnsi" w:cstheme="minorBidi"/>
-              <w:noProof/>
-              <w:color w:val="auto"/>
-            </w:rPr>
-          </w:pPr>
-          <w:hyperlink w:anchor="_Toc243223572" w:history="1">
-            <w:r>
-              <w:rPr>
-                <w:rStyle w:val="a5"/>
-                <w:noProof/>
-              </w:rPr>
-              <w:t>12. Квантиль распределения хи-квадрат</w:t>
-            </w:r>
-            <w:r>
-              <w:rPr>
-                <w:noProof/>
-              </w:rPr>
-              <w:tab/>
-            </w:r>
-            <w:r>
-              <w:rPr>
-                <w:noProof/>
-              </w:rPr>
-              <w:fldChar w:fldCharType="begin"/>
-            </w:r>
-            <w:r>
-              <w:rPr>
-                <w:noProof/>
-              </w:rPr>
-              <w:instrText xml:space="preserve"> PAGEREF _Toc243223572 \h </w:instrText>
-            </w:r>
-            <w:r>
-              <w:rPr>
-                <w:noProof/>
-              </w:rPr>
-            </w:r>
-            <w:r>
-              <w:rPr>
-                <w:noProof/>
-              </w:rPr>
-              <w:fldChar w:fldCharType="separate"/>
-            </w:r>
-            <w:r>
-              <w:rPr>
-                <w:noProof/>
-              </w:rPr>
-              <w:t>19</w:t>
-            </w:r>
-            <w:r>
-              <w:rPr>
-                <w:noProof/>
-              </w:rPr>
-              <w:fldChar w:fldCharType="end"/>
-            </w:r>
-          </w:hyperlink>
-        </w:p>
-        <w:p>
-          <w:pPr>
-            <w:pStyle w:val="20"/>
-            <w:tabs>
-              <w:tab w:val="right" w:leader="dot" w:pos="9628"/>
-            </w:tabs>
-            <w:rPr>
-              <w:rFonts w:asciiTheme="minorHAnsi" w:eastAsiaTheme="minorEastAsia" w:hAnsiTheme="minorHAnsi" w:cstheme="minorBidi"/>
-              <w:noProof/>
-              <w:color w:val="auto"/>
-            </w:rPr>
-          </w:pPr>
-          <w:hyperlink w:anchor="_Toc243223573" w:history="1">
-            <w:r>
-              <w:rPr>
-                <w:rStyle w:val="a5"/>
-                <w:noProof/>
-              </w:rPr>
-              <w:t>13. Небо над наблюдателем</w:t>
-            </w:r>
-            <w:r>
-              <w:rPr>
-                <w:noProof/>
-              </w:rPr>
-              <w:tab/>
-            </w:r>
-            <w:r>
-              <w:rPr>
-                <w:noProof/>
-              </w:rPr>
-              <w:fldChar w:fldCharType="begin"/>
-            </w:r>
-            <w:r>
-              <w:rPr>
-                <w:noProof/>
-              </w:rPr>
-              <w:instrText xml:space="preserve"> PAGEREF _Toc243223573 \h </w:instrText>
-            </w:r>
-            <w:r>
-              <w:rPr>
-                <w:noProof/>
-              </w:rPr>
-            </w:r>
-            <w:r>
-              <w:rPr>
-                <w:noProof/>
-              </w:rPr>
-              <w:fldChar w:fldCharType="separate"/>
-            </w:r>
-            <w:r>
-              <w:rPr>
-                <w:noProof/>
-              </w:rPr>
-              <w:t>19</w:t>
-            </w:r>
-            <w:r>
-              <w:rPr>
-                <w:noProof/>
-              </w:rPr>
-              <w:fldChar w:fldCharType="end"/>
-            </w:r>
-          </w:hyperlink>
-        </w:p>
-        <w:p>
-          <w:pPr>
-            <w:pStyle w:val="20"/>
-            <w:tabs>
-              <w:tab w:val="right" w:leader="dot" w:pos="9628"/>
-            </w:tabs>
-            <w:rPr>
-              <w:rFonts w:asciiTheme="minorHAnsi" w:eastAsiaTheme="minorEastAsia" w:hAnsiTheme="minorHAnsi" w:cstheme="minorBidi"/>
-              <w:noProof/>
-              <w:color w:val="auto"/>
-            </w:rPr>
-          </w:pPr>
-          <w:hyperlink w:anchor="_Toc243223574" w:history="1">
-            <w:r>
-              <w:rPr>
-                <w:rStyle w:val="a5"/>
-                <w:noProof/>
-              </w:rPr>
-              <w:t>14. Цвет и размер звёзд</w:t>
-            </w:r>
-            <w:r>
-              <w:rPr>
-                <w:noProof/>
-              </w:rPr>
-              <w:tab/>
-            </w:r>
-            <w:r>
-              <w:rPr>
-                <w:noProof/>
-              </w:rPr>
-              <w:fldChar w:fldCharType="begin"/>
-            </w:r>
-            <w:r>
-              <w:rPr>
-                <w:noProof/>
-              </w:rPr>
-              <w:instrText xml:space="preserve"> PAGEREF _Toc243223574 \h </w:instrText>
-            </w:r>
-            <w:r>
-              <w:rPr>
-                <w:noProof/>
-              </w:rPr>
-            </w:r>
-            <w:r>
-              <w:rPr>
-                <w:noProof/>
-              </w:rPr>
-              <w:fldChar w:fldCharType="separate"/>
-            </w:r>
-            <w:r>
-              <w:rPr>
-                <w:noProof/>
-              </w:rPr>
-              <w:t>20</w:t>
-            </w:r>
-            <w:r>
-              <w:rPr>
-                <w:noProof/>
-              </w:rPr>
-              <w:fldChar w:fldCharType="end"/>
-            </w:r>
-          </w:hyperlink>
-        </w:p>
-        <w:p>
-          <w:pPr>
-            <w:pStyle w:val="20"/>
-            <w:tabs>
-              <w:tab w:val="right" w:leader="dot" w:pos="9628"/>
-            </w:tabs>
-            <w:rPr>
-              <w:rFonts w:asciiTheme="minorHAnsi" w:eastAsiaTheme="minorEastAsia" w:hAnsiTheme="minorHAnsi" w:cstheme="minorBidi"/>
-              <w:noProof/>
-              <w:color w:val="auto"/>
-            </w:rPr>
-          </w:pPr>
-          <w:hyperlink w:anchor="_Toc243223575" w:history="1">
-            <w:r>
-              <w:rPr>
-                <w:rStyle w:val="a5"/>
-                <w:noProof/>
-              </w:rPr>
-              <w:t>15. Масштаб Солнечной системы</w:t>
-            </w:r>
-            <w:r>
-              <w:rPr>
-                <w:noProof/>
-              </w:rPr>
-              <w:tab/>
-            </w:r>
-            <w:r>
-              <w:rPr>
-                <w:noProof/>
-              </w:rPr>
-              <w:fldChar w:fldCharType="begin"/>
-            </w:r>
-            <w:r>
-              <w:rPr>
-                <w:noProof/>
-              </w:rPr>
-              <w:instrText xml:space="preserve"> PAGEREF _Toc243223575 \h </w:instrText>
-            </w:r>
-            <w:r>
-              <w:rPr>
-                <w:noProof/>
-              </w:rPr>
-            </w:r>
-            <w:r>
-              <w:rPr>
-                <w:noProof/>
-              </w:rPr>
-              <w:fldChar w:fldCharType="separate"/>
-            </w:r>
-            <w:r>
-              <w:rPr>
-                <w:noProof/>
-              </w:rPr>
-              <w:t>20</w:t>
-            </w:r>
-            <w:r>
-              <w:rPr>
-                <w:noProof/>
-              </w:rPr>
-              <w:fldChar w:fldCharType="end"/>
-            </w:r>
-          </w:hyperlink>
-        </w:p>
-        <w:p>
-          <w:pPr>
-            <w:pStyle w:val="20"/>
-            <w:tabs>
-              <w:tab w:val="right" w:leader="dot" w:pos="9628"/>
-            </w:tabs>
-            <w:rPr>
-              <w:rFonts w:asciiTheme="minorHAnsi" w:eastAsiaTheme="minorEastAsia" w:hAnsiTheme="minorHAnsi" w:cstheme="minorBidi"/>
-              <w:noProof/>
-              <w:color w:val="auto"/>
-            </w:rPr>
-          </w:pPr>
-          <w:hyperlink w:anchor="_Toc243223576" w:history="1">
-            <w:r>
-              <w:rPr>
-                <w:rStyle w:val="a5"/>
-                <w:noProof/>
-              </w:rPr>
-              <w:t>16. Поиск ответа для LexiAI</w:t>
-            </w:r>
-            <w:r>
-              <w:rPr>
-                <w:noProof/>
-              </w:rPr>
-              <w:tab/>
-            </w:r>
-            <w:r>
-              <w:rPr>
-                <w:noProof/>
-              </w:rPr>
-              <w:fldChar w:fldCharType="begin"/>
-            </w:r>
-            <w:r>
-              <w:rPr>
-                <w:noProof/>
-              </w:rPr>
-              <w:instrText xml:space="preserve"> PAGEREF _Toc243223576 \h </w:instrText>
-            </w:r>
-            <w:r>
-              <w:rPr>
-                <w:noProof/>
-              </w:rPr>
-            </w:r>
-            <w:r>
-              <w:rPr>
-                <w:noProof/>
-              </w:rPr>
-              <w:fldChar w:fldCharType="separate"/>
-            </w:r>
-            <w:r>
-              <w:rPr>
-                <w:noProof/>
-              </w:rPr>
-              <w:t>20</w:t>
-            </w:r>
-            <w:r>
-              <w:rPr>
-                <w:noProof/>
-              </w:rPr>
-              <w:fldChar w:fldCharType="end"/>
-            </w:r>
-          </w:hyperlink>
-        </w:p>
-        <w:p>
-          <w:pPr>
-            <w:pStyle w:val="20"/>
-            <w:tabs>
-              <w:tab w:val="right" w:leader="dot" w:pos="9628"/>
-            </w:tabs>
-            <w:rPr>
-              <w:rFonts w:asciiTheme="minorHAnsi" w:eastAsiaTheme="minorEastAsia" w:hAnsiTheme="minorHAnsi" w:cstheme="minorBidi"/>
-              <w:noProof/>
-              <w:color w:val="auto"/>
-            </w:rPr>
-          </w:pPr>
-          <w:hyperlink w:anchor="_Toc243223577" w:history="1">
-            <w:r>
-              <w:rPr>
-                <w:rStyle w:val="a5"/>
-                <w:noProof/>
-              </w:rPr>
-              <w:t>17. Обучение LexiAI</w:t>
-            </w:r>
-            <w:r>
-              <w:rPr>
-                <w:noProof/>
-              </w:rPr>
-              <w:tab/>
-            </w:r>
-            <w:r>
-              <w:rPr>
-                <w:noProof/>
-              </w:rPr>
-              <w:fldChar w:fldCharType="begin"/>
-            </w:r>
-            <w:r>
-              <w:rPr>
-                <w:noProof/>
-              </w:rPr>
-              <w:instrText xml:space="preserve"> PAGEREF _Toc243223577 \h </w:instrText>
-            </w:r>
-            <w:r>
-              <w:rPr>
-                <w:noProof/>
-              </w:rPr>
-            </w:r>
-            <w:r>
-              <w:rPr>
-                <w:noProof/>
-              </w:rPr>
-              <w:fldChar w:fldCharType="separate"/>
-            </w:r>
-            <w:r>
-              <w:rPr>
-                <w:noProof/>
-              </w:rPr>
-              <w:t>20</w:t>
-            </w:r>
-            <w:r>
-              <w:rPr>
-                <w:noProof/>
-              </w:rPr>
-              <w:fldChar w:fldCharType="end"/>
-            </w:r>
-          </w:hyperlink>
-        </w:p>
-        <w:p>
-          <w:pPr>
-            <w:pStyle w:val="11"/>
-            <w:tabs>
-              <w:tab w:val="right" w:leader="dot" w:pos="9628"/>
-            </w:tabs>
-            <w:rPr>
-              <w:rFonts w:asciiTheme="minorHAnsi" w:eastAsiaTheme="minorEastAsia" w:hAnsiTheme="minorHAnsi" w:cstheme="minorBidi"/>
-              <w:noProof/>
-              <w:color w:val="auto"/>
-            </w:rPr>
-          </w:pPr>
-          <w:hyperlink w:anchor="_Toc243223578" w:history="1">
-            <w:r>
-              <w:rPr>
-                <w:rStyle w:val="a5"/>
-                <w:noProof/>
-              </w:rPr>
-              <w:t>Сводная таблица формул</w:t>
-            </w:r>
-            <w:r>
-              <w:rPr>
-                <w:noProof/>
-              </w:rPr>
-              <w:tab/>
-            </w:r>
-            <w:r>
-              <w:rPr>
-                <w:noProof/>
-              </w:rPr>
-              <w:fldChar w:fldCharType="begin"/>
-            </w:r>
-            <w:r>
-              <w:rPr>
-                <w:noProof/>
-              </w:rPr>
-              <w:instrText xml:space="preserve"> PAGEREF _Toc243223578 \h </w:instrText>
+              <w:instrText xml:space="preserve"> PAGEREF _Toc243260120 \h </w:instrText>
             </w:r>
             <w:r>
               <w:rPr>
@@ -2095,7 +1968,7 @@
         <w:pStyle w:val="1"/>
         <w:pageBreakBefore/>
       </w:pPr>
-      <w:bookmarkStart w:id="1" w:name="_Toc243223553"/>
+      <w:bookmarkStart w:id="1" w:name="_Toc243260097"/>
       <w:r>
         <w:lastRenderedPageBreak/>
         <w:t>Как устроен документ</w:t>
@@ -2118,7 +1991,7 @@
         <w:t>Дальше — ф</w:t>
       </w:r>
       <w:r>
-        <w:t>ормулы из сервера проекта Lexi (с исправлениями), астрономические формулы для карточек объектов и алгоритмы LEXI Space: как сайт считает положения спутников, геометрию GNSS, фильтр Калмана по геолокации, проверяет подписи и ищет ответы для LexiAI.</w:t>
+        <w:t>ормулы орбитальной механики и астрономии для карточек объектов и алгоритмы LEXI Space: как сайт считает положения спутников, геометрию GNSS, фильтр Калмана по геолокации, проверяет подписи и ищет ответы для LexiAI.</w:t>
       </w:r>
     </w:p>
     <w:p>
@@ -2130,17 +2003,13 @@
           <w:b/>
           <w:bCs/>
         </w:rPr>
-        <w:t xml:space="preserve">Где это </w:t>
+        <w:t xml:space="preserve">Где это в коде. </w:t>
       </w:r>
       <w:r>
-        <w:rPr>
-          <w:b/>
-          <w:bCs/>
-        </w:rPr>
-        <w:t xml:space="preserve">в коде. </w:t>
+        <w:t>Формулы и параметры — в б</w:t>
       </w:r>
       <w:r>
-        <w:t xml:space="preserve">Формулы и параметры — в базе: </w:t>
+        <w:t xml:space="preserve">азе: </w:t>
       </w:r>
       <w:r>
         <w:rPr>
@@ -2172,7 +2041,7 @@
         <w:pStyle w:val="1"/>
         <w:pageBreakBefore/>
       </w:pPr>
-      <w:bookmarkStart w:id="2" w:name="_Toc243223554"/>
+      <w:bookmarkStart w:id="2" w:name="_Toc243260098"/>
       <w:r>
         <w:lastRenderedPageBreak/>
         <w:t>Модуль 1. Аэрокосмическая кибербезопасность</w:t>
@@ -2189,7 +2058,7 @@
           <w:iCs/>
           <w:color w:val="6B665D"/>
         </w:rPr>
-        <w:t>Защищаем бортовой компью</w:t>
+        <w:t xml:space="preserve">Защищаем бортовой компьютер малого спутника от перехвата </w:t>
       </w:r>
       <w:r>
         <w:rPr>
@@ -2197,7 +2066,7 @@
           <w:iCs/>
           <w:color w:val="6B665D"/>
         </w:rPr>
-        <w:t>тер малого спутника от перехвата управления и подмены прошивки — при жёстких ограничениях памяти и процессора и в условиях космической радиации.</w:t>
+        <w:t>управления и подмены прошивки — при жёстких ограничениях памяти и процессора и в условиях космической радиации.</w:t>
       </w:r>
     </w:p>
     <w:p>
@@ -2320,7 +2189,7 @@
           <w:sz w:val="19"/>
           <w:szCs w:val="19"/>
         </w:rPr>
-        <w:t>Источник: портал LEXI (lexi-translations.js) · поясняющая формула, без калькулятора</w:t>
+        <w:t>поясняющая формула, без калькулятора</w:t>
       </w:r>
     </w:p>
     <w:p>
@@ -2463,13 +2332,7 @@
             <m:rPr>
               <m:nor/>
             </m:rPr>
-            <m:t> </m:t>
-          </m:r>
-          <m:r>
-            <m:rPr>
-              <m:nor/>
-            </m:rPr>
-            <m:t> </m:t>
+            <m:t>  </m:t>
           </m:r>
           <m:r>
             <w:rPr>
@@ -2543,7 +2406,7 @@
           <w:left w:w="10" w:type="dxa"/>
           <w:right w:w="10" w:type="dxa"/>
         </w:tblCellMar>
-        <w:tblLook w:val="04A0" w:firstRow="1" w:lastRow="0" w:firstColumn="1" w:lastColumn="0" w:noHBand="0" w:noVBand="1"/>
+        <w:tblLook w:val="0000" w:firstRow="0" w:lastRow="0" w:firstColumn="0" w:lastColumn="0" w:noHBand="0" w:noVBand="0"/>
       </w:tblPr>
       <w:tblGrid>
         <w:gridCol w:w="1700"/>
@@ -2590,7 +2453,17 @@
                 <w:sz w:val="19"/>
                 <w:szCs w:val="19"/>
               </w:rPr>
-              <w:t>Обозначение</w:t>
+              <w:t>О</w:t>
+            </w:r>
+            <w:r>
+              <w:rPr>
+                <w:b/>
+                <w:bCs/>
+                <w:color w:val="8A6A26"/>
+                <w:sz w:val="19"/>
+                <w:szCs w:val="19"/>
+              </w:rPr>
+              <w:t>бозначение</w:t>
             </w:r>
           </w:p>
         </w:tc>
@@ -3126,7 +2999,7 @@
           <w:sz w:val="19"/>
           <w:szCs w:val="19"/>
         </w:rPr>
-        <w:t>Источник: портал LEXI (lexi-translations.js) · в коде: formulas.js → tcVerify()</w:t>
+        <w:t>в коде: formulas.js → tcVerify()</w:t>
       </w:r>
     </w:p>
     <w:p>
@@ -3248,7 +3121,7 @@
           <w:left w:w="10" w:type="dxa"/>
           <w:right w:w="10" w:type="dxa"/>
         </w:tblCellMar>
-        <w:tblLook w:val="04A0" w:firstRow="1" w:lastRow="0" w:firstColumn="1" w:lastColumn="0" w:noHBand="0" w:noVBand="1"/>
+        <w:tblLook w:val="0000" w:firstRow="0" w:lastRow="0" w:firstColumn="0" w:lastColumn="0" w:noHBand="0" w:noVBand="0"/>
       </w:tblPr>
       <w:tblGrid>
         <w:gridCol w:w="1700"/>
@@ -3552,7 +3425,7 @@
           <w:sz w:val="19"/>
           <w:szCs w:val="19"/>
         </w:rPr>
-        <w:t>Источник: портал LEXI (lexi-translations.js) · в коде: formulas.js → forgeProbability()</w:t>
+        <w:t>в коде: formulas.js → forgeProbability()</w:t>
       </w:r>
     </w:p>
     <w:p>
@@ -3712,7 +3585,7 @@
           <w:sz w:val="19"/>
           <w:szCs w:val="19"/>
         </w:rPr>
-        <w:t>Источник: портал LEXI (lexi-translations.js) · поясняющая формула, без калькулятора</w:t>
+        <w:t>поясняющая формула, без калькулятора</w:t>
       </w:r>
     </w:p>
     <w:p>
@@ -3734,7 +3607,10 @@
         <w:pStyle w:val="3"/>
       </w:pPr>
       <w:r>
-        <w:t>1.5. Частота одиночных сбоев</w:t>
+        <w:t>1.5. Частота оди</w:t>
+      </w:r>
+      <w:r>
+        <w:t>ночных сбоев</w:t>
       </w:r>
     </w:p>
     <w:p>
@@ -3847,7 +3723,7 @@
           <w:left w:w="10" w:type="dxa"/>
           <w:right w:w="10" w:type="dxa"/>
         </w:tblCellMar>
-        <w:tblLook w:val="04A0" w:firstRow="1" w:lastRow="0" w:firstColumn="1" w:lastColumn="0" w:noHBand="0" w:noVBand="1"/>
+        <w:tblLook w:val="0000" w:firstRow="0" w:lastRow="0" w:firstColumn="0" w:lastColumn="0" w:noHBand="0" w:noVBand="0"/>
       </w:tblPr>
       <w:tblGrid>
         <w:gridCol w:w="1700"/>
@@ -3993,17 +3869,7 @@
                 <w:sz w:val="19"/>
                 <w:szCs w:val="19"/>
               </w:rPr>
-              <w:t>Приме</w:t>
-            </w:r>
-            <w:r>
-              <w:rPr>
-                <w:b/>
-                <w:bCs/>
-                <w:color w:val="8A6A26"/>
-                <w:sz w:val="19"/>
-                <w:szCs w:val="19"/>
-              </w:rPr>
-              <w:t>р</w:t>
+              <w:t>Пример</w:t>
             </w:r>
           </w:p>
         </w:tc>
@@ -4437,7 +4303,7 @@
           <w:sz w:val="19"/>
           <w:szCs w:val="19"/>
         </w:rPr>
-        <w:t>Источник: портал LEXI (lexi-translations.js) · в коде: formulas.js → seuRate()</w:t>
+        <w:t>в коде: formulas.js → seuRate()</w:t>
       </w:r>
     </w:p>
     <w:p>
@@ -4590,7 +4456,7 @@
           <w:left w:w="10" w:type="dxa"/>
           <w:right w:w="10" w:type="dxa"/>
         </w:tblCellMar>
-        <w:tblLook w:val="04A0" w:firstRow="1" w:lastRow="0" w:firstColumn="1" w:lastColumn="0" w:noHBand="0" w:noVBand="1"/>
+        <w:tblLook w:val="0000" w:firstRow="0" w:lastRow="0" w:firstColumn="0" w:lastColumn="0" w:noHBand="0" w:noVBand="0"/>
       </w:tblPr>
       <w:tblGrid>
         <w:gridCol w:w="1700"/>
@@ -4894,7 +4760,7 @@
           <w:sz w:val="19"/>
           <w:szCs w:val="19"/>
         </w:rPr>
-        <w:t>Источник: портал LEXI (lexi-translations.js) · в коде: formulas.js → tmrReliability()</w:t>
+        <w:t>в коде: formulas.js → tmrReliability()</w:t>
       </w:r>
     </w:p>
     <w:p>
@@ -5112,10 +4978,10 @@
         <w:spacing w:after="120" w:line="300" w:lineRule="auto"/>
       </w:pPr>
       <w:r>
-        <w:t>Какая мощность дойдёт до приёмника злоумышленника на расстоянии d. Если она выше чувствительности приёмни</w:t>
+        <w:t>Какая мощность дойдёт до приёмника злоумышленника на расстоянии d.</w:t>
       </w:r>
       <w:r>
-        <w:t>ка, перехват физически возможен.</w:t>
+        <w:t xml:space="preserve"> Если она выше чувствительности приёмника, перехват физически возможен.</w:t>
       </w:r>
     </w:p>
     <w:tbl>
@@ -5133,7 +4999,7 @@
           <w:left w:w="10" w:type="dxa"/>
           <w:right w:w="10" w:type="dxa"/>
         </w:tblCellMar>
-        <w:tblLook w:val="04A0" w:firstRow="1" w:lastRow="0" w:firstColumn="1" w:lastColumn="0" w:noHBand="0" w:noVBand="1"/>
+        <w:tblLook w:val="0000" w:firstRow="0" w:lastRow="0" w:firstColumn="0" w:lastColumn="0" w:noHBand="0" w:noVBand="0"/>
       </w:tblPr>
       <w:tblGrid>
         <w:gridCol w:w="1700"/>
@@ -6149,7 +6015,7 @@
           <w:sz w:val="19"/>
           <w:szCs w:val="19"/>
         </w:rPr>
-        <w:t>Источник: портал LEXI (lexi-translations.js) · в коде: formulas.js → friis()</w:t>
+        <w:t>в коде: formulas.js → friis()</w:t>
       </w:r>
     </w:p>
     <w:p>
@@ -6162,7 +6028,15 @@
           <w:sz w:val="19"/>
           <w:szCs w:val="19"/>
         </w:rPr>
-        <w:t>Связи: Перехват межспутниковых каналов (угроза); Шифрование межспутниковых линий (защита)</w:t>
+        <w:t>Связи: Перехват межспут</w:t>
+      </w:r>
+      <w:r>
+        <w:rPr>
+          <w:color w:val="6B665D"/>
+          <w:sz w:val="19"/>
+          <w:szCs w:val="19"/>
+        </w:rPr>
+        <w:t>никовых каналов (угроза); Шифрование межспутниковых линий (защита)</w:t>
       </w:r>
     </w:p>
     <w:p>
@@ -6170,7 +6044,7 @@
         <w:pStyle w:val="1"/>
         <w:pageBreakBefore/>
       </w:pPr>
-      <w:bookmarkStart w:id="3" w:name="_Toc243223555"/>
+      <w:bookmarkStart w:id="3" w:name="_Toc243260099"/>
       <w:r>
         <w:lastRenderedPageBreak/>
         <w:t>Модуль 2. Защита от глушения и целостность GNSS</w:t>
@@ -6268,7 +6142,7 @@
           <w:left w:w="10" w:type="dxa"/>
           <w:right w:w="10" w:type="dxa"/>
         </w:tblCellMar>
-        <w:tblLook w:val="04A0" w:firstRow="1" w:lastRow="0" w:firstColumn="1" w:lastColumn="0" w:noHBand="0" w:noVBand="1"/>
+        <w:tblLook w:val="0000" w:firstRow="0" w:lastRow="0" w:firstColumn="0" w:lastColumn="0" w:noHBand="0" w:noVBand="0"/>
       </w:tblPr>
       <w:tblGrid>
         <w:gridCol w:w="1700"/>
@@ -6572,7 +6446,7 @@
           <w:sz w:val="19"/>
           <w:szCs w:val="19"/>
         </w:rPr>
-        <w:t>Источник: портал LEXI (lexi-translations.js) · в коде: formulas.js → thermalNoise()</w:t>
+        <w:t>в коде: formulas.js → thermalNoise()</w:t>
       </w:r>
     </w:p>
     <w:p>
@@ -6907,7 +6781,7 @@
           <w:left w:w="10" w:type="dxa"/>
           <w:right w:w="10" w:type="dxa"/>
         </w:tblCellMar>
-        <w:tblLook w:val="04A0" w:firstRow="1" w:lastRow="0" w:firstColumn="1" w:lastColumn="0" w:noHBand="0" w:noVBand="1"/>
+        <w:tblLook w:val="0000" w:firstRow="0" w:lastRow="0" w:firstColumn="0" w:lastColumn="0" w:noHBand="0" w:noVBand="0"/>
       </w:tblPr>
       <w:tblGrid>
         <w:gridCol w:w="1700"/>
@@ -7660,7 +7534,7 @@
           <w:sz w:val="19"/>
           <w:szCs w:val="19"/>
         </w:rPr>
-        <w:t>Источник: портал LEXI (lexi-translations.js) · в коде: formulas.js → cn0Effective()</w:t>
+        <w:t>в коде: formulas.js → cn0Effective()</w:t>
       </w:r>
     </w:p>
     <w:p>
@@ -7825,7 +7699,7 @@
           <w:left w:w="10" w:type="dxa"/>
           <w:right w:w="10" w:type="dxa"/>
         </w:tblCellMar>
-        <w:tblLook w:val="04A0" w:firstRow="1" w:lastRow="0" w:firstColumn="1" w:lastColumn="0" w:noHBand="0" w:noVBand="1"/>
+        <w:tblLook w:val="0000" w:firstRow="0" w:lastRow="0" w:firstColumn="0" w:lastColumn="0" w:noHBand="0" w:noVBand="0"/>
       </w:tblPr>
       <w:tblGrid>
         <w:gridCol w:w="1700"/>
@@ -8413,7 +8287,7 @@
           <w:sz w:val="19"/>
           <w:szCs w:val="19"/>
         </w:rPr>
-        <w:t>Источник: портал LEXI (lexi-translations.js) · в коде: formulas.js → doppler()</w:t>
+        <w:t>в коде: formulas.js → doppler()</w:t>
       </w:r>
     </w:p>
     <w:p>
@@ -8748,7 +8622,7 @@
           <w:left w:w="10" w:type="dxa"/>
           <w:right w:w="10" w:type="dxa"/>
         </w:tblCellMar>
-        <w:tblLook w:val="04A0" w:firstRow="1" w:lastRow="0" w:firstColumn="1" w:lastColumn="0" w:noHBand="0" w:noVBand="1"/>
+        <w:tblLook w:val="0000" w:firstRow="0" w:lastRow="0" w:firstColumn="0" w:lastColumn="0" w:noHBand="0" w:noVBand="0"/>
       </w:tblPr>
       <w:tblGrid>
         <w:gridCol w:w="1700"/>
@@ -9710,7 +9584,7 @@
           <w:sz w:val="19"/>
           <w:szCs w:val="19"/>
         </w:rPr>
-        <w:t>Источник: портал LEXI (lexi-translations.js) · в коде: formulas.js → pseudorange()</w:t>
+        <w:t>в коде: formulas.js → pseudorange()</w:t>
       </w:r>
     </w:p>
     <w:p>
@@ -9969,7 +9843,7 @@
           <w:left w:w="10" w:type="dxa"/>
           <w:right w:w="10" w:type="dxa"/>
         </w:tblCellMar>
-        <w:tblLook w:val="04A0" w:firstRow="1" w:lastRow="0" w:firstColumn="1" w:lastColumn="0" w:noHBand="0" w:noVBand="1"/>
+        <w:tblLook w:val="0000" w:firstRow="0" w:lastRow="0" w:firstColumn="0" w:lastColumn="0" w:noHBand="0" w:noVBand="0"/>
       </w:tblPr>
       <w:tblGrid>
         <w:gridCol w:w="1700"/>
@@ -10688,15 +10562,7 @@
           <w:sz w:val="19"/>
           <w:szCs w:val="19"/>
         </w:rPr>
-        <w:t>Источник: портал LEXI (lexi-translations.js) · в коде: for</w:t>
-      </w:r>
-      <w:r>
-        <w:rPr>
-          <w:color w:val="6B665D"/>
-          <w:sz w:val="19"/>
-          <w:szCs w:val="19"/>
-        </w:rPr>
-        <w:t>mulas.js → mvdrSuppression()</w:t>
+        <w:t>в коде: formulas.js → mvdrSuppression()</w:t>
       </w:r>
     </w:p>
     <w:p>
@@ -10709,7 +10575,15 @@
           <w:sz w:val="19"/>
           <w:szCs w:val="19"/>
         </w:rPr>
-        <w:t>Связи: STAP и MVDR (защита)</w:t>
+        <w:t>Связи: STAP и MVDR</w:t>
+      </w:r>
+      <w:r>
+        <w:rPr>
+          <w:color w:val="6B665D"/>
+          <w:sz w:val="19"/>
+          <w:szCs w:val="19"/>
+        </w:rPr>
+        <w:t xml:space="preserve"> (защита)</w:t>
       </w:r>
     </w:p>
     <w:p>
@@ -11462,15 +11336,7 @@
           <w:sz w:val="19"/>
           <w:szCs w:val="19"/>
         </w:rPr>
-        <w:t>И</w:t>
-      </w:r>
-      <w:r>
-        <w:rPr>
-          <w:color w:val="6B665D"/>
-          <w:sz w:val="19"/>
-          <w:szCs w:val="19"/>
-        </w:rPr>
-        <w:t>сточник: портал LEXI (lexi-translations.js) · поясняющая формула, без калькулятора</w:t>
+        <w:t>поясняющая формула, без калькулятора</w:t>
       </w:r>
     </w:p>
     <w:p>
@@ -11483,7 +11349,15 @@
           <w:sz w:val="19"/>
           <w:szCs w:val="19"/>
         </w:rPr>
-        <w:t>Связи: EKF с тестом хи-квадрат (защита)</w:t>
+        <w:t xml:space="preserve">Связи: EKF </w:t>
+      </w:r>
+      <w:r>
+        <w:rPr>
+          <w:color w:val="6B665D"/>
+          <w:sz w:val="19"/>
+          <w:szCs w:val="19"/>
+        </w:rPr>
+        <w:t>с тестом хи-квадрат (защита)</w:t>
       </w:r>
     </w:p>
     <w:p>
@@ -11727,7 +11601,7 @@
           <w:left w:w="10" w:type="dxa"/>
           <w:right w:w="10" w:type="dxa"/>
         </w:tblCellMar>
-        <w:tblLook w:val="04A0" w:firstRow="1" w:lastRow="0" w:firstColumn="1" w:lastColumn="0" w:noHBand="0" w:noVBand="1"/>
+        <w:tblLook w:val="0000" w:firstRow="0" w:lastRow="0" w:firstColumn="0" w:lastColumn="0" w:noHBand="0" w:noVBand="0"/>
       </w:tblPr>
       <w:tblGrid>
         <w:gridCol w:w="1700"/>
@@ -12304,7 +12178,7 @@
           <w:sz w:val="19"/>
           <w:szCs w:val="19"/>
         </w:rPr>
-        <w:t>Источник: портал LEXI (lexi-translations.js) · в коде: formulas.js → chi2Test()</w:t>
+        <w:t>в коде: formulas.js → chi2Test()</w:t>
       </w:r>
     </w:p>
     <w:p>
@@ -12465,7 +12339,7 @@
           <w:left w:w="10" w:type="dxa"/>
           <w:right w:w="10" w:type="dxa"/>
         </w:tblCellMar>
-        <w:tblLook w:val="04A0" w:firstRow="1" w:lastRow="0" w:firstColumn="1" w:lastColumn="0" w:noHBand="0" w:noVBand="1"/>
+        <w:tblLook w:val="0000" w:firstRow="0" w:lastRow="0" w:firstColumn="0" w:lastColumn="0" w:noHBand="0" w:noVBand="0"/>
       </w:tblPr>
       <w:tblGrid>
         <w:gridCol w:w="1700"/>
@@ -12896,7 +12770,7 @@
           <w:sz w:val="19"/>
           <w:szCs w:val="19"/>
         </w:rPr>
-        <w:t>Источник: портал LEXI (lexi-translations.js) · в коде: formulas.js → visViva()</w:t>
+        <w:t>в коде: formulas.js → visViva()</w:t>
       </w:r>
     </w:p>
     <w:p>
@@ -13028,7 +12902,7 @@
           <w:left w:w="10" w:type="dxa"/>
           <w:right w:w="10" w:type="dxa"/>
         </w:tblCellMar>
-        <w:tblLook w:val="04A0" w:firstRow="1" w:lastRow="0" w:firstColumn="1" w:lastColumn="0" w:noHBand="0" w:noVBand="1"/>
+        <w:tblLook w:val="0000" w:firstRow="0" w:lastRow="0" w:firstColumn="0" w:lastColumn="0" w:noHBand="0" w:noVBand="0"/>
       </w:tblPr>
       <w:tblGrid>
         <w:gridCol w:w="1700"/>
@@ -13333,7 +13207,7 @@
           <w:sz w:val="19"/>
           <w:szCs w:val="19"/>
         </w:rPr>
-        <w:t>Источник: портал LEXI (lexi-translations.js) · в коде: formulas.js → orbitalPeriod()</w:t>
+        <w:t>в коде: formulas.js → orbitalPeriod()</w:t>
       </w:r>
     </w:p>
     <w:p>
@@ -13642,10 +13516,7 @@
         <w:spacing w:after="120" w:line="300" w:lineRule="auto"/>
       </w:pPr>
       <w:r>
-        <w:t>Гравитация ускоря</w:t>
-      </w:r>
-      <w:r>
-        <w:t>ет часы на орбите, скорость замедляет. Для GPS в сумме около +38 мкс в сутки, без поправки это около 11 км ошибки.</w:t>
+        <w:t>Гравитация ускоряет часы на орбите, скорость замедляет. Для GPS в сумме около +38 мкс в сутки, без поправки это около 11 км ошибки.</w:t>
       </w:r>
     </w:p>
     <w:tbl>
@@ -13663,7 +13534,7 @@
           <w:left w:w="10" w:type="dxa"/>
           <w:right w:w="10" w:type="dxa"/>
         </w:tblCellMar>
-        <w:tblLook w:val="04A0" w:firstRow="1" w:lastRow="0" w:firstColumn="1" w:lastColumn="0" w:noHBand="0" w:noVBand="1"/>
+        <w:tblLook w:val="0000" w:firstRow="0" w:lastRow="0" w:firstColumn="0" w:lastColumn="0" w:noHBand="0" w:noVBand="0"/>
       </w:tblPr>
       <w:tblGrid>
         <w:gridCol w:w="1700"/>
@@ -13967,7 +13838,7 @@
           <w:sz w:val="19"/>
           <w:szCs w:val="19"/>
         </w:rPr>
-        <w:t>Источник: портал LEXI (lexi-translations.js) · в коде: formulas.js → gpsRelativity()</w:t>
+        <w:t>в коде: formulas.js → gpsRelativity()</w:t>
       </w:r>
     </w:p>
     <w:p>
@@ -13988,13 +13859,10 @@
         <w:pStyle w:val="1"/>
         <w:pageBreakBefore/>
       </w:pPr>
-      <w:bookmarkStart w:id="4" w:name="_Toc243223556"/>
+      <w:bookmarkStart w:id="4" w:name="_Toc243260100"/>
       <w:r>
         <w:lastRenderedPageBreak/>
-        <w:t>Модуль 3. Постквантовая кр</w:t>
-      </w:r>
-      <w:r>
-        <w:t>иптография</w:t>
+        <w:t>Модуль 3. Постквантовая криптография</w:t>
       </w:r>
       <w:bookmarkEnd w:id="4"/>
     </w:p>
@@ -14008,7 +13876,15 @@
           <w:iCs/>
           <w:color w:val="6B665D"/>
         </w:rPr>
-        <w:t>Переписка в LEXI Messenger, перехваченная сегодня, должна остаться нечитаемой и тогда, когда появятся квантовые компьютеры.</w:t>
+        <w:t>Переписка в LEXI Messenger, перехвач</w:t>
+      </w:r>
+      <w:r>
+        <w:rPr>
+          <w:i/>
+          <w:iCs/>
+          <w:color w:val="6B665D"/>
+        </w:rPr>
+        <w:t>енная сегодня, должна остаться нечитаемой и тогда, когда появятся квантовые компьютеры.</w:t>
       </w:r>
     </w:p>
     <w:p>
@@ -14064,10 +13940,10 @@
         <w:spacing w:after="120" w:line="300" w:lineRule="auto"/>
       </w:pPr>
       <w:r>
-        <w:t>x — сколько лет данные должны быть секретны, y — время миграции, z — лет до квантового ко</w:t>
+        <w:t>x — сколько лет данные должны быть секретны, y — время миграции, z — лет до квантового компьютера. Если x + y &gt; z, переходить надо уже с</w:t>
       </w:r>
       <w:r>
-        <w:t>мпьютера. Если x + y &gt; z, переходить надо уже сейчас.</w:t>
+        <w:t>ейчас.</w:t>
       </w:r>
     </w:p>
     <w:tbl>
@@ -14085,7 +13961,7 @@
           <w:left w:w="10" w:type="dxa"/>
           <w:right w:w="10" w:type="dxa"/>
         </w:tblCellMar>
-        <w:tblLook w:val="04A0" w:firstRow="1" w:lastRow="0" w:firstColumn="1" w:lastColumn="0" w:noHBand="0" w:noVBand="1"/>
+        <w:tblLook w:val="0000" w:firstRow="0" w:lastRow="0" w:firstColumn="0" w:lastColumn="0" w:noHBand="0" w:noVBand="0"/>
       </w:tblPr>
       <w:tblGrid>
         <w:gridCol w:w="1700"/>
@@ -14643,7 +14519,7 @@
           <w:sz w:val="19"/>
           <w:szCs w:val="19"/>
         </w:rPr>
-        <w:t>Источник: портал LEXI (lexi-translations.js) · в коде: formulas.js → mosca()</w:t>
+        <w:t>в коде: formulas.js → mosca()</w:t>
       </w:r>
     </w:p>
     <w:p>
@@ -14773,7 +14649,7 @@
           <w:sz w:val="19"/>
           <w:szCs w:val="19"/>
         </w:rPr>
-        <w:t>Источник: портал LEXI (lexi-translations.js) · поясняющая формула, без калькулятора</w:t>
+        <w:t>поясняющая формула, без калькулятора</w:t>
       </w:r>
     </w:p>
     <w:p>
@@ -14794,10 +14670,7 @@
         <w:pStyle w:val="3"/>
       </w:pPr>
       <w:r>
-        <w:t>3.3.</w:t>
-      </w:r>
-      <w:r>
-        <w:t xml:space="preserve"> Гибридный ключ</w:t>
+        <w:t>3.3. Гибридный ключ</w:t>
       </w:r>
     </w:p>
     <w:p>
@@ -14964,7 +14837,15 @@
           <w:sz w:val="19"/>
           <w:szCs w:val="19"/>
         </w:rPr>
-        <w:t>Источник: портал LEXI (lexi-translations.js) · в коде: formulas.js → hybridKey()</w:t>
+        <w:t>в коде: formulas.</w:t>
+      </w:r>
+      <w:r>
+        <w:rPr>
+          <w:color w:val="6B665D"/>
+          <w:sz w:val="19"/>
+          <w:szCs w:val="19"/>
+        </w:rPr>
+        <w:t>js → hybridKey()</w:t>
       </w:r>
     </w:p>
     <w:p>
@@ -14977,15 +14858,7 @@
           <w:sz w:val="19"/>
           <w:szCs w:val="19"/>
         </w:rPr>
-        <w:t>Связи: Гибр</w:t>
-      </w:r>
-      <w:r>
-        <w:rPr>
-          <w:color w:val="6B665D"/>
-          <w:sz w:val="19"/>
-          <w:szCs w:val="19"/>
-        </w:rPr>
-        <w:t>ид X25519 + ML-KEM-768 (защита); Гибридный ключ X25519 + ML-KEM-768 (живой показатель)</w:t>
+        <w:t>Связи: Гибрид X25519 + ML-KEM-768 (защита); Гибридный ключ X25519 + ML-KEM-768 (живой показатель)</w:t>
       </w:r>
     </w:p>
     <w:p>
@@ -15084,7 +14957,7 @@
           <w:left w:w="10" w:type="dxa"/>
           <w:right w:w="10" w:type="dxa"/>
         </w:tblCellMar>
-        <w:tblLook w:val="04A0" w:firstRow="1" w:lastRow="0" w:firstColumn="1" w:lastColumn="0" w:noHBand="0" w:noVBand="1"/>
+        <w:tblLook w:val="0000" w:firstRow="0" w:lastRow="0" w:firstColumn="0" w:lastColumn="0" w:noHBand="0" w:noVBand="0"/>
       </w:tblPr>
       <w:tblGrid>
         <w:gridCol w:w="1700"/>
@@ -15389,7 +15262,7 @@
           <w:szCs w:val="19"/>
         </w:rPr>
         <w:lastRenderedPageBreak/>
-        <w:t>Источник: портал LEXI (lexi-translations.js) · в коде: formulas.js → groverSecurity()</w:t>
+        <w:t>в коде: formulas.js → groverSecurity()</w:t>
       </w:r>
     </w:p>
     <w:p>
@@ -15505,10 +15378,7 @@
         <w:spacing w:after="120" w:line="300" w:lineRule="auto"/>
       </w:pPr>
       <w:r>
-        <w:t>Порядок числа квантовых операций для взлома n-б</w:t>
-      </w:r>
-      <w:r>
-        <w:t>итного ключа RSA.</w:t>
+        <w:t>Порядок числа квантовых операций для взлома n-битного ключа RSA.</w:t>
       </w:r>
     </w:p>
     <w:tbl>
@@ -15526,7 +15396,7 @@
           <w:left w:w="10" w:type="dxa"/>
           <w:right w:w="10" w:type="dxa"/>
         </w:tblCellMar>
-        <w:tblLook w:val="04A0" w:firstRow="1" w:lastRow="0" w:firstColumn="1" w:lastColumn="0" w:noHBand="0" w:noVBand="1"/>
+        <w:tblLook w:val="0000" w:firstRow="0" w:lastRow="0" w:firstColumn="0" w:lastColumn="0" w:noHBand="0" w:noVBand="0"/>
       </w:tblPr>
       <w:tblGrid>
         <w:gridCol w:w="1700"/>
@@ -15830,7 +15700,7 @@
           <w:sz w:val="19"/>
           <w:szCs w:val="19"/>
         </w:rPr>
-        <w:t>Источник: портал LEXI (lexi-translations.js) · в коде: formulas.js → shorOps()</w:t>
+        <w:t>в коде: formulas.js → shorOps()</w:t>
       </w:r>
     </w:p>
     <w:p>
@@ -15877,7 +15747,7 @@
           <w:left w:w="10" w:type="dxa"/>
           <w:right w:w="10" w:type="dxa"/>
         </w:tblCellMar>
-        <w:tblLook w:val="04A0" w:firstRow="1" w:lastRow="0" w:firstColumn="1" w:lastColumn="0" w:noHBand="0" w:noVBand="1"/>
+        <w:tblLook w:val="0000" w:firstRow="0" w:lastRow="0" w:firstColumn="0" w:lastColumn="0" w:noHBand="0" w:noVBand="0"/>
       </w:tblPr>
       <w:tblGrid>
         <w:gridCol w:w="1700"/>
@@ -17001,112 +16871,19 @@
         <w:pStyle w:val="1"/>
         <w:pageBreakBefore/>
       </w:pPr>
-      <w:bookmarkStart w:id="5" w:name="_Toc243223557"/>
+      <w:bookmarkStart w:id="5" w:name="_Toc243260101"/>
       <w:r>
         <w:lastRenderedPageBreak/>
-        <w:t>Формулы сервера Lexi и астрономия LEXI Space</w:t>
+        <w:t>Астрономия и орбитальная механика</w:t>
       </w:r>
       <w:bookmarkEnd w:id="5"/>
-    </w:p>
-    <w:p>
-      <w:pPr>
-        <w:pStyle w:val="2"/>
-      </w:pPr>
-      <w:bookmarkStart w:id="6" w:name="_Toc243223558"/>
-      <w:r>
-        <w:t>Из сервера проекта Lexi (server.py)</w:t>
-      </w:r>
-      <w:bookmarkEnd w:id="6"/>
     </w:p>
     <w:p>
       <w:pPr>
         <w:spacing w:after="120" w:line="300" w:lineRule="auto"/>
       </w:pPr>
       <w:r>
-        <w:t>Формулы класса AstrophysicsCalculator перенесены в LEXI Space. Что исправлено при переносе:</w:t>
-      </w:r>
-    </w:p>
-    <w:p>
-      <w:pPr>
-        <w:pStyle w:val="a4"/>
-        <w:numPr>
-          <w:ilvl w:val="0"/>
-          <w:numId w:val="2"/>
-        </w:numPr>
-        <w:spacing w:after="80" w:line="290" w:lineRule="auto"/>
-      </w:pPr>
-      <w:r>
-        <w:rPr>
-          <w:b/>
-          <w:bCs/>
-        </w:rPr>
-        <w:t xml:space="preserve">Орбитальная скорость: </w:t>
-      </w:r>
-      <w:r>
-        <w:t>результат умножался на 1000 и назывался км/с — множитель убран.</w:t>
-      </w:r>
-    </w:p>
-    <w:p>
-      <w:pPr>
-        <w:pStyle w:val="a4"/>
-        <w:numPr>
-          <w:ilvl w:val="0"/>
-          <w:numId w:val="2"/>
-        </w:numPr>
-        <w:spacing w:after="80" w:line="290" w:lineRule="auto"/>
-      </w:pPr>
-      <w:r>
-        <w:rPr>
-          <w:b/>
-          <w:bCs/>
-        </w:rPr>
-        <w:t xml:space="preserve">Первая космическая: </w:t>
-      </w:r>
-      <w:r>
-        <w:t>расстояние до спутника Земли бралось в астрономических еди</w:t>
-      </w:r>
-      <w:r>
-        <w:t>ницах — теперь в километрах.</w:t>
-      </w:r>
-    </w:p>
-    <w:p>
-      <w:pPr>
-        <w:pStyle w:val="a4"/>
-        <w:numPr>
-          <w:ilvl w:val="0"/>
-          <w:numId w:val="2"/>
-        </w:numPr>
-        <w:spacing w:after="80" w:line="290" w:lineRule="auto"/>
-      </w:pPr>
-      <w:r>
-        <w:rPr>
-          <w:b/>
-          <w:bCs/>
-        </w:rPr>
-        <w:t xml:space="preserve">Доплер: </w:t>
-      </w:r>
-      <w:r>
-        <w:t>совпадает с формулой модуля 2, используется она.</w:t>
-      </w:r>
-    </w:p>
-    <w:p>
-      <w:pPr>
-        <w:pStyle w:val="a4"/>
-        <w:numPr>
-          <w:ilvl w:val="0"/>
-          <w:numId w:val="2"/>
-        </w:numPr>
-        <w:spacing w:after="80" w:line="290" w:lineRule="auto"/>
-      </w:pPr>
-      <w:r>
-        <w:rPr>
-          <w:b/>
-          <w:bCs/>
-        </w:rPr>
-        <w:t xml:space="preserve">Фильтр Калмана GNSS: </w:t>
-      </w:r>
-      <w:r>
-        <w:t>update() возвращала кортеж из одного элемента, а вызывающий код распаковывал его в две переменные — переписан, см. алгоритм 6 ниже.</w:t>
+        <w:t>Формулы для карточек небесных объектов и орбит спутников.</w:t>
       </w:r>
     </w:p>
     <w:p>
@@ -17114,7 +16891,7 @@
         <w:pStyle w:val="3"/>
       </w:pPr>
       <w:r>
-        <w:t>Г.1. Орбитальная скорость по периоду</w:t>
+        <w:t>А.1. Орбитальная скорость по периоду</w:t>
       </w:r>
     </w:p>
     <w:p>
@@ -17175,7 +16952,7 @@
         <w:spacing w:after="120" w:line="300" w:lineRule="auto"/>
       </w:pPr>
       <w:r>
-        <w:t>Длина круговой орбиты, делённая на период. Из сервера Гоши.</w:t>
+        <w:t>Длина круговой орбиты, делённая на период.</w:t>
       </w:r>
     </w:p>
     <w:tbl>
@@ -17193,7 +16970,7 @@
           <w:left w:w="10" w:type="dxa"/>
           <w:right w:w="10" w:type="dxa"/>
         </w:tblCellMar>
-        <w:tblLook w:val="04A0" w:firstRow="1" w:lastRow="0" w:firstColumn="1" w:lastColumn="0" w:noHBand="0" w:noVBand="1"/>
+        <w:tblLook w:val="0000" w:firstRow="0" w:lastRow="0" w:firstColumn="0" w:lastColumn="0" w:noHBand="0" w:noVBand="0"/>
       </w:tblPr>
       <w:tblGrid>
         <w:gridCol w:w="1700"/>
@@ -17624,7 +17401,7 @@
           <w:sz w:val="19"/>
           <w:szCs w:val="19"/>
         </w:rPr>
-        <w:t>Источник: сервер Гоши (server.py), исправлено · в коде: formulas.js → orbitalVelocity()</w:t>
+        <w:t>в коде: formulas.js → orbitalVelocity()</w:t>
       </w:r>
     </w:p>
     <w:p>
@@ -17632,7 +17409,7 @@
         <w:pStyle w:val="3"/>
       </w:pPr>
       <w:r>
-        <w:t>Г.2. Первая космическая на высоте</w:t>
+        <w:t>А.2. Первая космическая на высоте</w:t>
       </w:r>
     </w:p>
     <w:p>
@@ -17700,7 +17477,7 @@
         <w:spacing w:after="120" w:line="300" w:lineRule="auto"/>
       </w:pPr>
       <w:r>
-        <w:t>Скорость круговой орбиты на расстоянии r от центра Земли. Из сервера Гоши.</w:t>
+        <w:t>Скорость круговой орбиты на расстоянии r от центра Земли.</w:t>
       </w:r>
     </w:p>
     <w:tbl>
@@ -17718,7 +17495,7 @@
           <w:left w:w="10" w:type="dxa"/>
           <w:right w:w="10" w:type="dxa"/>
         </w:tblCellMar>
-        <w:tblLook w:val="04A0" w:firstRow="1" w:lastRow="0" w:firstColumn="1" w:lastColumn="0" w:noHBand="0" w:noVBand="1"/>
+        <w:tblLook w:val="0000" w:firstRow="0" w:lastRow="0" w:firstColumn="0" w:lastColumn="0" w:noHBand="0" w:noVBand="0"/>
       </w:tblPr>
       <w:tblGrid>
         <w:gridCol w:w="1700"/>
@@ -18022,25 +17799,15 @@
           <w:sz w:val="19"/>
           <w:szCs w:val="19"/>
         </w:rPr>
-        <w:t>Источник: сервер Гоши (server.py), исправлено · в коде: formulas.js → circularVelocity()</w:t>
+        <w:t>в коде: formulas.js → circularVelocity()</w:t>
       </w:r>
-    </w:p>
-    <w:p>
-      <w:pPr>
-        <w:pStyle w:val="2"/>
-      </w:pPr>
-      <w:bookmarkStart w:id="7" w:name="_Toc243223559"/>
-      <w:r>
-        <w:t>Для карточек небесных объектов</w:t>
-      </w:r>
-      <w:bookmarkEnd w:id="7"/>
     </w:p>
     <w:p>
       <w:pPr>
         <w:pStyle w:val="3"/>
       </w:pPr>
       <w:r>
-        <w:t>А.1. Третий закон Кеплера</w:t>
+        <w:t>А.3. Третий закон Кеплера</w:t>
       </w:r>
     </w:p>
     <w:p>
@@ -18132,7 +17899,7 @@
           <w:left w:w="10" w:type="dxa"/>
           <w:right w:w="10" w:type="dxa"/>
         </w:tblCellMar>
-        <w:tblLook w:val="04A0" w:firstRow="1" w:lastRow="0" w:firstColumn="1" w:lastColumn="0" w:noHBand="0" w:noVBand="1"/>
+        <w:tblLook w:val="0000" w:firstRow="0" w:lastRow="0" w:firstColumn="0" w:lastColumn="0" w:noHBand="0" w:noVBand="0"/>
       </w:tblPr>
       <w:tblGrid>
         <w:gridCol w:w="1700"/>
@@ -18179,7 +17946,6 @@
                 <w:sz w:val="19"/>
                 <w:szCs w:val="19"/>
               </w:rPr>
-              <w:lastRenderedPageBreak/>
               <w:t>Обозначение</w:t>
             </w:r>
           </w:p>
@@ -18437,7 +18203,7 @@
           <w:sz w:val="19"/>
           <w:szCs w:val="19"/>
         </w:rPr>
-        <w:t>Источник: LEXI Space · в коде: formulas.js → kepler3()</w:t>
+        <w:t>в коде: formulas.js → kepler3()</w:t>
       </w:r>
     </w:p>
     <w:p>
@@ -18445,7 +18211,7 @@
         <w:pStyle w:val="3"/>
       </w:pPr>
       <w:r>
-        <w:t>А.2. Вторая космическая скорость</w:t>
+        <w:t>А.4. Вторая космическая скорость</w:t>
       </w:r>
     </w:p>
     <w:p>
@@ -18559,7 +18325,7 @@
           <w:left w:w="10" w:type="dxa"/>
           <w:right w:w="10" w:type="dxa"/>
         </w:tblCellMar>
-        <w:tblLook w:val="04A0" w:firstRow="1" w:lastRow="0" w:firstColumn="1" w:lastColumn="0" w:noHBand="0" w:noVBand="1"/>
+        <w:tblLook w:val="0000" w:firstRow="0" w:lastRow="0" w:firstColumn="0" w:lastColumn="0" w:noHBand="0" w:noVBand="0"/>
       </w:tblPr>
       <w:tblGrid>
         <w:gridCol w:w="1700"/>
@@ -18606,6 +18372,7 @@
                 <w:sz w:val="19"/>
                 <w:szCs w:val="19"/>
               </w:rPr>
+              <w:lastRenderedPageBreak/>
               <w:t>Обозначение</w:t>
             </w:r>
           </w:p>
@@ -18990,7 +18757,7 @@
           <w:sz w:val="19"/>
           <w:szCs w:val="19"/>
         </w:rPr>
-        <w:t>Источник: LEXI Space · в коде: formulas.js → escapeVelocity()</w:t>
+        <w:t>в коде: formulas.js → escapeVelocity()</w:t>
       </w:r>
     </w:p>
     <w:p>
@@ -18998,7 +18765,7 @@
         <w:pStyle w:val="3"/>
       </w:pPr>
       <w:r>
-        <w:t>А.3. Время света</w:t>
+        <w:t>А.5. Время света</w:t>
       </w:r>
     </w:p>
     <w:p>
@@ -19071,7 +18838,7 @@
           <w:left w:w="10" w:type="dxa"/>
           <w:right w:w="10" w:type="dxa"/>
         </w:tblCellMar>
-        <w:tblLook w:val="04A0" w:firstRow="1" w:lastRow="0" w:firstColumn="1" w:lastColumn="0" w:noHBand="0" w:noVBand="1"/>
+        <w:tblLook w:val="0000" w:firstRow="0" w:lastRow="0" w:firstColumn="0" w:lastColumn="0" w:noHBand="0" w:noVBand="0"/>
       </w:tblPr>
       <w:tblGrid>
         <w:gridCol w:w="1700"/>
@@ -19375,7 +19142,7 @@
           <w:sz w:val="19"/>
           <w:szCs w:val="19"/>
         </w:rPr>
-        <w:t>Источник: LEXI Space · в коде: formulas.js → lightTime()</w:t>
+        <w:t>в коде: formulas.js → lightTime()</w:t>
       </w:r>
     </w:p>
     <w:p>
@@ -19383,7 +19150,7 @@
         <w:pStyle w:val="3"/>
       </w:pPr>
       <w:r>
-        <w:t>А.4. Абсолютная звёздная величина</w:t>
+        <w:t>А.6. Абсолютная звёздная величина</w:t>
       </w:r>
     </w:p>
     <w:p>
@@ -19514,7 +19281,7 @@
           <w:left w:w="10" w:type="dxa"/>
           <w:right w:w="10" w:type="dxa"/>
         </w:tblCellMar>
-        <w:tblLook w:val="04A0" w:firstRow="1" w:lastRow="0" w:firstColumn="1" w:lastColumn="0" w:noHBand="0" w:noVBand="1"/>
+        <w:tblLook w:val="0000" w:firstRow="0" w:lastRow="0" w:firstColumn="0" w:lastColumn="0" w:noHBand="0" w:noVBand="0"/>
       </w:tblPr>
       <w:tblGrid>
         <w:gridCol w:w="1700"/>
@@ -19945,7 +19712,7 @@
           <w:sz w:val="19"/>
           <w:szCs w:val="19"/>
         </w:rPr>
-        <w:t>Источник: LEXI Space · в коде: formulas.js → absoluteMagnitude()</w:t>
+        <w:t>в коде: formulas.js → absoluteMagnitude()</w:t>
       </w:r>
     </w:p>
     <w:p>
@@ -19953,7 +19720,7 @@
         <w:pStyle w:val="3"/>
       </w:pPr>
       <w:r>
-        <w:t>А.5. Светимость</w:t>
+        <w:t>А.7. Светимость</w:t>
       </w:r>
     </w:p>
     <w:p>
@@ -20070,7 +19837,6 @@
         <w:spacing w:after="120" w:line="300" w:lineRule="auto"/>
       </w:pPr>
       <w:r>
-        <w:lastRenderedPageBreak/>
         <w:t>Во сколько раз звезда мощнее Солнца.</w:t>
       </w:r>
     </w:p>
@@ -20089,7 +19855,7 @@
           <w:left w:w="10" w:type="dxa"/>
           <w:right w:w="10" w:type="dxa"/>
         </w:tblCellMar>
-        <w:tblLook w:val="04A0" w:firstRow="1" w:lastRow="0" w:firstColumn="1" w:lastColumn="0" w:noHBand="0" w:noVBand="1"/>
+        <w:tblLook w:val="0000" w:firstRow="0" w:lastRow="0" w:firstColumn="0" w:lastColumn="0" w:noHBand="0" w:noVBand="0"/>
       </w:tblPr>
       <w:tblGrid>
         <w:gridCol w:w="1700"/>
@@ -20393,7 +20159,7 @@
           <w:sz w:val="19"/>
           <w:szCs w:val="19"/>
         </w:rPr>
-        <w:t>Источник: LEXI Space · в коде: formulas.js → luminosity()</w:t>
+        <w:t>в коде: formulas.js → luminosity()</w:t>
       </w:r>
     </w:p>
     <w:p>
@@ -20401,7 +20167,7 @@
         <w:pStyle w:val="3"/>
       </w:pPr>
       <w:r>
-        <w:t>А.6. Температура по цвету (формула Бальестероса)</w:t>
+        <w:t>А.8. Температура по цвету (формула Бальестероса)</w:t>
       </w:r>
     </w:p>
     <w:p>
@@ -20570,6 +20336,7 @@
         <w:spacing w:after="120" w:line="300" w:lineRule="auto"/>
       </w:pPr>
       <w:r>
+        <w:lastRenderedPageBreak/>
         <w:t>Показатель цвета B−V даёт температуру поверхности; по ней же раскрашены звёзды в 3D.</w:t>
       </w:r>
     </w:p>
@@ -20588,7 +20355,7 @@
           <w:left w:w="10" w:type="dxa"/>
           <w:right w:w="10" w:type="dxa"/>
         </w:tblCellMar>
-        <w:tblLook w:val="04A0" w:firstRow="1" w:lastRow="0" w:firstColumn="1" w:lastColumn="0" w:noHBand="0" w:noVBand="1"/>
+        <w:tblLook w:val="0000" w:firstRow="0" w:lastRow="0" w:firstColumn="0" w:lastColumn="0" w:noHBand="0" w:noVBand="0"/>
       </w:tblPr>
       <w:tblGrid>
         <w:gridCol w:w="1700"/>
@@ -20635,17 +20402,7 @@
                 <w:sz w:val="19"/>
                 <w:szCs w:val="19"/>
               </w:rPr>
-              <w:t>Обоз</w:t>
-            </w:r>
-            <w:r>
-              <w:rPr>
-                <w:b/>
-                <w:bCs/>
-                <w:color w:val="8A6A26"/>
-                <w:sz w:val="19"/>
-                <w:szCs w:val="19"/>
-              </w:rPr>
-              <w:t>начение</w:t>
+              <w:t>Обозначение</w:t>
             </w:r>
           </w:p>
         </w:tc>
@@ -20914,7 +20671,7 @@
           <w:sz w:val="19"/>
           <w:szCs w:val="19"/>
         </w:rPr>
-        <w:t>Источник: LEXI Space · в коде: formulas.js → starTemperature()</w:t>
+        <w:t>в коде: formulas.js → starTemperature()</w:t>
       </w:r>
     </w:p>
     <w:p>
@@ -20922,7 +20679,7 @@
         <w:pStyle w:val="3"/>
       </w:pPr>
       <w:r>
-        <w:t>А.7. Закон Хаббла</w:t>
+        <w:t>А.9. Закон Хаббла</w:t>
       </w:r>
     </w:p>
     <w:p>
@@ -21007,7 +20764,7 @@
           <w:left w:w="10" w:type="dxa"/>
           <w:right w:w="10" w:type="dxa"/>
         </w:tblCellMar>
-        <w:tblLook w:val="04A0" w:firstRow="1" w:lastRow="0" w:firstColumn="1" w:lastColumn="0" w:noHBand="0" w:noVBand="1"/>
+        <w:tblLook w:val="0000" w:firstRow="0" w:lastRow="0" w:firstColumn="0" w:lastColumn="0" w:noHBand="0" w:noVBand="0"/>
       </w:tblPr>
       <w:tblGrid>
         <w:gridCol w:w="1700"/>
@@ -21311,7 +21068,7 @@
           <w:sz w:val="19"/>
           <w:szCs w:val="19"/>
         </w:rPr>
-        <w:t>Источник: LEXI Space · в коде: formulas.js → hubbleVelocity()</w:t>
+        <w:t>в коде: formulas.js → hubbleVelocity()</w:t>
       </w:r>
     </w:p>
     <w:p>
@@ -21319,12 +21076,12 @@
         <w:pStyle w:val="1"/>
         <w:pageBreakBefore/>
       </w:pPr>
-      <w:bookmarkStart w:id="8" w:name="_Toc243223560"/>
+      <w:bookmarkStart w:id="6" w:name="_Toc243260102"/>
       <w:r>
         <w:lastRenderedPageBreak/>
         <w:t>Алгоритмы LEXI Space</w:t>
       </w:r>
-      <w:bookmarkEnd w:id="8"/>
+      <w:bookmarkEnd w:id="6"/>
     </w:p>
     <w:p>
       <w:pPr>
@@ -21338,11 +21095,11 @@
       <w:pPr>
         <w:pStyle w:val="2"/>
       </w:pPr>
-      <w:bookmarkStart w:id="9" w:name="_Toc243223561"/>
+      <w:bookmarkStart w:id="7" w:name="_Toc243260103"/>
       <w:r>
         <w:t>1. Положение спутника по элементам TLE (SGP4)</w:t>
       </w:r>
-      <w:bookmarkEnd w:id="9"/>
+      <w:bookmarkEnd w:id="7"/>
     </w:p>
     <w:p>
       <w:pPr>
@@ -21354,7 +21111,7 @@
           <w:sz w:val="19"/>
           <w:szCs w:val="19"/>
         </w:rPr>
-        <w:t>Код: sit</w:t>
+        <w:t>Код: site/js/sats.js, netlify/f</w:t>
       </w:r>
       <w:r>
         <w:rPr>
@@ -21362,7 +21119,7 @@
           <w:sz w:val="19"/>
           <w:szCs w:val="19"/>
         </w:rPr>
-        <w:t>e/js/sats.js, netlify/functions/tle.mjs</w:t>
+        <w:t>unctions/tle.mjs</w:t>
       </w:r>
     </w:p>
     <w:p>
@@ -21370,7 +21127,7 @@
         <w:pStyle w:val="a4"/>
         <w:numPr>
           <w:ilvl w:val="0"/>
-          <w:numId w:val="3"/>
+          <w:numId w:val="2"/>
         </w:numPr>
         <w:spacing w:after="80" w:line="290" w:lineRule="auto"/>
       </w:pPr>
@@ -21383,15 +21140,15 @@
         <w:pStyle w:val="a4"/>
         <w:numPr>
           <w:ilvl w:val="0"/>
-          <w:numId w:val="3"/>
+          <w:numId w:val="2"/>
         </w:numPr>
         <w:spacing w:after="80" w:line="290" w:lineRule="auto"/>
       </w:pPr>
       <w:r>
-        <w:t xml:space="preserve">Каждая строка TLE </w:t>
+        <w:t>Каждая строка TLE проверяется по контроль</w:t>
       </w:r>
       <w:r>
-        <w:t>проверяется по контрольной сумме (алгоритм 7).</w:t>
+        <w:t>ной сумме (алгоритм 7).</w:t>
       </w:r>
     </w:p>
     <w:p>
@@ -21399,7 +21156,7 @@
         <w:pStyle w:val="a4"/>
         <w:numPr>
           <w:ilvl w:val="0"/>
-          <w:numId w:val="3"/>
+          <w:numId w:val="2"/>
         </w:numPr>
         <w:spacing w:after="80" w:line="290" w:lineRule="auto"/>
       </w:pPr>
@@ -21412,15 +21169,15 @@
         <w:pStyle w:val="a4"/>
         <w:numPr>
           <w:ilvl w:val="0"/>
-          <w:numId w:val="3"/>
+          <w:numId w:val="2"/>
         </w:numPr>
         <w:spacing w:after="80" w:line="290" w:lineRule="auto"/>
       </w:pPr>
       <w:r>
-        <w:t>Звёздное время по Гринвичу θ переводит положение в земную систему, отк</w:t>
+        <w:t xml:space="preserve">Звёздное время по Гринвичу θ переводит положение в земную систему, откуда получаются широта, </w:t>
       </w:r>
       <w:r>
-        <w:t>уда получаются широта, долгота и высота.</w:t>
+        <w:t>долгота и высота.</w:t>
       </w:r>
     </w:p>
     <w:p>
@@ -21428,7 +21185,7 @@
         <w:pStyle w:val="a4"/>
         <w:numPr>
           <w:ilvl w:val="0"/>
-          <w:numId w:val="3"/>
+          <w:numId w:val="2"/>
         </w:numPr>
         <w:spacing w:after="80" w:line="290" w:lineRule="auto"/>
       </w:pPr>
@@ -21751,11 +21508,11 @@
       <w:pPr>
         <w:pStyle w:val="2"/>
       </w:pPr>
-      <w:bookmarkStart w:id="10" w:name="_Toc243223562"/>
+      <w:bookmarkStart w:id="8" w:name="_Toc243260104"/>
       <w:r>
         <w:t>2. Доплеровский сдвиг для наблюдателя</w:t>
       </w:r>
-      <w:bookmarkEnd w:id="10"/>
+      <w:bookmarkEnd w:id="8"/>
     </w:p>
     <w:p>
       <w:pPr>
@@ -22051,11 +21808,11 @@
       <w:pPr>
         <w:pStyle w:val="2"/>
       </w:pPr>
-      <w:bookmarkStart w:id="11" w:name="_Toc243223563"/>
+      <w:bookmarkStart w:id="9" w:name="_Toc243260105"/>
       <w:r>
         <w:t>3. Следующий пролёт над наблюдателем</w:t>
       </w:r>
-      <w:bookmarkEnd w:id="11"/>
+      <w:bookmarkEnd w:id="9"/>
     </w:p>
     <w:p>
       <w:pPr>
@@ -22075,12 +21832,15 @@
         <w:pStyle w:val="a4"/>
         <w:numPr>
           <w:ilvl w:val="0"/>
-          <w:numId w:val="4"/>
+          <w:numId w:val="3"/>
         </w:numPr>
         <w:spacing w:after="80" w:line="290" w:lineRule="auto"/>
       </w:pPr>
       <w:r>
-        <w:t>От текущего момента идём шагом 30 секунд на 24 часа вперёд.</w:t>
+        <w:t>От текущего момента идём шагом 30 секунд</w:t>
+      </w:r>
+      <w:r>
+        <w:t xml:space="preserve"> на 24 часа вперёд.</w:t>
       </w:r>
     </w:p>
     <w:p>
@@ -22088,7 +21848,7 @@
         <w:pStyle w:val="a4"/>
         <w:numPr>
           <w:ilvl w:val="0"/>
-          <w:numId w:val="4"/>
+          <w:numId w:val="3"/>
         </w:numPr>
         <w:spacing w:after="80" w:line="290" w:lineRule="auto"/>
       </w:pPr>
@@ -22101,7 +21861,7 @@
         <w:pStyle w:val="a4"/>
         <w:numPr>
           <w:ilvl w:val="0"/>
-          <w:numId w:val="4"/>
+          <w:numId w:val="3"/>
         </w:numPr>
         <w:spacing w:after="80" w:line="290" w:lineRule="auto"/>
       </w:pPr>
@@ -22113,14 +21873,11 @@
       <w:pPr>
         <w:pStyle w:val="2"/>
       </w:pPr>
-      <w:bookmarkStart w:id="12" w:name="_Toc243223564"/>
+      <w:bookmarkStart w:id="10" w:name="_Toc243260106"/>
       <w:r>
-        <w:t>4. Геометр</w:t>
+        <w:t>4. Геометрия навигационных спутников (PDOP, HDOP)</w:t>
       </w:r>
-      <w:r>
-        <w:t>ия навигационных спутников (PDOP, HDOP)</w:t>
-      </w:r>
-      <w:bookmarkEnd w:id="12"/>
+      <w:bookmarkEnd w:id="10"/>
     </w:p>
     <w:p>
       <w:pPr>
@@ -23133,21 +22890,18 @@
         <w:spacing w:after="120" w:line="300" w:lineRule="auto"/>
       </w:pPr>
       <w:r>
-        <w:t>Матрица 4×4 обращается методом Гаусса — Жордана с выбором главного элемента. Пороги живого показателя: PDOP ≤ 4 — норма, 4…6 — внимание,</w:t>
-      </w:r>
-      <w:r>
-        <w:t xml:space="preserve"> больше 6 — тревога.</w:t>
+        <w:t>Матрица 4×4 обращается методом Гаусса — Жордана с выбором главного элемента. Пороги живого показателя: PDOP ≤ 4 — норма, 4…6 — внимание, больше 6 — тревога.</w:t>
       </w:r>
     </w:p>
     <w:p>
       <w:pPr>
         <w:pStyle w:val="2"/>
       </w:pPr>
-      <w:bookmarkStart w:id="13" w:name="_Toc243223565"/>
+      <w:bookmarkStart w:id="11" w:name="_Toc243260107"/>
       <w:r>
         <w:t>5. Доступность RAIM</w:t>
       </w:r>
-      <w:bookmarkEnd w:id="13"/>
+      <w:bookmarkEnd w:id="11"/>
     </w:p>
     <w:p>
       <w:pPr>
@@ -23177,7 +22931,7 @@
           <w:left w:w="10" w:type="dxa"/>
           <w:right w:w="10" w:type="dxa"/>
         </w:tblCellMar>
-        <w:tblLook w:val="04A0" w:firstRow="1" w:lastRow="0" w:firstColumn="1" w:lastColumn="0" w:noHBand="0" w:noVBand="1"/>
+        <w:tblLook w:val="0000" w:firstRow="0" w:lastRow="0" w:firstColumn="0" w:lastColumn="0" w:noHBand="0" w:noVBand="0"/>
       </w:tblPr>
       <w:tblGrid>
         <w:gridCol w:w="2600"/>
@@ -23589,11 +23343,11 @@
       <w:pPr>
         <w:pStyle w:val="2"/>
       </w:pPr>
-      <w:bookmarkStart w:id="14" w:name="_Toc243223566"/>
+      <w:bookmarkStart w:id="12" w:name="_Toc243260108"/>
       <w:r>
         <w:t>6. Фильтр Калмана по геолокации устройства</w:t>
       </w:r>
-      <w:bookmarkEnd w:id="14"/>
+      <w:bookmarkEnd w:id="12"/>
     </w:p>
     <w:p>
       <w:pPr>
@@ -23613,10 +23367,10 @@
         <w:spacing w:after="120" w:line="300" w:lineRule="auto"/>
       </w:pPr>
       <w:r>
-        <w:t>Координаты устройства переводятся в метры от первой точки, и каждая новая точка проходит тест хи-квадрат. Невозможный скачок — приз</w:t>
+        <w:t>Координаты устройства переводятся в метры от первой точки, и каждая новая точка проходит тест хи-квадрат. Невозможный скачок — признак сбоя или подмены, такая точка в фильтр</w:t>
       </w:r>
       <w:r>
-        <w:t>нак сбоя или подмены, такая точка в фильтр не принимается.</w:t>
+        <w:t xml:space="preserve"> не принимается.</w:t>
       </w:r>
     </w:p>
     <w:p>
@@ -25851,11 +25605,11 @@
       <w:pPr>
         <w:pStyle w:val="2"/>
       </w:pPr>
-      <w:bookmarkStart w:id="15" w:name="_Toc243223567"/>
+      <w:bookmarkStart w:id="13" w:name="_Toc243260109"/>
       <w:r>
         <w:t>7. Целостность орбитальных элементов</w:t>
       </w:r>
-      <w:bookmarkEnd w:id="15"/>
+      <w:bookmarkEnd w:id="13"/>
     </w:p>
     <w:p>
       <w:pPr>
@@ -25875,10 +25629,10 @@
         <w:spacing w:after="120" w:line="300" w:lineRule="auto"/>
       </w:pPr>
       <w:r>
-        <w:t>Контрольная сумма строки TLE — сумма цифр первых 68 символов плюс единица за каждый минус, по модулю 10; она долж</w:t>
+        <w:t>Контрольная сумма строки TLE — сумма цифр первых 68 символов плюс единица за каждый минус, по модулю 10; она должна совпасть с 69-м символом</w:t>
       </w:r>
       <w:r>
-        <w:t>на совпасть с 69-м символом:</w:t>
+        <w:t>:</w:t>
       </w:r>
     </w:p>
     <w:p>
@@ -26036,11 +25790,11 @@
       <w:pPr>
         <w:pStyle w:val="2"/>
       </w:pPr>
-      <w:bookmarkStart w:id="16" w:name="_Toc243223568"/>
+      <w:bookmarkStart w:id="14" w:name="_Toc243260110"/>
       <w:r>
         <w:t>8. МКС и Южно-Атлантическая аномалия</w:t>
       </w:r>
-      <w:bookmarkEnd w:id="16"/>
+      <w:bookmarkEnd w:id="14"/>
     </w:p>
     <w:p>
       <w:pPr>
@@ -26052,7 +25806,7 @@
           <w:sz w:val="19"/>
           <w:szCs w:val="19"/>
         </w:rPr>
-        <w:t>Код: site/js/s</w:t>
+        <w:t>Код: site/js/sats.js → inSaa(), site/js/s</w:t>
       </w:r>
       <w:r>
         <w:rPr>
@@ -26060,7 +25814,7 @@
           <w:sz w:val="19"/>
           <w:szCs w:val="19"/>
         </w:rPr>
-        <w:t>ats.js → inSaa(), site/js/security.js → checkSaa()</w:t>
+        <w:t>ecurity.js → checkSaa()</w:t>
       </w:r>
     </w:p>
     <w:p>
@@ -26397,11 +26151,11 @@
       <w:pPr>
         <w:pStyle w:val="2"/>
       </w:pPr>
-      <w:bookmarkStart w:id="17" w:name="_Toc243223569"/>
+      <w:bookmarkStart w:id="15" w:name="_Toc243260111"/>
       <w:r>
         <w:t>9. Подпись данных ML-DSA-65</w:t>
       </w:r>
-      <w:bookmarkEnd w:id="17"/>
+      <w:bookmarkEnd w:id="15"/>
     </w:p>
     <w:p>
       <w:pPr>
@@ -26413,7 +26167,15 @@
           <w:sz w:val="19"/>
           <w:szCs w:val="19"/>
         </w:rPr>
-        <w:t>Код: netlify/lib/signed.mjs, site/js/pq.js → verifySigned(), scripts/make-keys.mjs</w:t>
+        <w:t>Код: netlify/lib/signed.</w:t>
+      </w:r>
+      <w:r>
+        <w:rPr>
+          <w:color w:val="6B665D"/>
+          <w:sz w:val="19"/>
+          <w:szCs w:val="19"/>
+        </w:rPr>
+        <w:t>mjs, site/js/pq.js → verifySigned(), scripts/make-keys.mjs</w:t>
       </w:r>
     </w:p>
     <w:p>
@@ -26421,7 +26183,7 @@
         <w:pStyle w:val="a4"/>
         <w:numPr>
           <w:ilvl w:val="0"/>
-          <w:numId w:val="5"/>
+          <w:numId w:val="4"/>
         </w:numPr>
         <w:spacing w:after="80" w:line="290" w:lineRule="auto"/>
       </w:pPr>
@@ -26434,15 +26196,15 @@
         <w:pStyle w:val="a4"/>
         <w:numPr>
           <w:ilvl w:val="0"/>
-          <w:numId w:val="5"/>
+          <w:numId w:val="4"/>
         </w:numPr>
         <w:spacing w:after="80" w:line="290" w:lineRule="auto"/>
       </w:pPr>
       <w:r>
-        <w:t>Ответ функции</w:t>
+        <w:t>Ответ функции (орбиты, астероиды, индекс Kp) сериализуется в стро</w:t>
       </w:r>
       <w:r>
-        <w:t xml:space="preserve"> (орбиты, астероиды, индекс Kp) сериализуется в строку payload, и подписывается ровно эта строка.</w:t>
+        <w:t>ку payload, и подписывается ровно эта строка.</w:t>
       </w:r>
     </w:p>
     <w:p>
@@ -26450,7 +26212,7 @@
         <w:pStyle w:val="a4"/>
         <w:numPr>
           <w:ilvl w:val="0"/>
-          <w:numId w:val="5"/>
+          <w:numId w:val="4"/>
         </w:numPr>
         <w:spacing w:after="80" w:line="290" w:lineRule="auto"/>
       </w:pPr>
@@ -26463,15 +26225,15 @@
         <w:pStyle w:val="a4"/>
         <w:numPr>
           <w:ilvl w:val="0"/>
-          <w:numId w:val="5"/>
+          <w:numId w:val="4"/>
         </w:numPr>
         <w:spacing w:after="80" w:line="290" w:lineRule="auto"/>
       </w:pPr>
       <w:r>
-        <w:t>Браузер сверяет kid с опубликованным открытым к</w:t>
+        <w:t>Браузер сверяет kid с опубликованным открытым ключом (site/data/pq-public.json) и проверяет подпись</w:t>
       </w:r>
       <w:r>
-        <w:t>лючом (site/data/pq-public.json) и проверяет подпись. Нет ключа на сервере — alg: "none", это честно показывается как «нет подписи».</w:t>
+        <w:t>. Нет ключа на сервере — alg: "none", это честно показывается как «нет подписи».</w:t>
       </w:r>
     </w:p>
     <w:p>
@@ -26711,11 +26473,11 @@
       <w:pPr>
         <w:pStyle w:val="2"/>
       </w:pPr>
-      <w:bookmarkStart w:id="18" w:name="_Toc243223570"/>
+      <w:bookmarkStart w:id="16" w:name="_Toc243260112"/>
       <w:r>
         <w:t>10. Гибридный ключ X25519 + ML-KEM-768</w:t>
       </w:r>
-      <w:bookmarkEnd w:id="18"/>
+      <w:bookmarkEnd w:id="16"/>
     </w:p>
     <w:p>
       <w:pPr>
@@ -26735,7 +26497,7 @@
         <w:pStyle w:val="a4"/>
         <w:numPr>
           <w:ilvl w:val="0"/>
-          <w:numId w:val="6"/>
+          <w:numId w:val="5"/>
         </w:numPr>
         <w:spacing w:after="80" w:line="290" w:lineRule="auto"/>
       </w:pPr>
@@ -26748,16 +26510,16 @@
         <w:pStyle w:val="a4"/>
         <w:numPr>
           <w:ilvl w:val="0"/>
-          <w:numId w:val="6"/>
+          <w:numId w:val="5"/>
         </w:numPr>
         <w:spacing w:after="80" w:line="290" w:lineRule="auto"/>
       </w:pPr>
       <w:r>
         <w:lastRenderedPageBreak/>
-        <w:t>Аппарат со</w:t>
+        <w:t>Аппарат создаёт пару X25519 (b, B = bG), инкапсулирует общий секрет под ek</w:t>
       </w:r>
       <w:r>
-        <w:t>здаёт пару X25519 (b, B = bG), инкапсулирует общий секрет под ek и считает классический общий секрет.</w:t>
+        <w:t xml:space="preserve"> и считает классический общий секрет.</w:t>
       </w:r>
     </w:p>
     <w:p>
@@ -26765,7 +26527,7 @@
         <w:pStyle w:val="a4"/>
         <w:numPr>
           <w:ilvl w:val="0"/>
-          <w:numId w:val="6"/>
+          <w:numId w:val="5"/>
         </w:numPr>
         <w:spacing w:after="80" w:line="290" w:lineRule="auto"/>
       </w:pPr>
@@ -26778,15 +26540,15 @@
         <w:pStyle w:val="a4"/>
         <w:numPr>
           <w:ilvl w:val="0"/>
-          <w:numId w:val="6"/>
+          <w:numId w:val="5"/>
         </w:numPr>
         <w:spacing w:after="80" w:line="290" w:lineRule="auto"/>
       </w:pPr>
       <w:r>
-        <w:t>Обе стороны выводят ключ HKDF-SHA256 из обоих секретов и транскрипта и сверяют результ</w:t>
+        <w:t xml:space="preserve">Обе стороны выводят ключ HKDF-SHA256 из обоих секретов и транскрипта и сверяют результат. Живой показатель проверяет, что ключи совпали, и показывает </w:t>
       </w:r>
       <w:r>
-        <w:t>ат. Живой показатель проверяет, что ключи совпали, и показывает время в миллисекундах.</w:t>
+        <w:t>время в миллисекундах.</w:t>
       </w:r>
     </w:p>
     <w:p>
@@ -27348,11 +27110,11 @@
       <w:pPr>
         <w:pStyle w:val="2"/>
       </w:pPr>
-      <w:bookmarkStart w:id="19" w:name="_Toc243223571"/>
+      <w:bookmarkStart w:id="17" w:name="_Toc243260113"/>
       <w:r>
         <w:t>11. Подавление помехи антенной решёткой (калькулятор MVDR)</w:t>
       </w:r>
-      <w:bookmarkEnd w:id="19"/>
+      <w:bookmarkEnd w:id="17"/>
     </w:p>
     <w:p>
       <w:pPr>
@@ -27364,7 +27126,15 @@
           <w:sz w:val="19"/>
           <w:szCs w:val="19"/>
         </w:rPr>
-        <w:t>Код: site/js/formulas.js → mvdrSuppression()</w:t>
+        <w:t>Код: si</w:t>
+      </w:r>
+      <w:r>
+        <w:rPr>
+          <w:color w:val="6B665D"/>
+          <w:sz w:val="19"/>
+          <w:szCs w:val="19"/>
+        </w:rPr>
+        <w:t>te/js/formulas.js → mvdrSuppression()</w:t>
       </w:r>
     </w:p>
     <w:p>
@@ -27372,10 +27142,7 @@
         <w:spacing w:after="120" w:line="300" w:lineRule="auto"/>
       </w:pPr>
       <w:r>
-        <w:t>Линейная решётка из N элементов с шагом λ/2, шум единичной мощности, одна помеха мощностью J с направления θ_J. Обратная ковариационная матрица — по фор</w:t>
-      </w:r>
-      <w:r>
-        <w:t>муле Шермана — Моррисона, без общего обращения матриц:</w:t>
+        <w:t>Линейная решётка из N элементов с шагом λ/2, шум единичной мощности, одна помеха мощностью J с направления θ_J. Обратная ковариационная матрица — по формуле Шермана — Моррисона, без общего обращения матриц:</w:t>
       </w:r>
     </w:p>
     <w:p>
@@ -28221,26 +27988,18 @@
           <w:sz w:val="19"/>
           <w:szCs w:val="19"/>
         </w:rPr>
-        <w:t>Это идеальная модель: на практике ошибки калибровки ог</w:t>
-      </w:r>
-      <w:r>
-        <w:rPr>
-          <w:color w:val="6B665D"/>
-          <w:sz w:val="19"/>
-          <w:szCs w:val="19"/>
-        </w:rPr>
-        <w:t>раничивают подавление 30–50 дБ, калькулятор так и пишет.</w:t>
+        <w:t>Это идеальная модель: на практике ошибки калибровки ограничивают подавление 30–50 дБ, калькулятор так и пишет.</w:t>
       </w:r>
     </w:p>
     <w:p>
       <w:pPr>
         <w:pStyle w:val="2"/>
       </w:pPr>
-      <w:bookmarkStart w:id="20" w:name="_Toc243223572"/>
+      <w:bookmarkStart w:id="18" w:name="_Toc243260114"/>
       <w:r>
         <w:t>12. Квантиль распределения хи-квадрат</w:t>
       </w:r>
-      <w:bookmarkEnd w:id="20"/>
+      <w:bookmarkEnd w:id="18"/>
     </w:p>
     <w:p>
       <w:pPr>
@@ -28260,10 +28019,7 @@
         <w:spacing w:after="120" w:line="300" w:lineRule="auto"/>
       </w:pPr>
       <w:r>
-        <w:t>Порог теста хи-квадрат считается приближением Уилсона — Хилферти (точность лучше 1 % при m ≥ 2), квантиль нормального р</w:t>
-      </w:r>
-      <w:r>
-        <w:t>аспределения z — рациональным приближением Акклама:</w:t>
+        <w:t>Порог теста хи-квадрат считается приближением Уилсона — Хилферти (точность лучше 1 % при m ≥ 2), квантиль нормального распределения z — рациональным приближением Акклама:</w:t>
       </w:r>
     </w:p>
     <w:p>
@@ -28485,11 +28241,11 @@
       <w:pPr>
         <w:pStyle w:val="2"/>
       </w:pPr>
-      <w:bookmarkStart w:id="21" w:name="_Toc243223573"/>
+      <w:bookmarkStart w:id="19" w:name="_Toc243260115"/>
       <w:r>
         <w:t>13. Небо над наблюдателем</w:t>
       </w:r>
-      <w:bookmarkEnd w:id="21"/>
+      <w:bookmarkEnd w:id="19"/>
     </w:p>
     <w:p>
       <w:pPr>
@@ -28509,7 +28265,7 @@
         <w:pStyle w:val="a4"/>
         <w:numPr>
           <w:ilvl w:val="0"/>
-          <w:numId w:val="7"/>
+          <w:numId w:val="6"/>
         </w:numPr>
         <w:spacing w:after="80" w:line="290" w:lineRule="auto"/>
       </w:pPr>
@@ -28522,12 +28278,15 @@
         <w:pStyle w:val="a4"/>
         <w:numPr>
           <w:ilvl w:val="0"/>
-          <w:numId w:val="7"/>
+          <w:numId w:val="6"/>
         </w:numPr>
         <w:spacing w:after="80" w:line="290" w:lineRule="auto"/>
       </w:pPr>
       <w:r>
-        <w:t>Каждый кадр строится поворот J2000 → горизонт наблюдателя (astronomy-engine, Rotation_EQJ_HOR): ось x смотрит на север, y — на запад, z — в зенит.</w:t>
+        <w:t>Каждый кадр строится поворот J2000 → горизонт наблюдателя (astronomy-engin</w:t>
+      </w:r>
+      <w:r>
+        <w:t>e, Rotation_EQJ_HOR): ось x смотрит на север, y — на запад, z — в зенит.</w:t>
       </w:r>
     </w:p>
     <w:p>
@@ -28535,7 +28294,7 @@
         <w:pStyle w:val="a4"/>
         <w:numPr>
           <w:ilvl w:val="0"/>
-          <w:numId w:val="7"/>
+          <w:numId w:val="6"/>
         </w:numPr>
         <w:spacing w:after="80" w:line="290" w:lineRule="auto"/>
       </w:pPr>
@@ -28548,7 +28307,7 @@
         <w:pStyle w:val="a4"/>
         <w:numPr>
           <w:ilvl w:val="0"/>
-          <w:numId w:val="7"/>
+          <w:numId w:val="6"/>
         </w:numPr>
         <w:spacing w:after="80" w:line="290" w:lineRule="auto"/>
       </w:pPr>
@@ -28561,7 +28320,7 @@
         <w:pStyle w:val="a4"/>
         <w:numPr>
           <w:ilvl w:val="0"/>
-          <w:numId w:val="7"/>
+          <w:numId w:val="6"/>
         </w:numPr>
         <w:spacing w:after="80" w:line="290" w:lineRule="auto"/>
       </w:pPr>
@@ -28868,12 +28627,12 @@
       <w:pPr>
         <w:pStyle w:val="2"/>
       </w:pPr>
-      <w:bookmarkStart w:id="22" w:name="_Toc243223574"/>
+      <w:bookmarkStart w:id="20" w:name="_Toc243260116"/>
       <w:r>
         <w:lastRenderedPageBreak/>
         <w:t>14. Цвет и размер звёзд</w:t>
       </w:r>
-      <w:bookmarkEnd w:id="22"/>
+      <w:bookmarkEnd w:id="20"/>
     </w:p>
     <w:p>
       <w:pPr>
@@ -28893,10 +28652,7 @@
         <w:spacing w:after="120" w:line="300" w:lineRule="auto"/>
       </w:pPr>
       <w:r>
-        <w:t>Температура — по показателю цвета B−V (формула Бальестероса, см. А.6), цвет — как у абсолютно чёрно</w:t>
-      </w:r>
-      <w:r>
-        <w:t>го тела (приближение Таннера Хелланда). Размер точки на экране — от звёздной величины:</w:t>
+        <w:t>Температура — по показателю цвета B−V (формула Бальестероса, см. А.6), цвет — как у абсолютно чёрного тела (приближение Таннера Хелланда). Размер точки на экране — от звёздной величины:</w:t>
       </w:r>
     </w:p>
     <w:p>
@@ -29009,11 +28765,14 @@
       <w:pPr>
         <w:pStyle w:val="2"/>
       </w:pPr>
-      <w:bookmarkStart w:id="23" w:name="_Toc243223575"/>
+      <w:bookmarkStart w:id="21" w:name="_Toc243260117"/>
       <w:r>
-        <w:t>15. Масштаб Солнечной системы</w:t>
+        <w:t>15. Масштаб Солнечной систе</w:t>
       </w:r>
-      <w:bookmarkEnd w:id="23"/>
+      <w:r>
+        <w:t>мы</w:t>
+      </w:r>
+      <w:bookmarkEnd w:id="21"/>
     </w:p>
     <w:p>
       <w:pPr>
@@ -29033,10 +28792,7 @@
         <w:spacing w:after="120" w:line="300" w:lineRule="auto"/>
       </w:pPr>
       <w:r>
-        <w:t>Расстояния сжаты, чтобы от Меркурия до Плутона всё помещалось на экране, а</w:t>
-      </w:r>
-      <w:r>
-        <w:t xml:space="preserve"> направления и порядок сохранялись; размеры планет увеличены:</w:t>
+        <w:t>Расстояния сжаты, чтобы от Меркурия до Плутона всё помещалось на экране, а направления и порядок сохранялись; размеры планет увеличены:</w:t>
       </w:r>
     </w:p>
     <w:p>
@@ -29238,18 +28994,26 @@
           <w:sz w:val="19"/>
           <w:szCs w:val="19"/>
         </w:rPr>
-        <w:t>a — расстояние от Солнца в астрономических единицах (настоящее, на текущий момент), R — радиус планеты.</w:t>
+        <w:t>a — расстояние от Солнца в астрономических единиц</w:t>
+      </w:r>
+      <w:r>
+        <w:rPr>
+          <w:color w:val="6B665D"/>
+          <w:sz w:val="19"/>
+          <w:szCs w:val="19"/>
+        </w:rPr>
+        <w:t>ах (настоящее, на текущий момент), R — радиус планеты.</w:t>
       </w:r>
     </w:p>
     <w:p>
       <w:pPr>
         <w:pStyle w:val="2"/>
       </w:pPr>
-      <w:bookmarkStart w:id="24" w:name="_Toc243223576"/>
+      <w:bookmarkStart w:id="22" w:name="_Toc243260118"/>
       <w:r>
         <w:t>16. Поиск ответа для LexiAI</w:t>
       </w:r>
-      <w:bookmarkEnd w:id="24"/>
+      <w:bookmarkEnd w:id="22"/>
     </w:p>
     <w:p>
       <w:pPr>
@@ -29261,15 +29025,7 @@
           <w:sz w:val="19"/>
           <w:szCs w:val="19"/>
         </w:rPr>
-        <w:t>Код: site/js/db.</w:t>
-      </w:r>
-      <w:r>
-        <w:rPr>
-          <w:color w:val="6B665D"/>
-          <w:sz w:val="19"/>
-          <w:szCs w:val="19"/>
-        </w:rPr>
-        <w:t>js → searchKnowledge(), ai/retrieval.py (копия для обучения)</w:t>
+        <w:t>Код: site/js/db.js → searchKnowledge(), ai/retrieval.py (копия для обучения)</w:t>
       </w:r>
     </w:p>
     <w:p>
@@ -29277,7 +29033,7 @@
         <w:pStyle w:val="a4"/>
         <w:numPr>
           <w:ilvl w:val="0"/>
-          <w:numId w:val="8"/>
+          <w:numId w:val="7"/>
         </w:numPr>
         <w:spacing w:after="80" w:line="290" w:lineRule="auto"/>
       </w:pPr>
@@ -29290,15 +29046,15 @@
         <w:pStyle w:val="a4"/>
         <w:numPr>
           <w:ilvl w:val="0"/>
-          <w:numId w:val="8"/>
+          <w:numId w:val="7"/>
         </w:numPr>
         <w:spacing w:after="80" w:line="290" w:lineRule="auto"/>
       </w:pPr>
       <w:r>
-        <w:t>Разговорные слова дополняются терминами из таблицы ai_synonyms: «навигатор» → GNSS, спуфинг, глушени</w:t>
+        <w:t>Р</w:t>
       </w:r>
       <w:r>
-        <w:t>е; «хакер» → атака, телекоманда.</w:t>
+        <w:t>азговорные слова дополняются терминами из таблицы ai_synonyms: «навигатор» → GNSS, спуфинг, глушение; «хакер» → атака, телекоманда.</w:t>
       </w:r>
     </w:p>
     <w:p>
@@ -29306,7 +29062,7 @@
         <w:pStyle w:val="a4"/>
         <w:numPr>
           <w:ilvl w:val="0"/>
-          <w:numId w:val="8"/>
+          <w:numId w:val="7"/>
         </w:numPr>
         <w:spacing w:after="80" w:line="290" w:lineRule="auto"/>
       </w:pPr>
@@ -29319,15 +29075,15 @@
         <w:pStyle w:val="a4"/>
         <w:numPr>
           <w:ilvl w:val="0"/>
-          <w:numId w:val="8"/>
+          <w:numId w:val="7"/>
         </w:numPr>
         <w:spacing w:after="80" w:line="290" w:lineRule="auto"/>
       </w:pPr>
       <w:r>
-        <w:t>Полнотекстовый индекс FTS4 по 1618 фрагментам (модули разрезаны на отдельные пункты). Оценка — ниже. Остаются фрагменты н</w:t>
+        <w:t xml:space="preserve">Полнотекстовый индекс </w:t>
       </w:r>
       <w:r>
-        <w:t>е хуже 45 % от лучшего, не больше четырёх.</w:t>
+        <w:t>FTS4 по 1618 фрагментам (модули разрезаны на отдельные пункты). Оценка — ниже. Остаются фрагменты не хуже 45 % от лучшего, не больше четырёх.</w:t>
       </w:r>
     </w:p>
     <w:p>
@@ -29335,12 +29091,15 @@
         <w:pStyle w:val="a4"/>
         <w:numPr>
           <w:ilvl w:val="0"/>
-          <w:numId w:val="8"/>
+          <w:numId w:val="7"/>
         </w:numPr>
         <w:spacing w:after="80" w:line="290" w:lineRule="auto"/>
       </w:pPr>
       <w:r>
-        <w:t>Каждый фрагмент обрезается до 700 символов по границе предложения — так весь запрос помещается в окно модели (2048 токенов).</w:t>
+        <w:t>Каждый фрагмент обрезается до 700 символов по границе предложения — так весь запрос помещается в окно модели (2048</w:t>
+      </w:r>
+      <w:r>
+        <w:t xml:space="preserve"> токенов).</w:t>
       </w:r>
     </w:p>
     <w:p>
@@ -29348,7 +29107,7 @@
         <w:pStyle w:val="a4"/>
         <w:numPr>
           <w:ilvl w:val="0"/>
-          <w:numId w:val="8"/>
+          <w:numId w:val="7"/>
         </w:numPr>
         <w:spacing w:after="80" w:line="290" w:lineRule="auto"/>
       </w:pPr>
@@ -29597,26 +29356,18 @@
           <w:sz w:val="19"/>
           <w:szCs w:val="19"/>
         </w:rPr>
-        <w:t>k = 3 для заголовка и 1 для текста, N — число фрагментов, d</w:t>
-      </w:r>
-      <w:r>
-        <w:rPr>
-          <w:color w:val="6B665D"/>
-          <w:sz w:val="19"/>
-          <w:szCs w:val="19"/>
-        </w:rPr>
-        <w:t>f — в скольких фрагментах встречается слово (редкие слова весят больше).</w:t>
+        <w:t>k = 3 для заголовка и 1 для текста, N — число фрагментов, df — в скольких фрагментах встречается слово (редкие слова весят больше).</w:t>
       </w:r>
     </w:p>
     <w:p>
       <w:pPr>
         <w:pStyle w:val="2"/>
       </w:pPr>
-      <w:bookmarkStart w:id="25" w:name="_Toc243223577"/>
+      <w:bookmarkStart w:id="23" w:name="_Toc243260119"/>
       <w:r>
         <w:t>17. Обучение LexiAI</w:t>
       </w:r>
-      <w:bookmarkEnd w:id="25"/>
+      <w:bookmarkEnd w:id="23"/>
     </w:p>
     <w:p>
       <w:pPr>
@@ -29636,7 +29387,7 @@
         <w:pStyle w:val="a4"/>
         <w:numPr>
           <w:ilvl w:val="0"/>
-          <w:numId w:val="9"/>
+          <w:numId w:val="8"/>
         </w:numPr>
         <w:spacing w:after="80" w:line="290" w:lineRule="auto"/>
       </w:pPr>
@@ -29649,7 +29400,7 @@
         <w:pStyle w:val="a4"/>
         <w:numPr>
           <w:ilvl w:val="0"/>
-          <w:numId w:val="9"/>
+          <w:numId w:val="8"/>
         </w:numPr>
         <w:spacing w:after="80" w:line="290" w:lineRule="auto"/>
       </w:pPr>
@@ -29666,7 +29417,7 @@
         <w:pStyle w:val="a4"/>
         <w:numPr>
           <w:ilvl w:val="0"/>
-          <w:numId w:val="9"/>
+          <w:numId w:val="8"/>
         </w:numPr>
         <w:spacing w:after="80" w:line="290" w:lineRule="auto"/>
       </w:pPr>
@@ -29682,7 +29433,7 @@
         <w:pStyle w:val="a4"/>
         <w:numPr>
           <w:ilvl w:val="0"/>
-          <w:numId w:val="9"/>
+          <w:numId w:val="8"/>
         </w:numPr>
         <w:spacing w:after="80" w:line="290" w:lineRule="auto"/>
       </w:pPr>
@@ -29695,7 +29446,7 @@
         <w:pStyle w:val="a4"/>
         <w:numPr>
           <w:ilvl w:val="0"/>
-          <w:numId w:val="9"/>
+          <w:numId w:val="8"/>
         </w:numPr>
         <w:spacing w:after="80" w:line="290" w:lineRule="auto"/>
       </w:pPr>
@@ -30070,12 +29821,12 @@
         <w:pStyle w:val="1"/>
         <w:pageBreakBefore/>
       </w:pPr>
-      <w:bookmarkStart w:id="26" w:name="_Toc243223578"/>
+      <w:bookmarkStart w:id="24" w:name="_Toc243260120"/>
       <w:r>
         <w:lastRenderedPageBreak/>
         <w:t>Сводная таблица формул</w:t>
       </w:r>
-      <w:bookmarkEnd w:id="26"/>
+      <w:bookmarkEnd w:id="24"/>
     </w:p>
     <w:tbl>
       <w:tblPr>
@@ -30092,7 +29843,7 @@
           <w:left w:w="10" w:type="dxa"/>
           <w:right w:w="10" w:type="dxa"/>
         </w:tblCellMar>
-        <w:tblLook w:val="04A0" w:firstRow="1" w:lastRow="0" w:firstColumn="1" w:lastColumn="0" w:noHBand="0" w:noVBand="1"/>
+        <w:tblLook w:val="0000" w:firstRow="0" w:lastRow="0" w:firstColumn="0" w:lastColumn="0" w:noHBand="0" w:noVBand="0"/>
       </w:tblPr>
       <w:tblGrid>
         <w:gridCol w:w="600"/>
@@ -33061,7 +32812,7 @@
                 <w:sz w:val="20"/>
                 <w:szCs w:val="20"/>
               </w:rPr>
-              <w:t>server.py</w:t>
+              <w:t>Астрономия</w:t>
             </w:r>
           </w:p>
         </w:tc>
@@ -33185,7 +32936,7 @@
                 <w:sz w:val="20"/>
                 <w:szCs w:val="20"/>
               </w:rPr>
-              <w:t>server.py</w:t>
+              <w:t>Астрономия</w:t>
             </w:r>
           </w:p>
         </w:tc>
@@ -34211,64 +33962,10 @@
 <file path=word/numbering.xml><?xml version="1.0" encoding="utf-8"?>
 <w:numbering xmlns:wpc="http://schemas.microsoft.com/office/word/2010/wordprocessingCanvas" xmlns:cx="http://schemas.microsoft.com/office/drawing/2014/chartex" xmlns:cx1="http://schemas.microsoft.com/office/drawing/2015/9/8/chartex" xmlns:mc="http://schemas.openxmlformats.org/markup-compatibility/2006" xmlns:o="urn:schemas-microsoft-com:office:office" xmlns:r="http://schemas.openxmlformats.org/officeDocument/2006/relationships" xmlns:m="http://schemas.openxmlformats.org/officeDocument/2006/math" xmlns:v="urn:schemas-microsoft-com:vml" xmlns:wp14="http://schemas.microsoft.com/office/word/2010/wordprocessingDrawing" xmlns:wp="http://schemas.openxmlformats.org/drawingml/2006/wordprocessingDrawing" xmlns:w10="urn:schemas-microsoft-com:office:word" xmlns:w="http://schemas.openxmlformats.org/wordprocessingml/2006/main" xmlns:w14="http://schemas.microsoft.com/office/word/2010/wordml" xmlns:w15="http://schemas.microsoft.com/office/word/2012/wordml" xmlns:w16se="http://schemas.microsoft.com/office/word/2015/wordml/symex" xmlns:wpg="http://schemas.microsoft.com/office/word/2010/wordprocessingGroup" xmlns:wpi="http://schemas.microsoft.com/office/word/2010/wordprocessingInk" xmlns:wne="http://schemas.microsoft.com/office/word/2006/wordml" xmlns:wps="http://schemas.microsoft.com/office/word/2010/wordprocessingShape" mc:Ignorable="w14 w15 w16se wp14">
   <w:abstractNum w:abstractNumId="0" w15:restartNumberingAfterBreak="0">
-    <w:nsid w:val="0FCB0D72"/>
+    <w:nsid w:val="0C392A20"/>
     <w:multiLevelType w:val="hybridMultilevel"/>
-    <w:tmpl w:val="F9F84698"/>
-    <w:lvl w:ilvl="0" w:tplc="891A49BC">
-      <w:start w:val="1"/>
-      <w:numFmt w:val="bullet"/>
-      <w:lvlText w:val="•"/>
-      <w:lvlJc w:val="left"/>
-      <w:pPr>
-        <w:ind w:left="540" w:hanging="300"/>
-      </w:pPr>
-    </w:lvl>
-    <w:lvl w:ilvl="1" w:tplc="0DF24B8C">
-      <w:numFmt w:val="decimal"/>
-      <w:lvlText w:val=""/>
-      <w:lvlJc w:val="left"/>
-    </w:lvl>
-    <w:lvl w:ilvl="2" w:tplc="96525DC0">
-      <w:numFmt w:val="decimal"/>
-      <w:lvlText w:val=""/>
-      <w:lvlJc w:val="left"/>
-    </w:lvl>
-    <w:lvl w:ilvl="3" w:tplc="16E49314">
-      <w:numFmt w:val="decimal"/>
-      <w:lvlText w:val=""/>
-      <w:lvlJc w:val="left"/>
-    </w:lvl>
-    <w:lvl w:ilvl="4" w:tplc="D6E4642A">
-      <w:numFmt w:val="decimal"/>
-      <w:lvlText w:val=""/>
-      <w:lvlJc w:val="left"/>
-    </w:lvl>
-    <w:lvl w:ilvl="5" w:tplc="3ECC8F12">
-      <w:numFmt w:val="decimal"/>
-      <w:lvlText w:val=""/>
-      <w:lvlJc w:val="left"/>
-    </w:lvl>
-    <w:lvl w:ilvl="6" w:tplc="0B482202">
-      <w:numFmt w:val="decimal"/>
-      <w:lvlText w:val=""/>
-      <w:lvlJc w:val="left"/>
-    </w:lvl>
-    <w:lvl w:ilvl="7" w:tplc="269A4628">
-      <w:numFmt w:val="decimal"/>
-      <w:lvlText w:val=""/>
-      <w:lvlJc w:val="left"/>
-    </w:lvl>
-    <w:lvl w:ilvl="8" w:tplc="EF7AD2AA">
-      <w:numFmt w:val="decimal"/>
-      <w:lvlText w:val=""/>
-      <w:lvlJc w:val="left"/>
-    </w:lvl>
-  </w:abstractNum>
-  <w:abstractNum w:abstractNumId="1" w15:restartNumberingAfterBreak="0">
-    <w:nsid w:val="33B5617E"/>
-    <w:multiLevelType w:val="hybridMultilevel"/>
-    <w:tmpl w:val="B260A6EA"/>
-    <w:lvl w:ilvl="0" w:tplc="D62E3FC2">
+    <w:tmpl w:val="847887AE"/>
+    <w:lvl w:ilvl="0" w:tplc="A86836AE">
       <w:start w:val="1"/>
       <w:numFmt w:val="decimal"/>
       <w:lvlText w:val="%1."/>
@@ -34277,322 +33974,52 @@
         <w:ind w:left="540" w:hanging="360"/>
       </w:pPr>
     </w:lvl>
-    <w:lvl w:ilvl="1" w:tplc="63BC9590">
+    <w:lvl w:ilvl="1" w:tplc="0622B4A8">
       <w:numFmt w:val="decimal"/>
       <w:lvlText w:val=""/>
       <w:lvlJc w:val="left"/>
     </w:lvl>
-    <w:lvl w:ilvl="2" w:tplc="292CFC9E">
+    <w:lvl w:ilvl="2" w:tplc="47666A28">
       <w:numFmt w:val="decimal"/>
       <w:lvlText w:val=""/>
       <w:lvlJc w:val="left"/>
     </w:lvl>
-    <w:lvl w:ilvl="3" w:tplc="F31E4594">
+    <w:lvl w:ilvl="3" w:tplc="ED9C288A">
       <w:numFmt w:val="decimal"/>
       <w:lvlText w:val=""/>
       <w:lvlJc w:val="left"/>
     </w:lvl>
-    <w:lvl w:ilvl="4" w:tplc="A4085390">
+    <w:lvl w:ilvl="4" w:tplc="BE181E92">
       <w:numFmt w:val="decimal"/>
       <w:lvlText w:val=""/>
       <w:lvlJc w:val="left"/>
     </w:lvl>
-    <w:lvl w:ilvl="5" w:tplc="0AE2F862">
+    <w:lvl w:ilvl="5" w:tplc="21923C3A">
       <w:numFmt w:val="decimal"/>
       <w:lvlText w:val=""/>
       <w:lvlJc w:val="left"/>
     </w:lvl>
-    <w:lvl w:ilvl="6" w:tplc="7AB26FD0">
+    <w:lvl w:ilvl="6" w:tplc="E4A400E0">
       <w:numFmt w:val="decimal"/>
       <w:lvlText w:val=""/>
       <w:lvlJc w:val="left"/>
     </w:lvl>
-    <w:lvl w:ilvl="7" w:tplc="07F6AB3C">
+    <w:lvl w:ilvl="7" w:tplc="E48C8162">
       <w:numFmt w:val="decimal"/>
       <w:lvlText w:val=""/>
       <w:lvlJc w:val="left"/>
     </w:lvl>
-    <w:lvl w:ilvl="8" w:tplc="9710C7B2">
+    <w:lvl w:ilvl="8" w:tplc="06A06256">
       <w:numFmt w:val="decimal"/>
       <w:lvlText w:val=""/>
       <w:lvlJc w:val="left"/>
     </w:lvl>
   </w:abstractNum>
-  <w:abstractNum w:abstractNumId="2" w15:restartNumberingAfterBreak="0">
-    <w:nsid w:val="38FA15D1"/>
+  <w:abstractNum w:abstractNumId="1" w15:restartNumberingAfterBreak="0">
+    <w:nsid w:val="427001B7"/>
     <w:multiLevelType w:val="hybridMultilevel"/>
-    <w:tmpl w:val="731215BA"/>
-    <w:lvl w:ilvl="0" w:tplc="02D27746">
-      <w:start w:val="1"/>
-      <w:numFmt w:val="decimal"/>
-      <w:lvlText w:val="%1."/>
-      <w:lvlJc w:val="left"/>
-      <w:pPr>
-        <w:ind w:left="540" w:hanging="360"/>
-      </w:pPr>
-    </w:lvl>
-    <w:lvl w:ilvl="1" w:tplc="3B602D6C">
-      <w:numFmt w:val="decimal"/>
-      <w:lvlText w:val=""/>
-      <w:lvlJc w:val="left"/>
-    </w:lvl>
-    <w:lvl w:ilvl="2" w:tplc="F224D208">
-      <w:numFmt w:val="decimal"/>
-      <w:lvlText w:val=""/>
-      <w:lvlJc w:val="left"/>
-    </w:lvl>
-    <w:lvl w:ilvl="3" w:tplc="3432EBF6">
-      <w:numFmt w:val="decimal"/>
-      <w:lvlText w:val=""/>
-      <w:lvlJc w:val="left"/>
-    </w:lvl>
-    <w:lvl w:ilvl="4" w:tplc="CC568BE8">
-      <w:numFmt w:val="decimal"/>
-      <w:lvlText w:val=""/>
-      <w:lvlJc w:val="left"/>
-    </w:lvl>
-    <w:lvl w:ilvl="5" w:tplc="B61E1D4C">
-      <w:numFmt w:val="decimal"/>
-      <w:lvlText w:val=""/>
-      <w:lvlJc w:val="left"/>
-    </w:lvl>
-    <w:lvl w:ilvl="6" w:tplc="439C468E">
-      <w:numFmt w:val="decimal"/>
-      <w:lvlText w:val=""/>
-      <w:lvlJc w:val="left"/>
-    </w:lvl>
-    <w:lvl w:ilvl="7" w:tplc="17C0898C">
-      <w:numFmt w:val="decimal"/>
-      <w:lvlText w:val=""/>
-      <w:lvlJc w:val="left"/>
-    </w:lvl>
-    <w:lvl w:ilvl="8" w:tplc="2E42EBE8">
-      <w:numFmt w:val="decimal"/>
-      <w:lvlText w:val=""/>
-      <w:lvlJc w:val="left"/>
-    </w:lvl>
-  </w:abstractNum>
-  <w:abstractNum w:abstractNumId="3" w15:restartNumberingAfterBreak="0">
-    <w:nsid w:val="438505EB"/>
-    <w:multiLevelType w:val="hybridMultilevel"/>
-    <w:tmpl w:val="63D8AF6E"/>
-    <w:lvl w:ilvl="0" w:tplc="949461D4">
-      <w:start w:val="1"/>
-      <w:numFmt w:val="decimal"/>
-      <w:lvlText w:val="%1."/>
-      <w:lvlJc w:val="left"/>
-      <w:pPr>
-        <w:ind w:left="540" w:hanging="360"/>
-      </w:pPr>
-    </w:lvl>
-    <w:lvl w:ilvl="1" w:tplc="851CF0A0">
-      <w:numFmt w:val="decimal"/>
-      <w:lvlText w:val=""/>
-      <w:lvlJc w:val="left"/>
-    </w:lvl>
-    <w:lvl w:ilvl="2" w:tplc="C4A0D1BA">
-      <w:numFmt w:val="decimal"/>
-      <w:lvlText w:val=""/>
-      <w:lvlJc w:val="left"/>
-    </w:lvl>
-    <w:lvl w:ilvl="3" w:tplc="8996EAC4">
-      <w:numFmt w:val="decimal"/>
-      <w:lvlText w:val=""/>
-      <w:lvlJc w:val="left"/>
-    </w:lvl>
-    <w:lvl w:ilvl="4" w:tplc="2834DF54">
-      <w:numFmt w:val="decimal"/>
-      <w:lvlText w:val=""/>
-      <w:lvlJc w:val="left"/>
-    </w:lvl>
-    <w:lvl w:ilvl="5" w:tplc="437EBE08">
-      <w:numFmt w:val="decimal"/>
-      <w:lvlText w:val=""/>
-      <w:lvlJc w:val="left"/>
-    </w:lvl>
-    <w:lvl w:ilvl="6" w:tplc="E1B47298">
-      <w:numFmt w:val="decimal"/>
-      <w:lvlText w:val=""/>
-      <w:lvlJc w:val="left"/>
-    </w:lvl>
-    <w:lvl w:ilvl="7" w:tplc="D17AF2DA">
-      <w:numFmt w:val="decimal"/>
-      <w:lvlText w:val=""/>
-      <w:lvlJc w:val="left"/>
-    </w:lvl>
-    <w:lvl w:ilvl="8" w:tplc="3DC03AAA">
-      <w:numFmt w:val="decimal"/>
-      <w:lvlText w:val=""/>
-      <w:lvlJc w:val="left"/>
-    </w:lvl>
-  </w:abstractNum>
-  <w:abstractNum w:abstractNumId="4" w15:restartNumberingAfterBreak="0">
-    <w:nsid w:val="4B1A77F3"/>
-    <w:multiLevelType w:val="hybridMultilevel"/>
-    <w:tmpl w:val="FAD2F5C8"/>
-    <w:lvl w:ilvl="0" w:tplc="C5FCD1D8">
-      <w:start w:val="1"/>
-      <w:numFmt w:val="decimal"/>
-      <w:lvlText w:val="%1."/>
-      <w:lvlJc w:val="left"/>
-      <w:pPr>
-        <w:ind w:left="540" w:hanging="360"/>
-      </w:pPr>
-    </w:lvl>
-    <w:lvl w:ilvl="1" w:tplc="C296A98C">
-      <w:numFmt w:val="decimal"/>
-      <w:lvlText w:val=""/>
-      <w:lvlJc w:val="left"/>
-    </w:lvl>
-    <w:lvl w:ilvl="2" w:tplc="EE18B48A">
-      <w:numFmt w:val="decimal"/>
-      <w:lvlText w:val=""/>
-      <w:lvlJc w:val="left"/>
-    </w:lvl>
-    <w:lvl w:ilvl="3" w:tplc="9698D108">
-      <w:numFmt w:val="decimal"/>
-      <w:lvlText w:val=""/>
-      <w:lvlJc w:val="left"/>
-    </w:lvl>
-    <w:lvl w:ilvl="4" w:tplc="C55E43E6">
-      <w:numFmt w:val="decimal"/>
-      <w:lvlText w:val=""/>
-      <w:lvlJc w:val="left"/>
-    </w:lvl>
-    <w:lvl w:ilvl="5" w:tplc="61FA130C">
-      <w:numFmt w:val="decimal"/>
-      <w:lvlText w:val=""/>
-      <w:lvlJc w:val="left"/>
-    </w:lvl>
-    <w:lvl w:ilvl="6" w:tplc="1D24459E">
-      <w:numFmt w:val="decimal"/>
-      <w:lvlText w:val=""/>
-      <w:lvlJc w:val="left"/>
-    </w:lvl>
-    <w:lvl w:ilvl="7" w:tplc="4CD86960">
-      <w:numFmt w:val="decimal"/>
-      <w:lvlText w:val=""/>
-      <w:lvlJc w:val="left"/>
-    </w:lvl>
-    <w:lvl w:ilvl="8" w:tplc="202A600A">
-      <w:numFmt w:val="decimal"/>
-      <w:lvlText w:val=""/>
-      <w:lvlJc w:val="left"/>
-    </w:lvl>
-  </w:abstractNum>
-  <w:abstractNum w:abstractNumId="5" w15:restartNumberingAfterBreak="0">
-    <w:nsid w:val="567B00C9"/>
-    <w:multiLevelType w:val="hybridMultilevel"/>
-    <w:tmpl w:val="AB9E3874"/>
-    <w:lvl w:ilvl="0" w:tplc="01FEDF90">
-      <w:start w:val="1"/>
-      <w:numFmt w:val="decimal"/>
-      <w:lvlText w:val="%1."/>
-      <w:lvlJc w:val="left"/>
-      <w:pPr>
-        <w:ind w:left="540" w:hanging="360"/>
-      </w:pPr>
-    </w:lvl>
-    <w:lvl w:ilvl="1" w:tplc="44201594">
-      <w:numFmt w:val="decimal"/>
-      <w:lvlText w:val=""/>
-      <w:lvlJc w:val="left"/>
-    </w:lvl>
-    <w:lvl w:ilvl="2" w:tplc="2B78E47A">
-      <w:numFmt w:val="decimal"/>
-      <w:lvlText w:val=""/>
-      <w:lvlJc w:val="left"/>
-    </w:lvl>
-    <w:lvl w:ilvl="3" w:tplc="BDD07BF6">
-      <w:numFmt w:val="decimal"/>
-      <w:lvlText w:val=""/>
-      <w:lvlJc w:val="left"/>
-    </w:lvl>
-    <w:lvl w:ilvl="4" w:tplc="F4F4BE98">
-      <w:numFmt w:val="decimal"/>
-      <w:lvlText w:val=""/>
-      <w:lvlJc w:val="left"/>
-    </w:lvl>
-    <w:lvl w:ilvl="5" w:tplc="4DB8EE92">
-      <w:numFmt w:val="decimal"/>
-      <w:lvlText w:val=""/>
-      <w:lvlJc w:val="left"/>
-    </w:lvl>
-    <w:lvl w:ilvl="6" w:tplc="E99EFD46">
-      <w:numFmt w:val="decimal"/>
-      <w:lvlText w:val=""/>
-      <w:lvlJc w:val="left"/>
-    </w:lvl>
-    <w:lvl w:ilvl="7" w:tplc="0660DC76">
-      <w:numFmt w:val="decimal"/>
-      <w:lvlText w:val=""/>
-      <w:lvlJc w:val="left"/>
-    </w:lvl>
-    <w:lvl w:ilvl="8" w:tplc="382C3D6A">
-      <w:numFmt w:val="decimal"/>
-      <w:lvlText w:val=""/>
-      <w:lvlJc w:val="left"/>
-    </w:lvl>
-  </w:abstractNum>
-  <w:abstractNum w:abstractNumId="6" w15:restartNumberingAfterBreak="0">
-    <w:nsid w:val="76BB4618"/>
-    <w:multiLevelType w:val="hybridMultilevel"/>
-    <w:tmpl w:val="A086C14E"/>
-    <w:lvl w:ilvl="0" w:tplc="6C8CB7C4">
-      <w:start w:val="1"/>
-      <w:numFmt w:val="decimal"/>
-      <w:lvlText w:val="%1."/>
-      <w:lvlJc w:val="left"/>
-      <w:pPr>
-        <w:ind w:left="540" w:hanging="360"/>
-      </w:pPr>
-    </w:lvl>
-    <w:lvl w:ilvl="1" w:tplc="8E0AABF2">
-      <w:numFmt w:val="decimal"/>
-      <w:lvlText w:val=""/>
-      <w:lvlJc w:val="left"/>
-    </w:lvl>
-    <w:lvl w:ilvl="2" w:tplc="FB324E6E">
-      <w:numFmt w:val="decimal"/>
-      <w:lvlText w:val=""/>
-      <w:lvlJc w:val="left"/>
-    </w:lvl>
-    <w:lvl w:ilvl="3" w:tplc="245EA33E">
-      <w:numFmt w:val="decimal"/>
-      <w:lvlText w:val=""/>
-      <w:lvlJc w:val="left"/>
-    </w:lvl>
-    <w:lvl w:ilvl="4" w:tplc="1D40A646">
-      <w:numFmt w:val="decimal"/>
-      <w:lvlText w:val=""/>
-      <w:lvlJc w:val="left"/>
-    </w:lvl>
-    <w:lvl w:ilvl="5" w:tplc="66A0A08A">
-      <w:numFmt w:val="decimal"/>
-      <w:lvlText w:val=""/>
-      <w:lvlJc w:val="left"/>
-    </w:lvl>
-    <w:lvl w:ilvl="6" w:tplc="52A0245E">
-      <w:numFmt w:val="decimal"/>
-      <w:lvlText w:val=""/>
-      <w:lvlJc w:val="left"/>
-    </w:lvl>
-    <w:lvl w:ilvl="7" w:tplc="9BEC12EA">
-      <w:numFmt w:val="decimal"/>
-      <w:lvlText w:val=""/>
-      <w:lvlJc w:val="left"/>
-    </w:lvl>
-    <w:lvl w:ilvl="8" w:tplc="148C9724">
-      <w:numFmt w:val="decimal"/>
-      <w:lvlText w:val=""/>
-      <w:lvlJc w:val="left"/>
-    </w:lvl>
-  </w:abstractNum>
-  <w:abstractNum w:abstractNumId="7" w15:restartNumberingAfterBreak="0">
-    <w:nsid w:val="785B7FB3"/>
-    <w:multiLevelType w:val="hybridMultilevel"/>
-    <w:tmpl w:val="BAFCE234"/>
-    <w:lvl w:ilvl="0" w:tplc="7A8CDC08">
+    <w:tmpl w:val="10D87464"/>
+    <w:lvl w:ilvl="0" w:tplc="818A0B72">
       <w:start w:val="1"/>
       <w:numFmt w:val="bullet"/>
       <w:lvlText w:val="●"/>
@@ -34601,7 +34028,7 @@
         <w:ind w:left="720" w:hanging="360"/>
       </w:pPr>
     </w:lvl>
-    <w:lvl w:ilvl="1" w:tplc="CEAC3692">
+    <w:lvl w:ilvl="1" w:tplc="7DAA643E">
       <w:start w:val="1"/>
       <w:numFmt w:val="bullet"/>
       <w:lvlText w:val="○"/>
@@ -34610,7 +34037,7 @@
         <w:ind w:left="1440" w:hanging="360"/>
       </w:pPr>
     </w:lvl>
-    <w:lvl w:ilvl="2" w:tplc="E06AE044">
+    <w:lvl w:ilvl="2" w:tplc="30BC185C">
       <w:start w:val="1"/>
       <w:numFmt w:val="bullet"/>
       <w:lvlText w:val="■"/>
@@ -34619,7 +34046,7 @@
         <w:ind w:left="2160" w:hanging="360"/>
       </w:pPr>
     </w:lvl>
-    <w:lvl w:ilvl="3" w:tplc="42ECDF8C">
+    <w:lvl w:ilvl="3" w:tplc="EBA0FAD4">
       <w:start w:val="1"/>
       <w:numFmt w:val="bullet"/>
       <w:lvlText w:val="●"/>
@@ -34628,7 +34055,7 @@
         <w:ind w:left="2880" w:hanging="360"/>
       </w:pPr>
     </w:lvl>
-    <w:lvl w:ilvl="4" w:tplc="8B3629EE">
+    <w:lvl w:ilvl="4" w:tplc="38DCD706">
       <w:start w:val="1"/>
       <w:numFmt w:val="bullet"/>
       <w:lvlText w:val="○"/>
@@ -34637,7 +34064,7 @@
         <w:ind w:left="3600" w:hanging="360"/>
       </w:pPr>
     </w:lvl>
-    <w:lvl w:ilvl="5" w:tplc="1062E228">
+    <w:lvl w:ilvl="5" w:tplc="8ADECBC6">
       <w:start w:val="1"/>
       <w:numFmt w:val="bullet"/>
       <w:lvlText w:val="■"/>
@@ -34646,7 +34073,7 @@
         <w:ind w:left="4320" w:hanging="360"/>
       </w:pPr>
     </w:lvl>
-    <w:lvl w:ilvl="6" w:tplc="DEE6D662">
+    <w:lvl w:ilvl="6" w:tplc="27CC0B68">
       <w:start w:val="1"/>
       <w:numFmt w:val="bullet"/>
       <w:lvlText w:val="●"/>
@@ -34655,7 +34082,7 @@
         <w:ind w:left="5040" w:hanging="360"/>
       </w:pPr>
     </w:lvl>
-    <w:lvl w:ilvl="7" w:tplc="08C82AAE">
+    <w:lvl w:ilvl="7" w:tplc="064A841C">
       <w:start w:val="1"/>
       <w:numFmt w:val="bullet"/>
       <w:lvlText w:val="●"/>
@@ -34664,7 +34091,7 @@
         <w:ind w:left="5760" w:hanging="360"/>
       </w:pPr>
     </w:lvl>
-    <w:lvl w:ilvl="8" w:tplc="C3E488A2">
+    <w:lvl w:ilvl="8" w:tplc="9ABA6736">
       <w:start w:val="1"/>
       <w:numFmt w:val="bullet"/>
       <w:lvlText w:val="●"/>
@@ -34674,11 +34101,11 @@
       </w:pPr>
     </w:lvl>
   </w:abstractNum>
-  <w:abstractNum w:abstractNumId="8" w15:restartNumberingAfterBreak="0">
-    <w:nsid w:val="7F4545C9"/>
+  <w:abstractNum w:abstractNumId="2" w15:restartNumberingAfterBreak="0">
+    <w:nsid w:val="42864CB7"/>
     <w:multiLevelType w:val="hybridMultilevel"/>
-    <w:tmpl w:val="F57635FE"/>
-    <w:lvl w:ilvl="0" w:tplc="E2F431E2">
+    <w:tmpl w:val="B094A842"/>
+    <w:lvl w:ilvl="0" w:tplc="8F24BAE6">
       <w:start w:val="1"/>
       <w:numFmt w:val="decimal"/>
       <w:lvlText w:val="%1."/>
@@ -34687,55 +34114,379 @@
         <w:ind w:left="540" w:hanging="360"/>
       </w:pPr>
     </w:lvl>
-    <w:lvl w:ilvl="1" w:tplc="14A2058C">
+    <w:lvl w:ilvl="1" w:tplc="AFD4D0A4">
       <w:numFmt w:val="decimal"/>
       <w:lvlText w:val=""/>
       <w:lvlJc w:val="left"/>
     </w:lvl>
-    <w:lvl w:ilvl="2" w:tplc="1C3EF242">
+    <w:lvl w:ilvl="2" w:tplc="E1E25D1C">
       <w:numFmt w:val="decimal"/>
       <w:lvlText w:val=""/>
       <w:lvlJc w:val="left"/>
     </w:lvl>
-    <w:lvl w:ilvl="3" w:tplc="547C99C4">
+    <w:lvl w:ilvl="3" w:tplc="67FCBB8E">
       <w:numFmt w:val="decimal"/>
       <w:lvlText w:val=""/>
       <w:lvlJc w:val="left"/>
     </w:lvl>
-    <w:lvl w:ilvl="4" w:tplc="59907160">
+    <w:lvl w:ilvl="4" w:tplc="E0B8A7F6">
       <w:numFmt w:val="decimal"/>
       <w:lvlText w:val=""/>
       <w:lvlJc w:val="left"/>
     </w:lvl>
-    <w:lvl w:ilvl="5" w:tplc="0D6C2776">
+    <w:lvl w:ilvl="5" w:tplc="0CF46EB8">
       <w:numFmt w:val="decimal"/>
       <w:lvlText w:val=""/>
       <w:lvlJc w:val="left"/>
     </w:lvl>
-    <w:lvl w:ilvl="6" w:tplc="2D022850">
+    <w:lvl w:ilvl="6" w:tplc="0FDCD00E">
       <w:numFmt w:val="decimal"/>
       <w:lvlText w:val=""/>
       <w:lvlJc w:val="left"/>
     </w:lvl>
-    <w:lvl w:ilvl="7" w:tplc="075216D2">
+    <w:lvl w:ilvl="7" w:tplc="5F665774">
       <w:numFmt w:val="decimal"/>
       <w:lvlText w:val=""/>
       <w:lvlJc w:val="left"/>
     </w:lvl>
-    <w:lvl w:ilvl="8" w:tplc="E3665864">
+    <w:lvl w:ilvl="8" w:tplc="50C4FE0A">
+      <w:numFmt w:val="decimal"/>
+      <w:lvlText w:val=""/>
+      <w:lvlJc w:val="left"/>
+    </w:lvl>
+  </w:abstractNum>
+  <w:abstractNum w:abstractNumId="3" w15:restartNumberingAfterBreak="0">
+    <w:nsid w:val="44134D53"/>
+    <w:multiLevelType w:val="hybridMultilevel"/>
+    <w:tmpl w:val="5E2AFAB4"/>
+    <w:lvl w:ilvl="0" w:tplc="56D46166">
+      <w:start w:val="1"/>
+      <w:numFmt w:val="decimal"/>
+      <w:lvlText w:val="%1."/>
+      <w:lvlJc w:val="left"/>
+      <w:pPr>
+        <w:ind w:left="540" w:hanging="360"/>
+      </w:pPr>
+    </w:lvl>
+    <w:lvl w:ilvl="1" w:tplc="0B8C3740">
+      <w:numFmt w:val="decimal"/>
+      <w:lvlText w:val=""/>
+      <w:lvlJc w:val="left"/>
+    </w:lvl>
+    <w:lvl w:ilvl="2" w:tplc="15CA5756">
+      <w:numFmt w:val="decimal"/>
+      <w:lvlText w:val=""/>
+      <w:lvlJc w:val="left"/>
+    </w:lvl>
+    <w:lvl w:ilvl="3" w:tplc="089A6F02">
+      <w:numFmt w:val="decimal"/>
+      <w:lvlText w:val=""/>
+      <w:lvlJc w:val="left"/>
+    </w:lvl>
+    <w:lvl w:ilvl="4" w:tplc="231420D0">
+      <w:numFmt w:val="decimal"/>
+      <w:lvlText w:val=""/>
+      <w:lvlJc w:val="left"/>
+    </w:lvl>
+    <w:lvl w:ilvl="5" w:tplc="0E6ED8DE">
+      <w:numFmt w:val="decimal"/>
+      <w:lvlText w:val=""/>
+      <w:lvlJc w:val="left"/>
+    </w:lvl>
+    <w:lvl w:ilvl="6" w:tplc="45DEA8AE">
+      <w:numFmt w:val="decimal"/>
+      <w:lvlText w:val=""/>
+      <w:lvlJc w:val="left"/>
+    </w:lvl>
+    <w:lvl w:ilvl="7" w:tplc="9BF0F4FC">
+      <w:numFmt w:val="decimal"/>
+      <w:lvlText w:val=""/>
+      <w:lvlJc w:val="left"/>
+    </w:lvl>
+    <w:lvl w:ilvl="8" w:tplc="28EC3502">
+      <w:numFmt w:val="decimal"/>
+      <w:lvlText w:val=""/>
+      <w:lvlJc w:val="left"/>
+    </w:lvl>
+  </w:abstractNum>
+  <w:abstractNum w:abstractNumId="4" w15:restartNumberingAfterBreak="0">
+    <w:nsid w:val="6D0F30EA"/>
+    <w:multiLevelType w:val="hybridMultilevel"/>
+    <w:tmpl w:val="936C02DE"/>
+    <w:lvl w:ilvl="0" w:tplc="55A634D0">
+      <w:start w:val="1"/>
+      <w:numFmt w:val="decimal"/>
+      <w:lvlText w:val="%1."/>
+      <w:lvlJc w:val="left"/>
+      <w:pPr>
+        <w:ind w:left="540" w:hanging="360"/>
+      </w:pPr>
+    </w:lvl>
+    <w:lvl w:ilvl="1" w:tplc="71064E6C">
+      <w:numFmt w:val="decimal"/>
+      <w:lvlText w:val=""/>
+      <w:lvlJc w:val="left"/>
+    </w:lvl>
+    <w:lvl w:ilvl="2" w:tplc="0D1AEDCA">
+      <w:numFmt w:val="decimal"/>
+      <w:lvlText w:val=""/>
+      <w:lvlJc w:val="left"/>
+    </w:lvl>
+    <w:lvl w:ilvl="3" w:tplc="ECEE0A72">
+      <w:numFmt w:val="decimal"/>
+      <w:lvlText w:val=""/>
+      <w:lvlJc w:val="left"/>
+    </w:lvl>
+    <w:lvl w:ilvl="4" w:tplc="02826C9C">
+      <w:numFmt w:val="decimal"/>
+      <w:lvlText w:val=""/>
+      <w:lvlJc w:val="left"/>
+    </w:lvl>
+    <w:lvl w:ilvl="5" w:tplc="39280622">
+      <w:numFmt w:val="decimal"/>
+      <w:lvlText w:val=""/>
+      <w:lvlJc w:val="left"/>
+    </w:lvl>
+    <w:lvl w:ilvl="6" w:tplc="83F6E500">
+      <w:numFmt w:val="decimal"/>
+      <w:lvlText w:val=""/>
+      <w:lvlJc w:val="left"/>
+    </w:lvl>
+    <w:lvl w:ilvl="7" w:tplc="B3043D34">
+      <w:numFmt w:val="decimal"/>
+      <w:lvlText w:val=""/>
+      <w:lvlJc w:val="left"/>
+    </w:lvl>
+    <w:lvl w:ilvl="8" w:tplc="54C21D00">
+      <w:numFmt w:val="decimal"/>
+      <w:lvlText w:val=""/>
+      <w:lvlJc w:val="left"/>
+    </w:lvl>
+  </w:abstractNum>
+  <w:abstractNum w:abstractNumId="5" w15:restartNumberingAfterBreak="0">
+    <w:nsid w:val="6EC840A3"/>
+    <w:multiLevelType w:val="hybridMultilevel"/>
+    <w:tmpl w:val="FE64FA80"/>
+    <w:lvl w:ilvl="0" w:tplc="BC22F1CA">
+      <w:start w:val="1"/>
+      <w:numFmt w:val="decimal"/>
+      <w:lvlText w:val="%1."/>
+      <w:lvlJc w:val="left"/>
+      <w:pPr>
+        <w:ind w:left="540" w:hanging="360"/>
+      </w:pPr>
+    </w:lvl>
+    <w:lvl w:ilvl="1" w:tplc="76AE85D8">
+      <w:numFmt w:val="decimal"/>
+      <w:lvlText w:val=""/>
+      <w:lvlJc w:val="left"/>
+    </w:lvl>
+    <w:lvl w:ilvl="2" w:tplc="2E4A4A9C">
+      <w:numFmt w:val="decimal"/>
+      <w:lvlText w:val=""/>
+      <w:lvlJc w:val="left"/>
+    </w:lvl>
+    <w:lvl w:ilvl="3" w:tplc="A3E62EE4">
+      <w:numFmt w:val="decimal"/>
+      <w:lvlText w:val=""/>
+      <w:lvlJc w:val="left"/>
+    </w:lvl>
+    <w:lvl w:ilvl="4" w:tplc="2FC4D9E8">
+      <w:numFmt w:val="decimal"/>
+      <w:lvlText w:val=""/>
+      <w:lvlJc w:val="left"/>
+    </w:lvl>
+    <w:lvl w:ilvl="5" w:tplc="2A208EB2">
+      <w:numFmt w:val="decimal"/>
+      <w:lvlText w:val=""/>
+      <w:lvlJc w:val="left"/>
+    </w:lvl>
+    <w:lvl w:ilvl="6" w:tplc="BB2E540E">
+      <w:numFmt w:val="decimal"/>
+      <w:lvlText w:val=""/>
+      <w:lvlJc w:val="left"/>
+    </w:lvl>
+    <w:lvl w:ilvl="7" w:tplc="F0741A66">
+      <w:numFmt w:val="decimal"/>
+      <w:lvlText w:val=""/>
+      <w:lvlJc w:val="left"/>
+    </w:lvl>
+    <w:lvl w:ilvl="8" w:tplc="429021A2">
+      <w:numFmt w:val="decimal"/>
+      <w:lvlText w:val=""/>
+      <w:lvlJc w:val="left"/>
+    </w:lvl>
+  </w:abstractNum>
+  <w:abstractNum w:abstractNumId="6" w15:restartNumberingAfterBreak="0">
+    <w:nsid w:val="724B0781"/>
+    <w:multiLevelType w:val="hybridMultilevel"/>
+    <w:tmpl w:val="1EE8FBA2"/>
+    <w:lvl w:ilvl="0" w:tplc="2FA09042">
+      <w:start w:val="1"/>
+      <w:numFmt w:val="bullet"/>
+      <w:lvlText w:val="•"/>
+      <w:lvlJc w:val="left"/>
+      <w:pPr>
+        <w:ind w:left="540" w:hanging="300"/>
+      </w:pPr>
+    </w:lvl>
+    <w:lvl w:ilvl="1" w:tplc="A02C5448">
+      <w:numFmt w:val="decimal"/>
+      <w:lvlText w:val=""/>
+      <w:lvlJc w:val="left"/>
+    </w:lvl>
+    <w:lvl w:ilvl="2" w:tplc="A2BC971C">
+      <w:numFmt w:val="decimal"/>
+      <w:lvlText w:val=""/>
+      <w:lvlJc w:val="left"/>
+    </w:lvl>
+    <w:lvl w:ilvl="3" w:tplc="96DAA840">
+      <w:numFmt w:val="decimal"/>
+      <w:lvlText w:val=""/>
+      <w:lvlJc w:val="left"/>
+    </w:lvl>
+    <w:lvl w:ilvl="4" w:tplc="53D6B5AA">
+      <w:numFmt w:val="decimal"/>
+      <w:lvlText w:val=""/>
+      <w:lvlJc w:val="left"/>
+    </w:lvl>
+    <w:lvl w:ilvl="5" w:tplc="D3169C98">
+      <w:numFmt w:val="decimal"/>
+      <w:lvlText w:val=""/>
+      <w:lvlJc w:val="left"/>
+    </w:lvl>
+    <w:lvl w:ilvl="6" w:tplc="F23A5FB4">
+      <w:numFmt w:val="decimal"/>
+      <w:lvlText w:val=""/>
+      <w:lvlJc w:val="left"/>
+    </w:lvl>
+    <w:lvl w:ilvl="7" w:tplc="02862B76">
+      <w:numFmt w:val="decimal"/>
+      <w:lvlText w:val=""/>
+      <w:lvlJc w:val="left"/>
+    </w:lvl>
+    <w:lvl w:ilvl="8" w:tplc="C8C019D2">
+      <w:numFmt w:val="decimal"/>
+      <w:lvlText w:val=""/>
+      <w:lvlJc w:val="left"/>
+    </w:lvl>
+  </w:abstractNum>
+  <w:abstractNum w:abstractNumId="7" w15:restartNumberingAfterBreak="0">
+    <w:nsid w:val="752D059F"/>
+    <w:multiLevelType w:val="hybridMultilevel"/>
+    <w:tmpl w:val="BB147BA0"/>
+    <w:lvl w:ilvl="0" w:tplc="44EA3924">
+      <w:start w:val="1"/>
+      <w:numFmt w:val="decimal"/>
+      <w:lvlText w:val="%1."/>
+      <w:lvlJc w:val="left"/>
+      <w:pPr>
+        <w:ind w:left="540" w:hanging="360"/>
+      </w:pPr>
+    </w:lvl>
+    <w:lvl w:ilvl="1" w:tplc="962A7340">
+      <w:numFmt w:val="decimal"/>
+      <w:lvlText w:val=""/>
+      <w:lvlJc w:val="left"/>
+    </w:lvl>
+    <w:lvl w:ilvl="2" w:tplc="BDC235FE">
+      <w:numFmt w:val="decimal"/>
+      <w:lvlText w:val=""/>
+      <w:lvlJc w:val="left"/>
+    </w:lvl>
+    <w:lvl w:ilvl="3" w:tplc="D7D0FA44">
+      <w:numFmt w:val="decimal"/>
+      <w:lvlText w:val=""/>
+      <w:lvlJc w:val="left"/>
+    </w:lvl>
+    <w:lvl w:ilvl="4" w:tplc="A73C4C68">
+      <w:numFmt w:val="decimal"/>
+      <w:lvlText w:val=""/>
+      <w:lvlJc w:val="left"/>
+    </w:lvl>
+    <w:lvl w:ilvl="5" w:tplc="C462A062">
+      <w:numFmt w:val="decimal"/>
+      <w:lvlText w:val=""/>
+      <w:lvlJc w:val="left"/>
+    </w:lvl>
+    <w:lvl w:ilvl="6" w:tplc="4C8E59CC">
+      <w:numFmt w:val="decimal"/>
+      <w:lvlText w:val=""/>
+      <w:lvlJc w:val="left"/>
+    </w:lvl>
+    <w:lvl w:ilvl="7" w:tplc="6978C08A">
+      <w:numFmt w:val="decimal"/>
+      <w:lvlText w:val=""/>
+      <w:lvlJc w:val="left"/>
+    </w:lvl>
+    <w:lvl w:ilvl="8" w:tplc="10E8D4A2">
+      <w:numFmt w:val="decimal"/>
+      <w:lvlText w:val=""/>
+      <w:lvlJc w:val="left"/>
+    </w:lvl>
+  </w:abstractNum>
+  <w:abstractNum w:abstractNumId="8" w15:restartNumberingAfterBreak="0">
+    <w:nsid w:val="75CF4FE0"/>
+    <w:multiLevelType w:val="hybridMultilevel"/>
+    <w:tmpl w:val="2BB2A318"/>
+    <w:lvl w:ilvl="0" w:tplc="7C728F00">
+      <w:start w:val="1"/>
+      <w:numFmt w:val="decimal"/>
+      <w:lvlText w:val="%1."/>
+      <w:lvlJc w:val="left"/>
+      <w:pPr>
+        <w:ind w:left="540" w:hanging="360"/>
+      </w:pPr>
+    </w:lvl>
+    <w:lvl w:ilvl="1" w:tplc="6A7206FC">
+      <w:numFmt w:val="decimal"/>
+      <w:lvlText w:val=""/>
+      <w:lvlJc w:val="left"/>
+    </w:lvl>
+    <w:lvl w:ilvl="2" w:tplc="687CE820">
+      <w:numFmt w:val="decimal"/>
+      <w:lvlText w:val=""/>
+      <w:lvlJc w:val="left"/>
+    </w:lvl>
+    <w:lvl w:ilvl="3" w:tplc="A32EA43C">
+      <w:numFmt w:val="decimal"/>
+      <w:lvlText w:val=""/>
+      <w:lvlJc w:val="left"/>
+    </w:lvl>
+    <w:lvl w:ilvl="4" w:tplc="306E5C6C">
+      <w:numFmt w:val="decimal"/>
+      <w:lvlText w:val=""/>
+      <w:lvlJc w:val="left"/>
+    </w:lvl>
+    <w:lvl w:ilvl="5" w:tplc="132257CC">
+      <w:numFmt w:val="decimal"/>
+      <w:lvlText w:val=""/>
+      <w:lvlJc w:val="left"/>
+    </w:lvl>
+    <w:lvl w:ilvl="6" w:tplc="93BE7984">
+      <w:numFmt w:val="decimal"/>
+      <w:lvlText w:val=""/>
+      <w:lvlJc w:val="left"/>
+    </w:lvl>
+    <w:lvl w:ilvl="7" w:tplc="5C14F8A6">
+      <w:numFmt w:val="decimal"/>
+      <w:lvlText w:val=""/>
+      <w:lvlJc w:val="left"/>
+    </w:lvl>
+    <w:lvl w:ilvl="8" w:tplc="B24CBCA0">
       <w:numFmt w:val="decimal"/>
       <w:lvlText w:val=""/>
       <w:lvlJc w:val="left"/>
     </w:lvl>
   </w:abstractNum>
   <w:num w:numId="1">
-    <w:abstractNumId w:val="7"/>
+    <w:abstractNumId w:val="1"/>
     <w:lvlOverride w:ilvl="0">
       <w:startOverride w:val="1"/>
     </w:lvlOverride>
   </w:num>
   <w:num w:numId="2">
-    <w:abstractNumId w:val="0"/>
+    <w:abstractNumId w:val="5"/>
     <w:lvlOverride w:ilvl="0">
       <w:startOverride w:val="1"/>
     </w:lvlOverride>
@@ -34747,37 +34498,31 @@
     </w:lvlOverride>
   </w:num>
   <w:num w:numId="4">
-    <w:abstractNumId w:val="5"/>
+    <w:abstractNumId w:val="3"/>
     <w:lvlOverride w:ilvl="0">
       <w:startOverride w:val="1"/>
     </w:lvlOverride>
   </w:num>
   <w:num w:numId="5">
-    <w:abstractNumId w:val="3"/>
+    <w:abstractNumId w:val="0"/>
     <w:lvlOverride w:ilvl="0">
       <w:startOverride w:val="1"/>
     </w:lvlOverride>
   </w:num>
   <w:num w:numId="6">
-    <w:abstractNumId w:val="8"/>
+    <w:abstractNumId w:val="7"/>
     <w:lvlOverride w:ilvl="0">
       <w:startOverride w:val="1"/>
     </w:lvlOverride>
   </w:num>
   <w:num w:numId="7">
-    <w:abstractNumId w:val="1"/>
+    <w:abstractNumId w:val="4"/>
     <w:lvlOverride w:ilvl="0">
       <w:startOverride w:val="1"/>
     </w:lvlOverride>
   </w:num>
   <w:num w:numId="8">
-    <w:abstractNumId w:val="4"/>
-    <w:lvlOverride w:ilvl="0">
-      <w:startOverride w:val="1"/>
-    </w:lvlOverride>
-  </w:num>
-  <w:num w:numId="9">
-    <w:abstractNumId w:val="6"/>
+    <w:abstractNumId w:val="8"/>
     <w:lvlOverride w:ilvl="0">
       <w:startOverride w:val="1"/>
     </w:lvlOverride>
@@ -35350,7 +35095,7 @@
     <w:autoRedefine/>
     <w:uiPriority w:val="39"/>
     <w:unhideWhenUsed/>
-    <w:rsid w:val="00E70A3C"/>
+    <w:rsid w:val="00456C48"/>
     <w:pPr>
       <w:spacing w:after="100"/>
     </w:pPr>
@@ -35362,7 +35107,7 @@
     <w:autoRedefine/>
     <w:uiPriority w:val="39"/>
     <w:unhideWhenUsed/>
-    <w:rsid w:val="00E70A3C"/>
+    <w:rsid w:val="00456C48"/>
     <w:pPr>
       <w:spacing w:after="100"/>
       <w:ind w:left="220"/>
